--- a/Bases de Datos II/Kit docente/Clase 2/Solucion Taller Clase 2 - VetCare.docx
+++ b/Bases de Datos II/Kit docente/Clase 2/Solucion Taller Clase 2 - VetCare.docx
@@ -3,358 +3,8005 @@
 <w:document xmlns:wpc="http://schemas.microsoft.com/office/word/2010/wordprocessingCanvas" xmlns:mo="http://schemas.microsoft.com/office/mac/office/2008/main" xmlns:mc="http://schemas.openxmlformats.org/markup-compatibility/2006" xmlns:mv="urn:schemas-microsoft-com:mac:vml" xmlns:o="urn:schemas-microsoft-com:office:office" xmlns:r="http://schemas.openxmlformats.org/officeDocument/2006/relationships" xmlns:m="http://schemas.openxmlformats.org/officeDocument/2006/math" xmlns:v="urn:schemas-microsoft-com:vml" xmlns:wp14="http://schemas.microsoft.com/office/word/2010/wordprocessingDrawing" xmlns:wp="http://schemas.openxmlformats.org/drawingml/2006/wordprocessingDrawing" xmlns:w10="urn:schemas-microsoft-com:office:word" xmlns:w="http://schemas.openxmlformats.org/wordprocessingml/2006/main" xmlns:w14="http://schemas.microsoft.com/office/word/2010/wordml" xmlns:wpg="http://schemas.microsoft.com/office/word/2010/wordprocessingGroup" xmlns:wpi="http://schemas.microsoft.com/office/word/2010/wordprocessingInk" xmlns:wne="http://schemas.microsoft.com/office/word/2006/wordml" xmlns:wps="http://schemas.microsoft.com/office/word/2010/wordprocessingShape" mc:Ignorable="w14 wp14">
   <w:body>
     <w:p>
-      <w:pPr>
-        <w:spacing w:after="160"/>
-        <w:shd w:val="clear" w:fill="095292"/>
-      </w:pPr>
-      <w:r>
-        <w:rPr>
-          <w:rFonts w:ascii="Calibri" w:hAnsi="Calibri" w:eastAsia="Calibri"/>
+      <w:r>
+        <w:rPr>
           <w:b/>
-          <w:color w:val="FFFFFF"/>
-          <w:sz w:val="26"/>
-        </w:rPr>
-        <w:t xml:space="preserve">  Solución Taller Clase 2 — Roles VetCare</w:t>
+          <w:color w:val="1A1C1D"/>
+          <w:sz w:val="44"/>
+        </w:rPr>
+        <w:t>Solucion del taller · Clase 2 · Administracion de BD y roles de VetCare</w:t>
       </w:r>
     </w:p>
     <w:p>
       <w:pPr>
-        <w:spacing w:after="120"/>
-        <w:shd w:val="clear" w:fill="FBE4E4"/>
+        <w:ind w:left="432"/>
+        <w:shd w:val="clear" w:fill="F7F7F8"/>
       </w:pPr>
       <w:r>
         <w:rPr>
-          <w:rFonts w:ascii="Calibri" w:hAnsi="Calibri" w:eastAsia="Calibri"/>
           <w:b/>
-          <w:color w:val="A02030"/>
+          <w:i/>
+          <w:color w:val="4A4A49"/>
+          <w:sz w:val="21"/>
+        </w:rPr>
+        <w:t>DOCUMENTO DOCENTE — PRIVADO.</w:t>
+      </w:r>
+      <w:r>
+        <w:rPr>
+          <w:b w:val="0"/>
+          <w:i/>
+          <w:color w:val="4A4A49"/>
+          <w:sz w:val="21"/>
+        </w:rPr>
+        <w:t xml:space="preserve"> No publicar en </w:t>
+      </w:r>
+      <w:r>
+        <w:rPr>
+          <w:rFonts w:ascii="Consolas" w:hAnsi="Consolas"/>
+          <w:i/>
+          <w:color w:val="111111"/>
+          <w:sz w:val="20"/>
+        </w:rPr>
+        <w:t>Clases/</w:t>
+      </w:r>
+      <w:r>
+        <w:rPr>
+          <w:b w:val="0"/>
+          <w:i/>
+          <w:color w:val="4A4A49"/>
+          <w:sz w:val="21"/>
+        </w:rPr>
+        <w:t xml:space="preserve"> ni en ExamLab antes del cierre de la entrega.</w:t>
+      </w:r>
+    </w:p>
+    <w:p>
+      <w:r>
+        <w:rPr>
+          <w:b/>
+          <w:color w:val="4A4A49"/>
           <w:sz w:val="22"/>
         </w:rPr>
-        <w:t>DOCUMENTO DOCENTE — PRIVADO (no va en Clases/)</w:t>
+        <w:t>Resumen:</w:t>
+      </w:r>
+      <w:r>
+        <w:rPr>
+          <w:b w:val="0"/>
+          <w:color w:val="4A4A49"/>
+          <w:sz w:val="22"/>
+        </w:rPr>
+        <w:t xml:space="preserve"> Los 4 roles de VetCare creados y verificados con SQL que corre, la superficie recortada con una vista y con privilegios por columna, la matriz de 10 objetos x 4 roles consistente con esos GRANT, y la politica de altas y bajas con el limite del entorno reconocido.</w:t>
       </w:r>
     </w:p>
     <w:p>
       <w:pPr>
-        <w:spacing w:after="120"/>
-        <w:shd w:val="clear" w:fill="E8F4FA"/>
+        <w:ind w:left="432"/>
+        <w:shd w:val="clear" w:fill="F7F7F8"/>
       </w:pPr>
       <w:r>
         <w:rPr>
-          <w:rFonts w:ascii="Calibri" w:hAnsi="Calibri" w:eastAsia="Calibri"/>
+          <w:b/>
+          <w:i/>
+          <w:color w:val="4A4A49"/>
+          <w:sz w:val="21"/>
+        </w:rPr>
+        <w:t>El motor es PostgreSQL, no Oracle.</w:t>
+      </w:r>
+      <w:r>
+        <w:rPr>
           <w:b w:val="0"/>
-          <w:color w:val="2B2B2B"/>
-          <w:sz w:val="22"/>
-        </w:rPr>
-        <w:t>4 roles + matriz least privilege.</w:t>
+          <w:i/>
+          <w:color w:val="4A4A49"/>
+          <w:sz w:val="21"/>
+        </w:rPr>
+        <w:t xml:space="preserve"> Las preguntas 1 y 3 son SQL que corre en ExamLab: </w:t>
+      </w:r>
+      <w:r>
+        <w:rPr>
+          <w:rFonts w:ascii="Consolas" w:hAnsi="Consolas"/>
+          <w:i/>
+          <w:color w:val="111111"/>
+          <w:sz w:val="20"/>
+        </w:rPr>
+        <w:t>CREATE ROLE</w:t>
+      </w:r>
+      <w:r>
+        <w:rPr>
+          <w:b w:val="0"/>
+          <w:i/>
+          <w:color w:val="4A4A49"/>
+          <w:sz w:val="21"/>
+        </w:rPr>
+        <w:t xml:space="preserve">, </w:t>
+      </w:r>
+      <w:r>
+        <w:rPr>
+          <w:rFonts w:ascii="Consolas" w:hAnsi="Consolas"/>
+          <w:i/>
+          <w:color w:val="111111"/>
+          <w:sz w:val="20"/>
+        </w:rPr>
+        <w:t>GRANT</w:t>
+      </w:r>
+      <w:r>
+        <w:rPr>
+          <w:b w:val="0"/>
+          <w:i/>
+          <w:color w:val="4A4A49"/>
+          <w:sz w:val="21"/>
+        </w:rPr>
+        <w:t xml:space="preserve">, </w:t>
+      </w:r>
+      <w:r>
+        <w:rPr>
+          <w:rFonts w:ascii="Consolas" w:hAnsi="Consolas"/>
+          <w:i/>
+          <w:color w:val="111111"/>
+          <w:sz w:val="20"/>
+        </w:rPr>
+        <w:t>REVOKE</w:t>
+      </w:r>
+      <w:r>
+        <w:rPr>
+          <w:b w:val="0"/>
+          <w:i/>
+          <w:color w:val="4A4A49"/>
+          <w:sz w:val="21"/>
+        </w:rPr>
+        <w:t xml:space="preserve">, </w:t>
+      </w:r>
+      <w:r>
+        <w:rPr>
+          <w:rFonts w:ascii="Consolas" w:hAnsi="Consolas"/>
+          <w:i/>
+          <w:color w:val="111111"/>
+          <w:sz w:val="20"/>
+        </w:rPr>
+        <w:t>CREATE VIEW</w:t>
+      </w:r>
+      <w:r>
+        <w:rPr>
+          <w:b w:val="0"/>
+          <w:i/>
+          <w:color w:val="4A4A49"/>
+          <w:sz w:val="21"/>
+        </w:rPr>
+        <w:t xml:space="preserve">, privilegios por columna e </w:t>
+      </w:r>
+      <w:r>
+        <w:rPr>
+          <w:rFonts w:ascii="Consolas" w:hAnsi="Consolas"/>
+          <w:i/>
+          <w:color w:val="111111"/>
+          <w:sz w:val="20"/>
+        </w:rPr>
+        <w:t>information_schema</w:t>
+      </w:r>
+      <w:r>
+        <w:rPr>
+          <w:b w:val="0"/>
+          <w:i/>
+          <w:color w:val="4A4A49"/>
+          <w:sz w:val="21"/>
+        </w:rPr>
+        <w:t xml:space="preserve"> funcionan todos. Lo unico que el entorno no permite es una segunda sesion, asi que no se puede conectar como </w:t>
+      </w:r>
+      <w:r>
+        <w:rPr>
+          <w:rFonts w:ascii="Consolas" w:hAnsi="Consolas"/>
+          <w:i/>
+          <w:color w:val="111111"/>
+          <w:sz w:val="20"/>
+        </w:rPr>
+        <w:t>recepcion</w:t>
+      </w:r>
+      <w:r>
+        <w:rPr>
+          <w:b w:val="0"/>
+          <w:i/>
+          <w:color w:val="4A4A49"/>
+          <w:sz w:val="21"/>
+        </w:rPr>
+        <w:t xml:space="preserve"> para ver el *permission denied*: eso es lo que la pregunta 5 pide reconocer. No repita en clase que «el playground no deja crear roles»: es falso aqui y cuesta los 50 puntos de las preguntas 1 y 3.</w:t>
       </w:r>
     </w:p>
     <w:p>
       <w:pPr>
-        <w:spacing w:after="120"/>
+        <w:spacing w:before="200" w:after="60"/>
       </w:pPr>
       <w:r>
         <w:rPr>
-          <w:rFonts w:ascii="Calibri" w:hAnsi="Calibri" w:eastAsia="Calibri"/>
           <w:b/>
-          <w:color w:val="095292"/>
-          <w:sz w:val="24"/>
-        </w:rPr>
-        <w:t>Alineacion al enunciado</w:t>
+          <w:color w:val="1A1C1D"/>
+          <w:sz w:val="32"/>
+        </w:rPr>
+        <w:t>Alineacion con el taller</w:t>
       </w:r>
     </w:p>
     <w:p>
       <w:pPr>
         <w:pStyle w:val="ListBullet"/>
-        <w:spacing w:after="40"/>
       </w:pPr>
       <w:r>
         <w:rPr>
-          <w:rFonts w:ascii="Calibri" w:hAnsi="Calibri" w:eastAsia="Calibri"/>
           <w:b w:val="0"/>
-          <w:color w:val="2B2B2B"/>
+          <w:color w:val="4A4A49"/>
           <w:sz w:val="22"/>
         </w:rPr>
-        <w:t>Taller: Clases/Clase 2 - Administracion de bases de datos/Taller PI - Clase 2 - VetCare.docx</w:t>
+        <w:t xml:space="preserve">Taller del estudiante: </w:t>
+      </w:r>
+      <w:r>
+        <w:rPr>
+          <w:rFonts w:ascii="Consolas" w:hAnsi="Consolas"/>
+          <w:color w:val="111111"/>
+          <w:sz w:val="21"/>
+        </w:rPr>
+        <w:t>Clases/Clase 2 - Administracion de bases de datos/Taller PI - Clase 2 - VetCare.docx</w:t>
       </w:r>
     </w:p>
     <w:p>
       <w:pPr>
         <w:pStyle w:val="ListBullet"/>
-        <w:spacing w:after="40"/>
       </w:pPr>
       <w:r>
         <w:rPr>
-          <w:rFonts w:ascii="Calibri" w:hAnsi="Calibri" w:eastAsia="Calibri"/>
           <w:b w:val="0"/>
-          <w:color w:val="2B2B2B"/>
+          <w:color w:val="4A4A49"/>
           <w:sz w:val="22"/>
         </w:rPr>
-        <w:t>Hito: Plan de roles/privilegios de VetCare</w:t>
+        <w:t xml:space="preserve">Configuracion en la plataforma: </w:t>
+      </w:r>
+      <w:r>
+        <w:rPr>
+          <w:rFonts w:ascii="Consolas" w:hAnsi="Consolas"/>
+          <w:color w:val="111111"/>
+          <w:sz w:val="21"/>
+        </w:rPr>
+        <w:t>Kit docente/Clase 2/Taller en ExamLab - Clase 2 (configuracion).md</w:t>
       </w:r>
     </w:p>
     <w:p>
       <w:pPr>
         <w:pStyle w:val="ListBullet"/>
-        <w:spacing w:after="40"/>
       </w:pPr>
       <w:r>
         <w:rPr>
-          <w:rFonts w:ascii="Calibri" w:hAnsi="Calibri" w:eastAsia="Calibri"/>
           <w:b w:val="0"/>
-          <w:color w:val="2B2B2B"/>
+          <w:color w:val="4A4A49"/>
           <w:sz w:val="22"/>
         </w:rPr>
-        <w:t>Entregable: Documento Roles_VetCare + script GRANT/REVOKE (o plan equivalente)</w:t>
-      </w:r>
-    </w:p>
-    <w:p>
-      <w:pPr>
-        <w:spacing w:after="120"/>
-      </w:pPr>
-      <w:r>
-        <w:rPr>
-          <w:rFonts w:ascii="Calibri" w:hAnsi="Calibri" w:eastAsia="Calibri"/>
-          <w:b/>
-          <w:color w:val="095292"/>
-          <w:sz w:val="24"/>
-        </w:rPr>
-        <w:t>Solucion paso a paso</w:t>
+        <w:t xml:space="preserve">Caso de estudio: </w:t>
+      </w:r>
+      <w:r>
+        <w:rPr>
+          <w:rFonts w:ascii="Consolas" w:hAnsi="Consolas"/>
+          <w:color w:val="111111"/>
+          <w:sz w:val="21"/>
+        </w:rPr>
+        <w:t>Clases/Proyecto Integrador/Anexo - Caso de estudio Clinica Huellitas - Bases de Datos II.docx</w:t>
       </w:r>
     </w:p>
     <w:p>
       <w:pPr>
         <w:pStyle w:val="ListBullet"/>
-        <w:spacing w:after="40"/>
       </w:pPr>
       <w:r>
         <w:rPr>
-          <w:rFonts w:ascii="Calibri" w:hAnsi="Calibri" w:eastAsia="Calibri"/>
           <w:b w:val="0"/>
-          <w:color w:val="2B2B2B"/>
+          <w:color w:val="4A4A49"/>
           <w:sz w:val="22"/>
         </w:rPr>
-        <w:t>Definir los 4 roles minimos: ADMIN_BD (DDL + gestion de roles), RECEPCION (opera citas y datos de contacto), VETERINARIO (registra consultas), AUDITOR (solo lectura sobre todo lo sensible).</w:t>
+        <w:t>Hito del PI: Plan de roles/privilegios de VetCare</w:t>
       </w:r>
     </w:p>
     <w:p>
       <w:pPr>
         <w:pStyle w:val="ListBullet"/>
-        <w:spacing w:after="40"/>
       </w:pPr>
       <w:r>
         <w:rPr>
-          <w:rFonts w:ascii="Calibri" w:hAnsi="Calibri" w:eastAsia="Calibri"/>
           <w:b w:val="0"/>
-          <w:color w:val="2B2B2B"/>
+          <w:color w:val="4A4A49"/>
           <w:sz w:val="22"/>
         </w:rPr>
-        <w:t>Construir la matriz rol x objeto x privilegio: por cada rol, listar exactamente que tabla y que operacion (SELECT/INSERT/UPDATE/DELETE/EXECUTE) tiene permitida — no "acceso general", sino privilegio por objeto.</w:t>
+        <w:t>Entregable: Documento Roles_VetCare + script GRANT/REVOKE ejecutado en ExamLab</w:t>
       </w:r>
     </w:p>
     <w:p>
       <w:pPr>
         <w:pStyle w:val="ListBullet"/>
-        <w:spacing w:after="40"/>
       </w:pPr>
       <w:r>
         <w:rPr>
-          <w:rFonts w:ascii="Calibri" w:hAnsi="Calibri" w:eastAsia="Calibri"/>
+          <w:b/>
+          <w:color w:val="4A4A49"/>
+          <w:sz w:val="22"/>
+        </w:rPr>
+        <w:t>Estas preguntas: 100 puntos</w:t>
+      </w:r>
+      <w:r>
+        <w:rPr>
           <w:b w:val="0"/>
-          <w:color w:val="2B2B2B"/>
+          <w:color w:val="4A4A49"/>
           <w:sz w:val="22"/>
         </w:rPr>
-        <w:t>RECEPCION puede SELECT/INSERT/UPDATE sobre cita y SELECT sobre mascota/dueno, pero NUNCA DELETE sobre historial clinico ni sobre consulta — solo un veterinario o admin puede borrar ese tipo de registro.</w:t>
+        <w:t xml:space="preserve"> en 5 preguntas.</w:t>
+      </w:r>
+    </w:p>
+    <w:tbl>
+      <w:tblPr>
+        <w:tblStyle w:val="TableGrid"/>
+        <w:tblW w:type="auto" w:w="0"/>
+        <w:tblLook w:firstColumn="1" w:firstRow="1" w:lastColumn="0" w:lastRow="0" w:noHBand="0" w:noVBand="1" w:val="04A0"/>
+      </w:tblPr>
+      <w:tblGrid>
+        <w:gridCol w:w="2160"/>
+        <w:gridCol w:w="2160"/>
+        <w:gridCol w:w="2160"/>
+        <w:gridCol w:w="2160"/>
+      </w:tblGrid>
+      <w:tr>
+        <w:tc>
+          <w:tcPr>
+            <w:tcW w:type="dxa" w:w="2160"/>
+            <w:shd w:val="clear" w:fill="3A3A3C"/>
+          </w:tcPr>
+          <w:p>
+            <w:r>
+              <w:rPr>
+                <w:b/>
+              </w:rPr>
+            </w:r>
+            <w:r>
+              <w:rPr>
+                <w:b/>
+                <w:color w:val="FFFFFF"/>
+                <w:sz w:val="21"/>
+              </w:rPr>
+              <w:t>#</w:t>
+            </w:r>
+          </w:p>
+        </w:tc>
+        <w:tc>
+          <w:tcPr>
+            <w:tcW w:type="dxa" w:w="2160"/>
+            <w:shd w:val="clear" w:fill="3A3A3C"/>
+          </w:tcPr>
+          <w:p>
+            <w:r>
+              <w:rPr>
+                <w:b/>
+              </w:rPr>
+            </w:r>
+            <w:r>
+              <w:rPr>
+                <w:b/>
+                <w:color w:val="FFFFFF"/>
+                <w:sz w:val="21"/>
+              </w:rPr>
+              <w:t>Pregunta</w:t>
+            </w:r>
+          </w:p>
+        </w:tc>
+        <w:tc>
+          <w:tcPr>
+            <w:tcW w:type="dxa" w:w="2160"/>
+            <w:shd w:val="clear" w:fill="3A3A3C"/>
+          </w:tcPr>
+          <w:p>
+            <w:r>
+              <w:rPr>
+                <w:b/>
+              </w:rPr>
+            </w:r>
+            <w:r>
+              <w:rPr>
+                <w:b/>
+                <w:color w:val="FFFFFF"/>
+                <w:sz w:val="21"/>
+              </w:rPr>
+              <w:t>Tipo</w:t>
+            </w:r>
+          </w:p>
+        </w:tc>
+        <w:tc>
+          <w:tcPr>
+            <w:tcW w:type="dxa" w:w="2160"/>
+            <w:shd w:val="clear" w:fill="3A3A3C"/>
+          </w:tcPr>
+          <w:p>
+            <w:r>
+              <w:rPr>
+                <w:b/>
+              </w:rPr>
+            </w:r>
+            <w:r>
+              <w:rPr>
+                <w:b/>
+                <w:color w:val="FFFFFF"/>
+                <w:sz w:val="21"/>
+              </w:rPr>
+              <w:t>Puntos</w:t>
+            </w:r>
+          </w:p>
+        </w:tc>
+      </w:tr>
+      <w:tr>
+        <w:tc>
+          <w:tcPr>
+            <w:tcW w:type="dxa" w:w="2160"/>
+          </w:tcPr>
+          <w:p>
+            <w:r/>
+            <w:r>
+              <w:rPr>
+                <w:b w:val="0"/>
+                <w:color w:val="4A4A49"/>
+                <w:sz w:val="20"/>
+              </w:rPr>
+              <w:t>1</w:t>
+            </w:r>
+          </w:p>
+        </w:tc>
+        <w:tc>
+          <w:tcPr>
+            <w:tcW w:type="dxa" w:w="2160"/>
+          </w:tcPr>
+          <w:p>
+            <w:r/>
+            <w:r>
+              <w:rPr>
+                <w:b w:val="0"/>
+                <w:color w:val="4A4A49"/>
+                <w:sz w:val="20"/>
+              </w:rPr>
+              <w:t>Crear los roles de VetCare y otorgar privilegios</w:t>
+            </w:r>
+          </w:p>
+        </w:tc>
+        <w:tc>
+          <w:tcPr>
+            <w:tcW w:type="dxa" w:w="2160"/>
+          </w:tcPr>
+          <w:p>
+            <w:r/>
+            <w:r>
+              <w:rPr>
+                <w:rFonts w:ascii="Consolas" w:hAnsi="Consolas"/>
+                <w:color w:val="111111"/>
+                <w:sz w:val="19"/>
+              </w:rPr>
+              <w:t>bd_sql</w:t>
+            </w:r>
+          </w:p>
+        </w:tc>
+        <w:tc>
+          <w:tcPr>
+            <w:tcW w:type="dxa" w:w="2160"/>
+          </w:tcPr>
+          <w:p>
+            <w:r/>
+            <w:r>
+              <w:rPr>
+                <w:b w:val="0"/>
+                <w:color w:val="4A4A49"/>
+                <w:sz w:val="20"/>
+              </w:rPr>
+              <w:t>30</w:t>
+            </w:r>
+          </w:p>
+        </w:tc>
+      </w:tr>
+      <w:tr>
+        <w:tc>
+          <w:tcPr>
+            <w:tcW w:type="dxa" w:w="2160"/>
+            <w:shd w:val="clear" w:fill="ECECEE"/>
+          </w:tcPr>
+          <w:p>
+            <w:r/>
+            <w:r>
+              <w:rPr>
+                <w:b w:val="0"/>
+                <w:color w:val="4A4A49"/>
+                <w:sz w:val="20"/>
+              </w:rPr>
+              <w:t>2</w:t>
+            </w:r>
+          </w:p>
+        </w:tc>
+        <w:tc>
+          <w:tcPr>
+            <w:tcW w:type="dxa" w:w="2160"/>
+            <w:shd w:val="clear" w:fill="ECECEE"/>
+          </w:tcPr>
+          <w:p>
+            <w:r/>
+            <w:r>
+              <w:rPr>
+                <w:b w:val="0"/>
+                <w:color w:val="4A4A49"/>
+                <w:sz w:val="20"/>
+              </w:rPr>
+              <w:t>Privilegio minimo en la matriz de VetCare</w:t>
+            </w:r>
+          </w:p>
+        </w:tc>
+        <w:tc>
+          <w:tcPr>
+            <w:tcW w:type="dxa" w:w="2160"/>
+            <w:shd w:val="clear" w:fill="ECECEE"/>
+          </w:tcPr>
+          <w:p>
+            <w:r/>
+            <w:r>
+              <w:rPr>
+                <w:rFonts w:ascii="Consolas" w:hAnsi="Consolas"/>
+                <w:color w:val="111111"/>
+                <w:sz w:val="19"/>
+              </w:rPr>
+              <w:t>cerrada_multi</w:t>
+            </w:r>
+          </w:p>
+        </w:tc>
+        <w:tc>
+          <w:tcPr>
+            <w:tcW w:type="dxa" w:w="2160"/>
+            <w:shd w:val="clear" w:fill="ECECEE"/>
+          </w:tcPr>
+          <w:p>
+            <w:r/>
+            <w:r>
+              <w:rPr>
+                <w:b w:val="0"/>
+                <w:color w:val="4A4A49"/>
+                <w:sz w:val="20"/>
+              </w:rPr>
+              <w:t>10</w:t>
+            </w:r>
+          </w:p>
+        </w:tc>
+      </w:tr>
+      <w:tr>
+        <w:tc>
+          <w:tcPr>
+            <w:tcW w:type="dxa" w:w="2160"/>
+          </w:tcPr>
+          <w:p>
+            <w:r/>
+            <w:r>
+              <w:rPr>
+                <w:b w:val="0"/>
+                <w:color w:val="4A4A49"/>
+                <w:sz w:val="20"/>
+              </w:rPr>
+              <w:t>3</w:t>
+            </w:r>
+          </w:p>
+        </w:tc>
+        <w:tc>
+          <w:tcPr>
+            <w:tcW w:type="dxa" w:w="2160"/>
+          </w:tcPr>
+          <w:p>
+            <w:r/>
+            <w:r>
+              <w:rPr>
+                <w:b w:val="0"/>
+                <w:color w:val="4A4A49"/>
+                <w:sz w:val="20"/>
+              </w:rPr>
+              <w:t>Reducir la superficie: vista de agenda y privilegios por columna</w:t>
+            </w:r>
+          </w:p>
+        </w:tc>
+        <w:tc>
+          <w:tcPr>
+            <w:tcW w:type="dxa" w:w="2160"/>
+          </w:tcPr>
+          <w:p>
+            <w:r/>
+            <w:r>
+              <w:rPr>
+                <w:rFonts w:ascii="Consolas" w:hAnsi="Consolas"/>
+                <w:color w:val="111111"/>
+                <w:sz w:val="19"/>
+              </w:rPr>
+              <w:t>bd_sql</w:t>
+            </w:r>
+          </w:p>
+        </w:tc>
+        <w:tc>
+          <w:tcPr>
+            <w:tcW w:type="dxa" w:w="2160"/>
+          </w:tcPr>
+          <w:p>
+            <w:r/>
+            <w:r>
+              <w:rPr>
+                <w:b w:val="0"/>
+                <w:color w:val="4A4A49"/>
+                <w:sz w:val="20"/>
+              </w:rPr>
+              <w:t>20</w:t>
+            </w:r>
+          </w:p>
+        </w:tc>
+      </w:tr>
+      <w:tr>
+        <w:tc>
+          <w:tcPr>
+            <w:tcW w:type="dxa" w:w="2160"/>
+            <w:shd w:val="clear" w:fill="ECECEE"/>
+          </w:tcPr>
+          <w:p>
+            <w:r/>
+            <w:r>
+              <w:rPr>
+                <w:b w:val="0"/>
+                <w:color w:val="4A4A49"/>
+                <w:sz w:val="20"/>
+              </w:rPr>
+              <w:t>4</w:t>
+            </w:r>
+          </w:p>
+        </w:tc>
+        <w:tc>
+          <w:tcPr>
+            <w:tcW w:type="dxa" w:w="2160"/>
+            <w:shd w:val="clear" w:fill="ECECEE"/>
+          </w:tcPr>
+          <w:p>
+            <w:r/>
+            <w:r>
+              <w:rPr>
+                <w:b w:val="0"/>
+                <w:color w:val="4A4A49"/>
+                <w:sz w:val="20"/>
+              </w:rPr>
+              <w:t>Matriz rol x objeto x privilegio de VetCare</w:t>
+            </w:r>
+          </w:p>
+        </w:tc>
+        <w:tc>
+          <w:tcPr>
+            <w:tcW w:type="dxa" w:w="2160"/>
+            <w:shd w:val="clear" w:fill="ECECEE"/>
+          </w:tcPr>
+          <w:p>
+            <w:r/>
+            <w:r>
+              <w:rPr>
+                <w:rFonts w:ascii="Consolas" w:hAnsi="Consolas"/>
+                <w:color w:val="111111"/>
+                <w:sz w:val="19"/>
+              </w:rPr>
+              <w:t>abierta</w:t>
+            </w:r>
+          </w:p>
+        </w:tc>
+        <w:tc>
+          <w:tcPr>
+            <w:tcW w:type="dxa" w:w="2160"/>
+            <w:shd w:val="clear" w:fill="ECECEE"/>
+          </w:tcPr>
+          <w:p>
+            <w:r/>
+            <w:r>
+              <w:rPr>
+                <w:b w:val="0"/>
+                <w:color w:val="4A4A49"/>
+                <w:sz w:val="20"/>
+              </w:rPr>
+              <w:t>25</w:t>
+            </w:r>
+          </w:p>
+        </w:tc>
+      </w:tr>
+      <w:tr>
+        <w:tc>
+          <w:tcPr>
+            <w:tcW w:type="dxa" w:w="2160"/>
+          </w:tcPr>
+          <w:p>
+            <w:r/>
+            <w:r>
+              <w:rPr>
+                <w:b w:val="0"/>
+                <w:color w:val="4A4A49"/>
+                <w:sz w:val="20"/>
+              </w:rPr>
+              <w:t>5</w:t>
+            </w:r>
+          </w:p>
+        </w:tc>
+        <w:tc>
+          <w:tcPr>
+            <w:tcW w:type="dxa" w:w="2160"/>
+          </w:tcPr>
+          <w:p>
+            <w:r/>
+            <w:r>
+              <w:rPr>
+                <w:b w:val="0"/>
+                <w:color w:val="4A4A49"/>
+                <w:sz w:val="20"/>
+              </w:rPr>
+              <w:t>Politica de altas y bajas de usuarios (y limites del entorno)</w:t>
+            </w:r>
+          </w:p>
+        </w:tc>
+        <w:tc>
+          <w:tcPr>
+            <w:tcW w:type="dxa" w:w="2160"/>
+          </w:tcPr>
+          <w:p>
+            <w:r/>
+            <w:r>
+              <w:rPr>
+                <w:rFonts w:ascii="Consolas" w:hAnsi="Consolas"/>
+                <w:color w:val="111111"/>
+                <w:sz w:val="19"/>
+              </w:rPr>
+              <w:t>abierta</w:t>
+            </w:r>
+          </w:p>
+        </w:tc>
+        <w:tc>
+          <w:tcPr>
+            <w:tcW w:type="dxa" w:w="2160"/>
+          </w:tcPr>
+          <w:p>
+            <w:r/>
+            <w:r>
+              <w:rPr>
+                <w:b w:val="0"/>
+                <w:color w:val="4A4A49"/>
+                <w:sz w:val="20"/>
+              </w:rPr>
+              <w:t>15</w:t>
+            </w:r>
+          </w:p>
+        </w:tc>
+      </w:tr>
+    </w:tbl>
+    <w:p/>
+    <w:p>
+      <w:pPr>
+        <w:spacing w:before="200" w:after="60"/>
+      </w:pPr>
+      <w:r>
+        <w:rPr>
+          <w:b/>
+          <w:color w:val="1A1C1D"/>
+          <w:sz w:val="32"/>
+        </w:rPr>
+        <w:t>Pregunta 1 · Crear los roles de VetCare y otorgar privilegios · 30 pts</w:t>
+      </w:r>
+    </w:p>
+    <w:p>
+      <w:pPr>
+        <w:spacing w:before="200" w:after="60"/>
+      </w:pPr>
+      <w:r>
+        <w:rPr>
+          <w:b/>
+          <w:color w:val="1A1C1D"/>
+          <w:sz w:val="32"/>
+        </w:rPr>
+        <w:t>Respuesta esperada (SQL que corre tal cual)</w:t>
+      </w:r>
+    </w:p>
+    <w:p>
+      <w:pPr>
+        <w:shd w:val="clear" w:fill="F2F2F3"/>
+        <w:spacing w:before="60" w:after="60"/>
+        <w:ind w:left="216"/>
+      </w:pPr>
+      <w:r>
+        <w:rPr>
+          <w:rFonts w:ascii="Consolas" w:hAnsi="Consolas"/>
+          <w:color w:val="111111"/>
+          <w:sz w:val="19"/>
+        </w:rPr>
+        <w:t>-- =====================================================================</w:t>
+      </w:r>
+      <w:r>
+        <w:br/>
+      </w:r>
+      <w:r>
+        <w:rPr>
+          <w:rFonts w:ascii="Consolas" w:hAnsi="Consolas"/>
+          <w:color w:val="111111"/>
+          <w:sz w:val="19"/>
+        </w:rPr>
+        <w:t xml:space="preserve">    -- 1) Los cuatro roles. NOLOGIN porque son bolsas de privilegios, no</w:t>
+      </w:r>
+      <w:r>
+        <w:br/>
+      </w:r>
+      <w:r>
+        <w:rPr>
+          <w:rFonts w:ascii="Consolas" w:hAnsi="Consolas"/>
+          <w:color w:val="111111"/>
+          <w:sz w:val="19"/>
+        </w:rPr>
+        <w:t xml:space="preserve">    --    identidades: la persona se crea aparte, con LOGIN, y recibe el rol.</w:t>
+      </w:r>
+      <w:r>
+        <w:br/>
+      </w:r>
+      <w:r>
+        <w:rPr>
+          <w:rFonts w:ascii="Consolas" w:hAnsi="Consolas"/>
+          <w:color w:val="111111"/>
+          <w:sz w:val="19"/>
+        </w:rPr>
+        <w:t xml:space="preserve">    -- =====================================================================</w:t>
+      </w:r>
+      <w:r>
+        <w:br/>
+      </w:r>
+      <w:r>
+        <w:rPr>
+          <w:rFonts w:ascii="Consolas" w:hAnsi="Consolas"/>
+          <w:color w:val="111111"/>
+          <w:sz w:val="19"/>
+        </w:rPr>
+        <w:t xml:space="preserve">    CREATE ROLE admin_bd        NOLOGIN;</w:t>
+      </w:r>
+      <w:r>
+        <w:br/>
+      </w:r>
+      <w:r>
+        <w:rPr>
+          <w:rFonts w:ascii="Consolas" w:hAnsi="Consolas"/>
+          <w:color w:val="111111"/>
+          <w:sz w:val="19"/>
+        </w:rPr>
+        <w:t xml:space="preserve">    CREATE ROLE recepcion       NOLOGIN;</w:t>
+      </w:r>
+      <w:r>
+        <w:br/>
+      </w:r>
+      <w:r>
+        <w:rPr>
+          <w:rFonts w:ascii="Consolas" w:hAnsi="Consolas"/>
+          <w:color w:val="111111"/>
+          <w:sz w:val="19"/>
+        </w:rPr>
+        <w:t xml:space="preserve">    CREATE ROLE veterinario_rol NOLOGIN;</w:t>
+      </w:r>
+      <w:r>
+        <w:br/>
+      </w:r>
+      <w:r>
+        <w:rPr>
+          <w:rFonts w:ascii="Consolas" w:hAnsi="Consolas"/>
+          <w:color w:val="111111"/>
+          <w:sz w:val="19"/>
+        </w:rPr>
+        <w:t xml:space="preserve">    CREATE ROLE auditor         NOLOGIN;</w:t>
+      </w:r>
+      <w:r>
+        <w:br/>
+      </w:r>
+      <w:r>
+        <w:rPr>
+          <w:rFonts w:ascii="Consolas" w:hAnsi="Consolas"/>
+          <w:color w:val="111111"/>
+          <w:sz w:val="19"/>
+        </w:rPr>
+      </w:r>
+      <w:r>
+        <w:br/>
+      </w:r>
+      <w:r>
+        <w:rPr>
+          <w:rFonts w:ascii="Consolas" w:hAnsi="Consolas"/>
+          <w:color w:val="111111"/>
+          <w:sz w:val="19"/>
+        </w:rPr>
+        <w:t xml:space="preserve">    -- =====================================================================</w:t>
+      </w:r>
+      <w:r>
+        <w:br/>
+      </w:r>
+      <w:r>
+        <w:rPr>
+          <w:rFonts w:ascii="Consolas" w:hAnsi="Consolas"/>
+          <w:color w:val="111111"/>
+          <w:sz w:val="19"/>
+        </w:rPr>
+        <w:t xml:space="preserve">    -- 2) Privilegios. Un rol recien creado no tiene NINGUNO sobre tablas</w:t>
+      </w:r>
+      <w:r>
+        <w:br/>
+      </w:r>
+      <w:r>
+        <w:rPr>
+          <w:rFonts w:ascii="Consolas" w:hAnsi="Consolas"/>
+          <w:color w:val="111111"/>
+          <w:sz w:val="19"/>
+        </w:rPr>
+        <w:t xml:space="preserve">    --    ajenas, asi que lo que no se escriba aqui queda negado por omision.</w:t>
+      </w:r>
+      <w:r>
+        <w:br/>
+      </w:r>
+      <w:r>
+        <w:rPr>
+          <w:rFonts w:ascii="Consolas" w:hAnsi="Consolas"/>
+          <w:color w:val="111111"/>
+          <w:sz w:val="19"/>
+        </w:rPr>
+        <w:t xml:space="preserve">    -- =====================================================================</w:t>
+      </w:r>
+      <w:r>
+        <w:br/>
+      </w:r>
+      <w:r>
+        <w:rPr>
+          <w:rFonts w:ascii="Consolas" w:hAnsi="Consolas"/>
+          <w:color w:val="111111"/>
+          <w:sz w:val="19"/>
+        </w:rPr>
+      </w:r>
+      <w:r>
+        <w:br/>
+      </w:r>
+      <w:r>
+        <w:rPr>
+          <w:rFonts w:ascii="Consolas" w:hAnsi="Consolas"/>
+          <w:color w:val="111111"/>
+          <w:sz w:val="19"/>
+        </w:rPr>
+        <w:t xml:space="preserve">    -- recepcion: agenda y reprograma citas; identifica al cliente y su mascota.</w:t>
+      </w:r>
+      <w:r>
+        <w:br/>
+      </w:r>
+      <w:r>
+        <w:rPr>
+          <w:rFonts w:ascii="Consolas" w:hAnsi="Consolas"/>
+          <w:color w:val="111111"/>
+          <w:sz w:val="19"/>
+        </w:rPr>
+        <w:t xml:space="preserve">    -- Sin DELETE: cancelar es UPDATE de estado a 'CANCELADA'.</w:t>
+      </w:r>
+      <w:r>
+        <w:br/>
+      </w:r>
+      <w:r>
+        <w:rPr>
+          <w:rFonts w:ascii="Consolas" w:hAnsi="Consolas"/>
+          <w:color w:val="111111"/>
+          <w:sz w:val="19"/>
+        </w:rPr>
+        <w:t xml:space="preserve">    GRANT SELECT, INSERT, UPDATE ON cita TO recepcion;</w:t>
+      </w:r>
+      <w:r>
+        <w:br/>
+      </w:r>
+      <w:r>
+        <w:rPr>
+          <w:rFonts w:ascii="Consolas" w:hAnsi="Consolas"/>
+          <w:color w:val="111111"/>
+          <w:sz w:val="19"/>
+        </w:rPr>
+        <w:t xml:space="preserve">    GRANT SELECT ON dueno, mascota, veterinario TO recepcion;</w:t>
+      </w:r>
+      <w:r>
+        <w:br/>
+      </w:r>
+      <w:r>
+        <w:rPr>
+          <w:rFonts w:ascii="Consolas" w:hAnsi="Consolas"/>
+          <w:color w:val="111111"/>
+          <w:sz w:val="19"/>
+        </w:rPr>
+      </w:r>
+      <w:r>
+        <w:br/>
+      </w:r>
+      <w:r>
+        <w:rPr>
+          <w:rFonts w:ascii="Consolas" w:hAnsi="Consolas"/>
+          <w:color w:val="111111"/>
+          <w:sz w:val="19"/>
+        </w:rPr>
+        <w:t xml:space="preserve">    -- veterinario_rol: lee la agenda y el paciente; documenta la atencion.</w:t>
+      </w:r>
+      <w:r>
+        <w:br/>
+      </w:r>
+      <w:r>
+        <w:rPr>
+          <w:rFonts w:ascii="Consolas" w:hAnsi="Consolas"/>
+          <w:color w:val="111111"/>
+          <w:sz w:val="19"/>
+        </w:rPr>
+        <w:t xml:space="preserve">    GRANT SELECT ON cita, mascota TO veterinario_rol;</w:t>
+      </w:r>
+      <w:r>
+        <w:br/>
+      </w:r>
+      <w:r>
+        <w:rPr>
+          <w:rFonts w:ascii="Consolas" w:hAnsi="Consolas"/>
+          <w:color w:val="111111"/>
+          <w:sz w:val="19"/>
+        </w:rPr>
+        <w:t xml:space="preserve">    GRANT SELECT, INSERT, UPDATE ON consulta TO veterinario_rol;</w:t>
+      </w:r>
+      <w:r>
+        <w:br/>
+      </w:r>
+      <w:r>
+        <w:rPr>
+          <w:rFonts w:ascii="Consolas" w:hAnsi="Consolas"/>
+          <w:color w:val="111111"/>
+          <w:sz w:val="19"/>
+        </w:rPr>
+      </w:r>
+      <w:r>
+        <w:br/>
+      </w:r>
+      <w:r>
+        <w:rPr>
+          <w:rFonts w:ascii="Consolas" w:hAnsi="Consolas"/>
+          <w:color w:val="111111"/>
+          <w:sz w:val="19"/>
+        </w:rPr>
+        <w:t xml:space="preserve">    -- auditor: solo lectura, y nunca una escritura.</w:t>
+      </w:r>
+      <w:r>
+        <w:br/>
+      </w:r>
+      <w:r>
+        <w:rPr>
+          <w:rFonts w:ascii="Consolas" w:hAnsi="Consolas"/>
+          <w:color w:val="111111"/>
+          <w:sz w:val="19"/>
+        </w:rPr>
+        <w:t xml:space="preserve">    GRANT SELECT ON dueno, mascota, cita, consulta, factura TO auditor;</w:t>
+      </w:r>
+      <w:r>
+        <w:br/>
+      </w:r>
+      <w:r>
+        <w:rPr>
+          <w:rFonts w:ascii="Consolas" w:hAnsi="Consolas"/>
+          <w:color w:val="111111"/>
+          <w:sz w:val="19"/>
+        </w:rPr>
+      </w:r>
+      <w:r>
+        <w:br/>
+      </w:r>
+      <w:r>
+        <w:rPr>
+          <w:rFonts w:ascii="Consolas" w:hAnsi="Consolas"/>
+          <w:color w:val="111111"/>
+          <w:sz w:val="19"/>
+        </w:rPr>
+        <w:t xml:space="preserve">    -- admin_bd: el unico rol con privilegios amplios, sobre las 8 tablas.</w:t>
+      </w:r>
+      <w:r>
+        <w:br/>
+      </w:r>
+      <w:r>
+        <w:rPr>
+          <w:rFonts w:ascii="Consolas" w:hAnsi="Consolas"/>
+          <w:color w:val="111111"/>
+          <w:sz w:val="19"/>
+        </w:rPr>
+        <w:t xml:space="preserve">    GRANT ALL PRIVILEGES ON dueno, mascota, veterinario, cita,</w:t>
+      </w:r>
+      <w:r>
+        <w:br/>
+      </w:r>
+      <w:r>
+        <w:rPr>
+          <w:rFonts w:ascii="Consolas" w:hAnsi="Consolas"/>
+          <w:color w:val="111111"/>
+          <w:sz w:val="19"/>
+        </w:rPr>
+        <w:t xml:space="preserve">                            consulta, insumo, factura, detalle_factura</w:t>
+      </w:r>
+      <w:r>
+        <w:br/>
+      </w:r>
+      <w:r>
+        <w:rPr>
+          <w:rFonts w:ascii="Consolas" w:hAnsi="Consolas"/>
+          <w:color w:val="111111"/>
+          <w:sz w:val="19"/>
+        </w:rPr>
+        <w:t xml:space="preserve">      TO admin_bd;</w:t>
+      </w:r>
+      <w:r>
+        <w:br/>
+      </w:r>
+      <w:r>
+        <w:rPr>
+          <w:rFonts w:ascii="Consolas" w:hAnsi="Consolas"/>
+          <w:color w:val="111111"/>
+          <w:sz w:val="19"/>
+        </w:rPr>
+      </w:r>
+      <w:r>
+        <w:br/>
+      </w:r>
+      <w:r>
+        <w:rPr>
+          <w:rFonts w:ascii="Consolas" w:hAnsi="Consolas"/>
+          <w:color w:val="111111"/>
+          <w:sz w:val="19"/>
+        </w:rPr>
+        <w:t xml:space="preserve">    -- =====================================================================</w:t>
+      </w:r>
+      <w:r>
+        <w:br/>
+      </w:r>
+      <w:r>
+        <w:rPr>
+          <w:rFonts w:ascii="Consolas" w:hAnsi="Consolas"/>
+          <w:color w:val="111111"/>
+          <w:sz w:val="19"/>
+        </w:rPr>
+        <w:t xml:space="preserve">    -- 3) REVOKE explicito y documentado. Es redundante -- recepcion nunca</w:t>
+      </w:r>
+      <w:r>
+        <w:br/>
+      </w:r>
+      <w:r>
+        <w:rPr>
+          <w:rFonts w:ascii="Consolas" w:hAnsi="Consolas"/>
+          <w:color w:val="111111"/>
+          <w:sz w:val="19"/>
+        </w:rPr>
+        <w:t xml:space="preserve">    --    recibio DELETE -- y se escribe precisamente por eso: deja por</w:t>
+      </w:r>
+      <w:r>
+        <w:br/>
+      </w:r>
+      <w:r>
+        <w:rPr>
+          <w:rFonts w:ascii="Consolas" w:hAnsi="Consolas"/>
+          <w:color w:val="111111"/>
+          <w:sz w:val="19"/>
+        </w:rPr>
+        <w:t xml:space="preserve">    --    escrito que la ausencia de DELETE es una decision, no un olvido.</w:t>
+      </w:r>
+      <w:r>
+        <w:br/>
+      </w:r>
+      <w:r>
+        <w:rPr>
+          <w:rFonts w:ascii="Consolas" w:hAnsi="Consolas"/>
+          <w:color w:val="111111"/>
+          <w:sz w:val="19"/>
+        </w:rPr>
+        <w:t xml:space="preserve">    --    Quien audite el script manana no tiene que adivinarlo.</w:t>
+      </w:r>
+      <w:r>
+        <w:br/>
+      </w:r>
+      <w:r>
+        <w:rPr>
+          <w:rFonts w:ascii="Consolas" w:hAnsi="Consolas"/>
+          <w:color w:val="111111"/>
+          <w:sz w:val="19"/>
+        </w:rPr>
+        <w:t xml:space="preserve">    -- =====================================================================</w:t>
+      </w:r>
+      <w:r>
+        <w:br/>
+      </w:r>
+      <w:r>
+        <w:rPr>
+          <w:rFonts w:ascii="Consolas" w:hAnsi="Consolas"/>
+          <w:color w:val="111111"/>
+          <w:sz w:val="19"/>
+        </w:rPr>
+        <w:t xml:space="preserve">    REVOKE DELETE ON cita FROM recepcion;</w:t>
+      </w:r>
+      <w:r>
+        <w:br/>
+      </w:r>
+      <w:r>
+        <w:rPr>
+          <w:rFonts w:ascii="Consolas" w:hAnsi="Consolas"/>
+          <w:color w:val="111111"/>
+          <w:sz w:val="19"/>
+        </w:rPr>
+      </w:r>
+      <w:r>
+        <w:br/>
+      </w:r>
+      <w:r>
+        <w:rPr>
+          <w:rFonts w:ascii="Consolas" w:hAnsi="Consolas"/>
+          <w:color w:val="111111"/>
+          <w:sz w:val="19"/>
+        </w:rPr>
+        <w:t xml:space="preserve">    -- =====================================================================</w:t>
+      </w:r>
+      <w:r>
+        <w:br/>
+      </w:r>
+      <w:r>
+        <w:rPr>
+          <w:rFonts w:ascii="Consolas" w:hAnsi="Consolas"/>
+          <w:color w:val="111111"/>
+          <w:sz w:val="19"/>
+        </w:rPr>
+        <w:t xml:space="preserve">    -- 4) Verificacion: la matriz sale del motor, no de un documento.</w:t>
+      </w:r>
+      <w:r>
+        <w:br/>
+      </w:r>
+      <w:r>
+        <w:rPr>
+          <w:rFonts w:ascii="Consolas" w:hAnsi="Consolas"/>
+          <w:color w:val="111111"/>
+          <w:sz w:val="19"/>
+        </w:rPr>
+        <w:t xml:space="preserve">    -- =====================================================================</w:t>
+      </w:r>
+      <w:r>
+        <w:br/>
+      </w:r>
+      <w:r>
+        <w:rPr>
+          <w:rFonts w:ascii="Consolas" w:hAnsi="Consolas"/>
+          <w:color w:val="111111"/>
+          <w:sz w:val="19"/>
+        </w:rPr>
+        <w:t xml:space="preserve">    SELECT grantee, table_name, privilege_type</w:t>
+      </w:r>
+      <w:r>
+        <w:br/>
+      </w:r>
+      <w:r>
+        <w:rPr>
+          <w:rFonts w:ascii="Consolas" w:hAnsi="Consolas"/>
+          <w:color w:val="111111"/>
+          <w:sz w:val="19"/>
+        </w:rPr>
+        <w:t xml:space="preserve">      FROM information_schema.role_table_grants</w:t>
+      </w:r>
+      <w:r>
+        <w:br/>
+      </w:r>
+      <w:r>
+        <w:rPr>
+          <w:rFonts w:ascii="Consolas" w:hAnsi="Consolas"/>
+          <w:color w:val="111111"/>
+          <w:sz w:val="19"/>
+        </w:rPr>
+        <w:t xml:space="preserve">     WHERE grantee IN ('admin_bd','recepcion','veterinario_rol','auditor')</w:t>
+      </w:r>
+      <w:r>
+        <w:br/>
+      </w:r>
+      <w:r>
+        <w:rPr>
+          <w:rFonts w:ascii="Consolas" w:hAnsi="Consolas"/>
+          <w:color w:val="111111"/>
+          <w:sz w:val="19"/>
+        </w:rPr>
+        <w:t xml:space="preserve">     ORDER BY grantee, table_name, privilege_type;</w:t>
+      </w:r>
+    </w:p>
+    <w:p>
+      <w:pPr>
+        <w:spacing w:before="200" w:after="60"/>
+      </w:pPr>
+      <w:r>
+        <w:rPr>
+          <w:b/>
+          <w:color w:val="1A1C1D"/>
+          <w:sz w:val="32"/>
+        </w:rPr>
+        <w:t>Salida esperada</w:t>
+      </w:r>
+    </w:p>
+    <w:p>
+      <w:pPr>
+        <w:shd w:val="clear" w:fill="F2F2F3"/>
+        <w:spacing w:before="60" w:after="60"/>
+        <w:ind w:left="216"/>
+      </w:pPr>
+      <w:r>
+        <w:rPr>
+          <w:rFonts w:ascii="Consolas" w:hAnsi="Consolas"/>
+          <w:color w:val="111111"/>
+          <w:sz w:val="19"/>
+        </w:rPr>
+        <w:t>Filas por rol (el orden es grantee, table_name, privilege_type):</w:t>
+      </w:r>
+      <w:r>
+        <w:br/>
+      </w:r>
+      <w:r>
+        <w:rPr>
+          <w:rFonts w:ascii="Consolas" w:hAnsi="Consolas"/>
+          <w:color w:val="111111"/>
+          <w:sz w:val="19"/>
+        </w:rPr>
+      </w:r>
+      <w:r>
+        <w:br/>
+      </w:r>
+      <w:r>
+        <w:rPr>
+          <w:rFonts w:ascii="Consolas" w:hAnsi="Consolas"/>
+          <w:color w:val="111111"/>
+          <w:sz w:val="19"/>
+        </w:rPr>
+        <w:t xml:space="preserve">      auditor          -&gt; 5 filas   : cita, consulta, dueno, factura, mascota (SELECT en cada una)</w:t>
+      </w:r>
+      <w:r>
+        <w:br/>
+      </w:r>
+      <w:r>
+        <w:rPr>
+          <w:rFonts w:ascii="Consolas" w:hAnsi="Consolas"/>
+          <w:color w:val="111111"/>
+          <w:sz w:val="19"/>
+        </w:rPr>
+        <w:t xml:space="preserve">      recepcion        -&gt;  6 filas   : cita x 3 (INSERT, SELECT, UPDATE) + dueno, mascota, veterinario (SELECT)</w:t>
+      </w:r>
+      <w:r>
+        <w:br/>
+      </w:r>
+      <w:r>
+        <w:rPr>
+          <w:rFonts w:ascii="Consolas" w:hAnsi="Consolas"/>
+          <w:color w:val="111111"/>
+          <w:sz w:val="19"/>
+        </w:rPr>
+        <w:t xml:space="preserve">      veterinario_rol  -&gt;  5 filas   : cita (SELECT), consulta x 3 (INSERT, SELECT, UPDATE), mascota (SELECT)</w:t>
+      </w:r>
+      <w:r>
+        <w:br/>
+      </w:r>
+      <w:r>
+        <w:rPr>
+          <w:rFonts w:ascii="Consolas" w:hAnsi="Consolas"/>
+          <w:color w:val="111111"/>
+          <w:sz w:val="19"/>
+        </w:rPr>
+        <w:t xml:space="preserve">      admin_bd         -&gt; 56 o 64 filas : las 8 tablas x los privilegios que ALL PRIVILEGES expande</w:t>
+      </w:r>
+      <w:r>
+        <w:br/>
+      </w:r>
+      <w:r>
+        <w:rPr>
+          <w:rFonts w:ascii="Consolas" w:hAnsi="Consolas"/>
+          <w:color w:val="111111"/>
+          <w:sz w:val="19"/>
+        </w:rPr>
+      </w:r>
+      <w:r>
+        <w:br/>
+      </w:r>
+      <w:r>
+        <w:rPr>
+          <w:rFonts w:ascii="Consolas" w:hAnsi="Consolas"/>
+          <w:color w:val="111111"/>
+          <w:sz w:val="19"/>
+        </w:rPr>
+        <w:t xml:space="preserve">    Las tres primeras cifras son exactas y son las que hay que contar. La de admin_bd</w:t>
+      </w:r>
+      <w:r>
+        <w:br/>
+      </w:r>
+      <w:r>
+        <w:rPr>
+          <w:rFonts w:ascii="Consolas" w:hAnsi="Consolas"/>
+          <w:color w:val="111111"/>
+          <w:sz w:val="19"/>
+        </w:rPr>
+        <w:t xml:space="preserve">    depende de la version del motor: ALL PRIVILEGES sobre una tabla expande a INSERT,</w:t>
+      </w:r>
+      <w:r>
+        <w:br/>
+      </w:r>
+      <w:r>
+        <w:rPr>
+          <w:rFonts w:ascii="Consolas" w:hAnsi="Consolas"/>
+          <w:color w:val="111111"/>
+          <w:sz w:val="19"/>
+        </w:rPr>
+        <w:t xml:space="preserve">    SELECT, UPDATE, DELETE, TRUNCATE, REFERENCES y TRIGGER (7 x 8 = 56), y desde</w:t>
+      </w:r>
+      <w:r>
+        <w:br/>
+      </w:r>
+      <w:r>
+        <w:rPr>
+          <w:rFonts w:ascii="Consolas" w:hAnsi="Consolas"/>
+          <w:color w:val="111111"/>
+          <w:sz w:val="19"/>
+        </w:rPr>
+        <w:t xml:space="preserve">    PostgreSQL 17 se agrega MAINTAIN (8 x 8 = 64). No descuente por esa diferencia:</w:t>
+      </w:r>
+      <w:r>
+        <w:br/>
+      </w:r>
+      <w:r>
+        <w:rPr>
+          <w:rFonts w:ascii="Consolas" w:hAnsi="Consolas"/>
+          <w:color w:val="111111"/>
+          <w:sz w:val="19"/>
+        </w:rPr>
+        <w:t xml:space="preserve">    lo que se califica es que aparezcan las 8 tablas.</w:t>
+      </w:r>
+      <w:r>
+        <w:br/>
+      </w:r>
+      <w:r>
+        <w:rPr>
+          <w:rFonts w:ascii="Consolas" w:hAnsi="Consolas"/>
+          <w:color w:val="111111"/>
+          <w:sz w:val="19"/>
+        </w:rPr>
+      </w:r>
+      <w:r>
+        <w:br/>
+      </w:r>
+      <w:r>
+        <w:rPr>
+          <w:rFonts w:ascii="Consolas" w:hAnsi="Consolas"/>
+          <w:color w:val="111111"/>
+          <w:sz w:val="19"/>
+        </w:rPr>
+        <w:t xml:space="preserve">    Para revisar rapido una entrega, sin leer 60 filas, esta variante agrupa la matriz</w:t>
+      </w:r>
+      <w:r>
+        <w:br/>
+      </w:r>
+      <w:r>
+        <w:rPr>
+          <w:rFonts w:ascii="Consolas" w:hAnsi="Consolas"/>
+          <w:color w:val="111111"/>
+          <w:sz w:val="19"/>
+        </w:rPr>
+        <w:t xml:space="preserve">    en una fila por rol y objeto (no se pide en el enunciado, es para el docente):</w:t>
+      </w:r>
+      <w:r>
+        <w:br/>
+      </w:r>
+      <w:r>
+        <w:rPr>
+          <w:rFonts w:ascii="Consolas" w:hAnsi="Consolas"/>
+          <w:color w:val="111111"/>
+          <w:sz w:val="19"/>
+        </w:rPr>
+      </w:r>
+      <w:r>
+        <w:br/>
+      </w:r>
+      <w:r>
+        <w:rPr>
+          <w:rFonts w:ascii="Consolas" w:hAnsi="Consolas"/>
+          <w:color w:val="111111"/>
+          <w:sz w:val="19"/>
+        </w:rPr>
+        <w:t xml:space="preserve">      SELECT grantee, table_name,</w:t>
+      </w:r>
+      <w:r>
+        <w:br/>
+      </w:r>
+      <w:r>
+        <w:rPr>
+          <w:rFonts w:ascii="Consolas" w:hAnsi="Consolas"/>
+          <w:color w:val="111111"/>
+          <w:sz w:val="19"/>
+        </w:rPr>
+        <w:t xml:space="preserve">             string_agg(privilege_type, ', ' ORDER BY privilege_type) AS privilegios</w:t>
+      </w:r>
+      <w:r>
+        <w:br/>
+      </w:r>
+      <w:r>
+        <w:rPr>
+          <w:rFonts w:ascii="Consolas" w:hAnsi="Consolas"/>
+          <w:color w:val="111111"/>
+          <w:sz w:val="19"/>
+        </w:rPr>
+        <w:t xml:space="preserve">        FROM information_schema.role_table_grants</w:t>
+      </w:r>
+      <w:r>
+        <w:br/>
+      </w:r>
+      <w:r>
+        <w:rPr>
+          <w:rFonts w:ascii="Consolas" w:hAnsi="Consolas"/>
+          <w:color w:val="111111"/>
+          <w:sz w:val="19"/>
+        </w:rPr>
+        <w:t xml:space="preserve">       WHERE grantee IN ('admin_bd','recepcion','veterinario_rol','auditor')</w:t>
+      </w:r>
+      <w:r>
+        <w:br/>
+      </w:r>
+      <w:r>
+        <w:rPr>
+          <w:rFonts w:ascii="Consolas" w:hAnsi="Consolas"/>
+          <w:color w:val="111111"/>
+          <w:sz w:val="19"/>
+        </w:rPr>
+        <w:t xml:space="preserve">       GROUP BY grantee, table_name</w:t>
+      </w:r>
+      <w:r>
+        <w:br/>
+      </w:r>
+      <w:r>
+        <w:rPr>
+          <w:rFonts w:ascii="Consolas" w:hAnsi="Consolas"/>
+          <w:color w:val="111111"/>
+          <w:sz w:val="19"/>
+        </w:rPr>
+        <w:t xml:space="preserve">       ORDER BY grantee, table_name;</w:t>
+      </w:r>
+      <w:r>
+        <w:br/>
+      </w:r>
+      <w:r>
+        <w:rPr>
+          <w:rFonts w:ascii="Consolas" w:hAnsi="Consolas"/>
+          <w:color w:val="111111"/>
+          <w:sz w:val="19"/>
+        </w:rPr>
+      </w:r>
+      <w:r>
+        <w:br/>
+      </w:r>
+      <w:r>
+        <w:rPr>
+          <w:rFonts w:ascii="Consolas" w:hAnsi="Consolas"/>
+          <w:color w:val="111111"/>
+          <w:sz w:val="19"/>
+        </w:rPr>
+        <w:t xml:space="preserve">      grantee          | table_name  | privilegios</w:t>
+      </w:r>
+      <w:r>
+        <w:br/>
+      </w:r>
+      <w:r>
+        <w:rPr>
+          <w:rFonts w:ascii="Consolas" w:hAnsi="Consolas"/>
+          <w:color w:val="111111"/>
+          <w:sz w:val="19"/>
+        </w:rPr>
+        <w:t xml:space="preserve">      -----------------+-------------+-----------------------</w:t>
+      </w:r>
+      <w:r>
+        <w:br/>
+      </w:r>
+      <w:r>
+        <w:rPr>
+          <w:rFonts w:ascii="Consolas" w:hAnsi="Consolas"/>
+          <w:color w:val="111111"/>
+          <w:sz w:val="19"/>
+        </w:rPr>
+        <w:t xml:space="preserve">      auditor          | cita        | SELECT</w:t>
+      </w:r>
+      <w:r>
+        <w:br/>
+      </w:r>
+      <w:r>
+        <w:rPr>
+          <w:rFonts w:ascii="Consolas" w:hAnsi="Consolas"/>
+          <w:color w:val="111111"/>
+          <w:sz w:val="19"/>
+        </w:rPr>
+        <w:t xml:space="preserve">      auditor          | consulta    | SELECT</w:t>
+      </w:r>
+      <w:r>
+        <w:br/>
+      </w:r>
+      <w:r>
+        <w:rPr>
+          <w:rFonts w:ascii="Consolas" w:hAnsi="Consolas"/>
+          <w:color w:val="111111"/>
+          <w:sz w:val="19"/>
+        </w:rPr>
+        <w:t xml:space="preserve">      auditor          | dueno       | SELECT</w:t>
+      </w:r>
+      <w:r>
+        <w:br/>
+      </w:r>
+      <w:r>
+        <w:rPr>
+          <w:rFonts w:ascii="Consolas" w:hAnsi="Consolas"/>
+          <w:color w:val="111111"/>
+          <w:sz w:val="19"/>
+        </w:rPr>
+        <w:t xml:space="preserve">      auditor          | factura     | SELECT</w:t>
+      </w:r>
+      <w:r>
+        <w:br/>
+      </w:r>
+      <w:r>
+        <w:rPr>
+          <w:rFonts w:ascii="Consolas" w:hAnsi="Consolas"/>
+          <w:color w:val="111111"/>
+          <w:sz w:val="19"/>
+        </w:rPr>
+        <w:t xml:space="preserve">      auditor          | mascota     | SELECT</w:t>
+      </w:r>
+      <w:r>
+        <w:br/>
+      </w:r>
+      <w:r>
+        <w:rPr>
+          <w:rFonts w:ascii="Consolas" w:hAnsi="Consolas"/>
+          <w:color w:val="111111"/>
+          <w:sz w:val="19"/>
+        </w:rPr>
+        <w:t xml:space="preserve">      recepcion        | cita        | INSERT, SELECT, UPDATE</w:t>
+      </w:r>
+      <w:r>
+        <w:br/>
+      </w:r>
+      <w:r>
+        <w:rPr>
+          <w:rFonts w:ascii="Consolas" w:hAnsi="Consolas"/>
+          <w:color w:val="111111"/>
+          <w:sz w:val="19"/>
+        </w:rPr>
+        <w:t xml:space="preserve">      recepcion        | dueno       | SELECT</w:t>
+      </w:r>
+      <w:r>
+        <w:br/>
+      </w:r>
+      <w:r>
+        <w:rPr>
+          <w:rFonts w:ascii="Consolas" w:hAnsi="Consolas"/>
+          <w:color w:val="111111"/>
+          <w:sz w:val="19"/>
+        </w:rPr>
+        <w:t xml:space="preserve">      recepcion        | mascota     | SELECT</w:t>
+      </w:r>
+      <w:r>
+        <w:br/>
+      </w:r>
+      <w:r>
+        <w:rPr>
+          <w:rFonts w:ascii="Consolas" w:hAnsi="Consolas"/>
+          <w:color w:val="111111"/>
+          <w:sz w:val="19"/>
+        </w:rPr>
+        <w:t xml:space="preserve">      recepcion        | veterinario | SELECT</w:t>
+      </w:r>
+      <w:r>
+        <w:br/>
+      </w:r>
+      <w:r>
+        <w:rPr>
+          <w:rFonts w:ascii="Consolas" w:hAnsi="Consolas"/>
+          <w:color w:val="111111"/>
+          <w:sz w:val="19"/>
+        </w:rPr>
+        <w:t xml:space="preserve">      veterinario_rol  | cita        | SELECT</w:t>
+      </w:r>
+      <w:r>
+        <w:br/>
+      </w:r>
+      <w:r>
+        <w:rPr>
+          <w:rFonts w:ascii="Consolas" w:hAnsi="Consolas"/>
+          <w:color w:val="111111"/>
+          <w:sz w:val="19"/>
+        </w:rPr>
+        <w:t xml:space="preserve">      veterinario_rol  | consulta    | INSERT, SELECT, UPDATE</w:t>
+      </w:r>
+      <w:r>
+        <w:br/>
+      </w:r>
+      <w:r>
+        <w:rPr>
+          <w:rFonts w:ascii="Consolas" w:hAnsi="Consolas"/>
+          <w:color w:val="111111"/>
+          <w:sz w:val="19"/>
+        </w:rPr>
+        <w:t xml:space="preserve">      veterinario_rol  | mascota     | SELECT</w:t>
+      </w:r>
+    </w:p>
+    <w:p>
+      <w:pPr>
+        <w:spacing w:before="200" w:after="60"/>
+      </w:pPr>
+      <w:r>
+        <w:rPr>
+          <w:b/>
+          <w:color w:val="1A1C1D"/>
+          <w:sz w:val="32"/>
+        </w:rPr>
+        <w:t>Como calificar</w:t>
       </w:r>
     </w:p>
     <w:p>
       <w:pPr>
         <w:pStyle w:val="ListBullet"/>
-        <w:spacing w:after="40"/>
       </w:pPr>
       <w:r>
         <w:rPr>
-          <w:rFonts w:ascii="Calibri" w:hAnsi="Calibri" w:eastAsia="Calibri"/>
+          <w:b/>
+          <w:color w:val="4A4A49"/>
+          <w:sz w:val="22"/>
+        </w:rPr>
+        <w:t>10 pts — los 4 roles.</w:t>
+      </w:r>
+      <w:r>
+        <w:rPr>
           <w:b w:val="0"/>
-          <w:color w:val="2B2B2B"/>
+          <w:color w:val="4A4A49"/>
           <w:sz w:val="22"/>
         </w:rPr>
-        <w:t>AUDITOR recibe unicamente SELECT sobre las tablas sensibles (cita, consulta, factura); ningun privilegio de escritura, ni siquiera sobre datos "poco importantes", porque su funcion es verificar, no operar.</w:t>
+        <w:t xml:space="preserve"> Los cuatro </w:t>
+      </w:r>
+      <w:r>
+        <w:rPr>
+          <w:rFonts w:ascii="Consolas" w:hAnsi="Consolas"/>
+          <w:color w:val="111111"/>
+          <w:sz w:val="21"/>
+        </w:rPr>
+        <w:t>CREATE ROLE</w:t>
+      </w:r>
+      <w:r>
+        <w:rPr>
+          <w:b w:val="0"/>
+          <w:color w:val="4A4A49"/>
+          <w:sz w:val="22"/>
+        </w:rPr>
+        <w:t xml:space="preserve"> corren sin error y con </w:t>
+      </w:r>
+      <w:r>
+        <w:rPr>
+          <w:rFonts w:ascii="Consolas" w:hAnsi="Consolas"/>
+          <w:color w:val="111111"/>
+          <w:sz w:val="21"/>
+        </w:rPr>
+        <w:t>NOLOGIN</w:t>
+      </w:r>
+      <w:r>
+        <w:rPr>
+          <w:b w:val="0"/>
+          <w:color w:val="4A4A49"/>
+          <w:sz w:val="22"/>
+        </w:rPr>
+        <w:t xml:space="preserve">. 2,5 por rol. Si usa </w:t>
+      </w:r>
+      <w:r>
+        <w:rPr>
+          <w:rFonts w:ascii="Consolas" w:hAnsi="Consolas"/>
+          <w:color w:val="111111"/>
+          <w:sz w:val="21"/>
+        </w:rPr>
+        <w:t>CREATE USER</w:t>
+      </w:r>
+      <w:r>
+        <w:rPr>
+          <w:b w:val="0"/>
+          <w:color w:val="4A4A49"/>
+          <w:sz w:val="22"/>
+        </w:rPr>
+        <w:t xml:space="preserve">, medio punto menos por rol: no es un error de sintaxis (es un alias de </w:t>
+      </w:r>
+      <w:r>
+        <w:rPr>
+          <w:rFonts w:ascii="Consolas" w:hAnsi="Consolas"/>
+          <w:color w:val="111111"/>
+          <w:sz w:val="21"/>
+        </w:rPr>
+        <w:t>CREATE ROLE ... LOGIN</w:t>
+      </w:r>
+      <w:r>
+        <w:rPr>
+          <w:b w:val="0"/>
+          <w:color w:val="4A4A49"/>
+          <w:sz w:val="22"/>
+        </w:rPr>
+        <w:t>) pero contradice la decision de que estos cuatro son bolsas de permisos.</w:t>
       </w:r>
     </w:p>
     <w:p>
       <w:pPr>
         <w:pStyle w:val="ListBullet"/>
-        <w:spacing w:after="40"/>
       </w:pPr>
       <w:r>
         <w:rPr>
-          <w:rFonts w:ascii="Calibri" w:hAnsi="Calibri" w:eastAsia="Calibri"/>
+          <w:b/>
+          <w:color w:val="4A4A49"/>
+          <w:sz w:val="22"/>
+        </w:rPr>
+        <w:t>14 pts — los GRANT reproducen la matriz exactamente.</w:t>
+      </w:r>
+      <w:r>
+        <w:rPr>
           <w:b w:val="0"/>
-          <w:color w:val="2B2B2B"/>
+          <w:color w:val="4A4A49"/>
           <w:sz w:val="22"/>
         </w:rPr>
-        <w:t>Redactar la politica de altas/bajas de usuarios en media pagina: quien autoriza crear un usuario nuevo, que rol se le asigna por defecto, y que pasa con sus privilegios el dia que deja de trabajar en la clinica (revocacion inmediata, no "despues").</w:t>
-      </w:r>
-    </w:p>
-    <w:p>
-      <w:pPr>
-        <w:spacing w:after="120"/>
-      </w:pPr>
-      <w:r>
-        <w:rPr>
-          <w:rFonts w:ascii="Calibri" w:hAnsi="Calibri" w:eastAsia="Calibri"/>
-          <w:b/>
-          <w:color w:val="095292"/>
-          <w:sz w:val="24"/>
-        </w:rPr>
-        <w:t>Ejemplo / SQL / artefactos</w:t>
+        <w:t xml:space="preserve"> Se cuenta por rol: 4 pts </w:t>
+      </w:r>
+      <w:r>
+        <w:rPr>
+          <w:rFonts w:ascii="Consolas" w:hAnsi="Consolas"/>
+          <w:color w:val="111111"/>
+          <w:sz w:val="21"/>
+        </w:rPr>
+        <w:t>recepcion</w:t>
+      </w:r>
+      <w:r>
+        <w:rPr>
+          <w:b w:val="0"/>
+          <w:color w:val="4A4A49"/>
+          <w:sz w:val="22"/>
+        </w:rPr>
+        <w:t xml:space="preserve">, 3 pts </w:t>
+      </w:r>
+      <w:r>
+        <w:rPr>
+          <w:rFonts w:ascii="Consolas" w:hAnsi="Consolas"/>
+          <w:color w:val="111111"/>
+          <w:sz w:val="21"/>
+        </w:rPr>
+        <w:t>veterinario_rol</w:t>
+      </w:r>
+      <w:r>
+        <w:rPr>
+          <w:b w:val="0"/>
+          <w:color w:val="4A4A49"/>
+          <w:sz w:val="22"/>
+        </w:rPr>
+        <w:t xml:space="preserve">, 3 pts </w:t>
+      </w:r>
+      <w:r>
+        <w:rPr>
+          <w:rFonts w:ascii="Consolas" w:hAnsi="Consolas"/>
+          <w:color w:val="111111"/>
+          <w:sz w:val="21"/>
+        </w:rPr>
+        <w:t>auditor</w:t>
+      </w:r>
+      <w:r>
+        <w:rPr>
+          <w:b w:val="0"/>
+          <w:color w:val="4A4A49"/>
+          <w:sz w:val="22"/>
+        </w:rPr>
+        <w:t xml:space="preserve">, 4 pts </w:t>
+      </w:r>
+      <w:r>
+        <w:rPr>
+          <w:rFonts w:ascii="Consolas" w:hAnsi="Consolas"/>
+          <w:color w:val="111111"/>
+          <w:sz w:val="21"/>
+        </w:rPr>
+        <w:t>admin_bd</w:t>
+      </w:r>
+      <w:r>
+        <w:rPr>
+          <w:b w:val="0"/>
+          <w:color w:val="4A4A49"/>
+          <w:sz w:val="22"/>
+        </w:rPr>
+        <w:t xml:space="preserve">. Se descuenta tanto por privilegio de mas como de menos, y la verificacion es la salida de arriba: si </w:t>
+      </w:r>
+      <w:r>
+        <w:rPr>
+          <w:rFonts w:ascii="Consolas" w:hAnsi="Consolas"/>
+          <w:color w:val="111111"/>
+          <w:sz w:val="21"/>
+        </w:rPr>
+        <w:t>recepcion</w:t>
+      </w:r>
+      <w:r>
+        <w:rPr>
+          <w:b w:val="0"/>
+          <w:color w:val="4A4A49"/>
+          <w:sz w:val="22"/>
+        </w:rPr>
+        <w:t xml:space="preserve"> no da 6 filas o </w:t>
+      </w:r>
+      <w:r>
+        <w:rPr>
+          <w:rFonts w:ascii="Consolas" w:hAnsi="Consolas"/>
+          <w:color w:val="111111"/>
+          <w:sz w:val="21"/>
+        </w:rPr>
+        <w:t>auditor</w:t>
+      </w:r>
+      <w:r>
+        <w:rPr>
+          <w:b w:val="0"/>
+          <w:color w:val="4A4A49"/>
+          <w:sz w:val="22"/>
+        </w:rPr>
+        <w:t xml:space="preserve"> no da 5, hay una diferencia y hay que localizarla.</w:t>
       </w:r>
     </w:p>
     <w:p>
       <w:pPr>
         <w:pStyle w:val="ListBullet"/>
-        <w:spacing w:after="40"/>
       </w:pPr>
       <w:r>
         <w:rPr>
-          <w:rFonts w:ascii="Calibri" w:hAnsi="Calibri" w:eastAsia="Calibri"/>
+          <w:b/>
+          <w:color w:val="4A4A49"/>
+          <w:sz w:val="22"/>
+        </w:rPr>
+        <w:t>3 pts — el REVOKE explicito</w:t>
+      </w:r>
+      <w:r>
+        <w:rPr>
           <w:b w:val="0"/>
-          <w:color w:val="2B2B2B"/>
+          <w:color w:val="4A4A49"/>
           <w:sz w:val="22"/>
         </w:rPr>
-        <w:t>Codigo/02_roles_vetcare.sql</w:t>
+        <w:t xml:space="preserve"> de </w:t>
+      </w:r>
+      <w:r>
+        <w:rPr>
+          <w:rFonts w:ascii="Consolas" w:hAnsi="Consolas"/>
+          <w:color w:val="111111"/>
+          <w:sz w:val="21"/>
+        </w:rPr>
+        <w:t>DELETE ON cita FROM recepcion</w:t>
+      </w:r>
+      <w:r>
+        <w:rPr>
+          <w:b w:val="0"/>
+          <w:color w:val="4A4A49"/>
+          <w:sz w:val="22"/>
+        </w:rPr>
+        <w:t xml:space="preserve"> esta presente. Se dan los 3 puntos completos aunque el estudiante escriba al lado que es redundante; de hecho, decirlo demuestra que entendio el punto de partida en cero.</w:t>
       </w:r>
     </w:p>
     <w:p>
       <w:pPr>
         <w:pStyle w:val="ListBullet"/>
-        <w:spacing w:after="40"/>
       </w:pPr>
       <w:r>
         <w:rPr>
-          <w:rFonts w:ascii="Calibri" w:hAnsi="Calibri" w:eastAsia="Calibri"/>
+          <w:b/>
+          <w:color w:val="4A4A49"/>
+          <w:sz w:val="22"/>
+        </w:rPr>
+        <w:t>3 pts — la consulta de verificacion</w:t>
+      </w:r>
+      <w:r>
+        <w:rPr>
           <w:b w:val="0"/>
-          <w:color w:val="2B2B2B"/>
+          <w:color w:val="4A4A49"/>
           <w:sz w:val="22"/>
         </w:rPr>
-        <w:t>Script demo: Codigo/02_roles_vetcare.sql</w:t>
-      </w:r>
-    </w:p>
-    <w:p>
-      <w:pPr>
-        <w:spacing w:after="120"/>
-      </w:pPr>
-      <w:r>
-        <w:rPr>
-          <w:rFonts w:ascii="Calibri" w:hAnsi="Calibri" w:eastAsia="Calibri"/>
-          <w:b/>
-          <w:color w:val="095292"/>
-          <w:sz w:val="24"/>
-        </w:rPr>
-        <w:t>Rubrica corta</w:t>
+        <w:t xml:space="preserve"> sobre </w:t>
+      </w:r>
+      <w:r>
+        <w:rPr>
+          <w:rFonts w:ascii="Consolas" w:hAnsi="Consolas"/>
+          <w:color w:val="111111"/>
+          <w:sz w:val="21"/>
+        </w:rPr>
+        <w:t>information_schema.role_table_grants</w:t>
+      </w:r>
+      <w:r>
+        <w:rPr>
+          <w:b w:val="0"/>
+          <w:color w:val="4A4A49"/>
+          <w:sz w:val="22"/>
+        </w:rPr>
+        <w:t xml:space="preserve"> con las tres columnas pedidas y el </w:t>
+      </w:r>
+      <w:r>
+        <w:rPr>
+          <w:rFonts w:ascii="Consolas" w:hAnsi="Consolas"/>
+          <w:color w:val="111111"/>
+          <w:sz w:val="21"/>
+        </w:rPr>
+        <w:t>ORDER BY grantee, table_name, privilege_type</w:t>
+      </w:r>
+      <w:r>
+        <w:rPr>
+          <w:b w:val="0"/>
+          <w:color w:val="4A4A49"/>
+          <w:sz w:val="22"/>
+        </w:rPr>
+        <w:t>, y devuelve filas de los 4 roles.</w:t>
       </w:r>
     </w:p>
     <w:p>
       <w:pPr>
         <w:pStyle w:val="ListBullet"/>
-        <w:spacing w:after="40"/>
       </w:pPr>
       <w:r>
         <w:rPr>
-          <w:rFonts w:ascii="Calibri" w:hAnsi="Calibri" w:eastAsia="Calibri"/>
+          <w:b/>
+          <w:color w:val="4A4A49"/>
+          <w:sz w:val="22"/>
+        </w:rPr>
+        <w:t>Piso de sintaxis.</w:t>
+      </w:r>
+      <w:r>
+        <w:rPr>
           <w:b w:val="0"/>
-          <w:color w:val="2B2B2B"/>
+          <w:color w:val="4A4A49"/>
           <w:sz w:val="22"/>
         </w:rPr>
-        <w:t>[ ] 4 roles (2)</w:t>
+        <w:t xml:space="preserve"> Si el script no corre, no hay puntos de los 14 de la matriz: la pregunta es </w:t>
+      </w:r>
+      <w:r>
+        <w:rPr>
+          <w:rFonts w:ascii="Consolas" w:hAnsi="Consolas"/>
+          <w:color w:val="111111"/>
+          <w:sz w:val="21"/>
+        </w:rPr>
+        <w:t>bd_sql</w:t>
+      </w:r>
+      <w:r>
+        <w:rPr>
+          <w:b w:val="0"/>
+          <w:color w:val="4A4A49"/>
+          <w:sz w:val="22"/>
+        </w:rPr>
+        <w:t xml:space="preserve"> y la evidencia es que el motor lo acepte. Si corre pero la matriz esta incompleta, se califica lo que si quedo.</w:t>
+      </w:r>
+    </w:p>
+    <w:p>
+      <w:pPr>
+        <w:spacing w:before="200" w:after="60"/>
+      </w:pPr>
+      <w:r>
+        <w:rPr>
+          <w:b/>
+          <w:color w:val="1A1C1D"/>
+          <w:sz w:val="32"/>
+        </w:rPr>
+        <w:t>Errores frecuentes y que hacer</w:t>
       </w:r>
     </w:p>
     <w:p>
       <w:pPr>
         <w:pStyle w:val="ListBullet"/>
-        <w:spacing w:after="40"/>
       </w:pPr>
       <w:r>
         <w:rPr>
-          <w:rFonts w:ascii="Calibri" w:hAnsi="Calibri" w:eastAsia="Calibri"/>
+          <w:b/>
+          <w:color w:val="4A4A49"/>
+          <w:sz w:val="22"/>
+        </w:rPr>
+        <w:t>`GRANT CREATE SESSION TO recepcion`.</w:t>
+      </w:r>
+      <w:r>
+        <w:rPr>
           <w:b w:val="0"/>
-          <w:color w:val="2B2B2B"/>
+          <w:color w:val="4A4A49"/>
           <w:sz w:val="22"/>
         </w:rPr>
-        <w:t>[ ] Matriz (3)</w:t>
+        <w:t xml:space="preserve"> Es sintaxis de Oracle y en PostgreSQL no existe. El equivalente no es un privilegio sino un atributo del rol: </w:t>
+      </w:r>
+      <w:r>
+        <w:rPr>
+          <w:rFonts w:ascii="Consolas" w:hAnsi="Consolas"/>
+          <w:color w:val="111111"/>
+          <w:sz w:val="21"/>
+        </w:rPr>
+        <w:t>LOGIN</w:t>
+      </w:r>
+      <w:r>
+        <w:rPr>
+          <w:b w:val="0"/>
+          <w:color w:val="4A4A49"/>
+          <w:sz w:val="22"/>
+        </w:rPr>
+        <w:t xml:space="preserve">, que se escribe en el </w:t>
+      </w:r>
+      <w:r>
+        <w:rPr>
+          <w:rFonts w:ascii="Consolas" w:hAnsi="Consolas"/>
+          <w:color w:val="111111"/>
+          <w:sz w:val="21"/>
+        </w:rPr>
+        <w:t>CREATE ROLE</w:t>
+      </w:r>
+      <w:r>
+        <w:rPr>
+          <w:b w:val="0"/>
+          <w:color w:val="4A4A49"/>
+          <w:sz w:val="22"/>
+        </w:rPr>
+        <w:t>. Aparece en quien busco en internet sin filtrar por motor.</w:t>
       </w:r>
     </w:p>
     <w:p>
       <w:pPr>
         <w:pStyle w:val="ListBullet"/>
-        <w:spacing w:after="40"/>
       </w:pPr>
       <w:r>
         <w:rPr>
-          <w:rFonts w:ascii="Calibri" w:hAnsi="Calibri" w:eastAsia="Calibri"/>
+          <w:b/>
+          <w:color w:val="4A4A49"/>
+          <w:sz w:val="22"/>
+        </w:rPr>
+        <w:t>`CREATE USER recepcion IDENTIFIED BY '...'`.</w:t>
+      </w:r>
+      <w:r>
+        <w:rPr>
           <w:b w:val="0"/>
-          <w:color w:val="2B2B2B"/>
+          <w:color w:val="4A4A49"/>
           <w:sz w:val="22"/>
         </w:rPr>
-        <w:t>[ ] Least privilege (3)</w:t>
+        <w:t xml:space="preserve"> Tambien Oracle. En PostgreSQL es </w:t>
+      </w:r>
+      <w:r>
+        <w:rPr>
+          <w:rFonts w:ascii="Consolas" w:hAnsi="Consolas"/>
+          <w:color w:val="111111"/>
+          <w:sz w:val="21"/>
+        </w:rPr>
+        <w:t>CREATE ROLE recepcion LOGIN PASSWORD '...'</w:t>
+      </w:r>
+      <w:r>
+        <w:rPr>
+          <w:b w:val="0"/>
+          <w:color w:val="4A4A49"/>
+          <w:sz w:val="22"/>
+        </w:rPr>
+        <w:t>, y hoy no hace falta ninguna clave porque no se conecta nadie.</w:t>
       </w:r>
     </w:p>
     <w:p>
       <w:pPr>
         <w:pStyle w:val="ListBullet"/>
-        <w:spacing w:after="40"/>
       </w:pPr>
       <w:r>
         <w:rPr>
-          <w:rFonts w:ascii="Calibri" w:hAnsi="Calibri" w:eastAsia="Calibri"/>
+          <w:b/>
+          <w:color w:val="4A4A49"/>
+          <w:sz w:val="22"/>
+        </w:rPr>
+        <w:t>Otorgar `DELETE` a `recepcion` «para que pueda cancelar».</w:t>
+      </w:r>
+      <w:r>
+        <w:rPr>
           <w:b w:val="0"/>
-          <w:color w:val="2B2B2B"/>
+          <w:color w:val="4A4A49"/>
           <w:sz w:val="22"/>
         </w:rPr>
-        <w:t>[ ] Política (2)</w:t>
-      </w:r>
-    </w:p>
-    <w:p>
-      <w:pPr>
-        <w:spacing w:after="120"/>
-      </w:pPr>
-      <w:r>
-        <w:rPr>
-          <w:rFonts w:ascii="Calibri" w:hAnsi="Calibri" w:eastAsia="Calibri"/>
-          <w:b/>
-          <w:color w:val="095292"/>
-          <w:sz w:val="24"/>
-        </w:rPr>
-        <w:t>Errores frecuentes</w:t>
+        <w:t xml:space="preserve"> Es justo lo que la pregunta 2 evalua. Cancelar es </w:t>
+      </w:r>
+      <w:r>
+        <w:rPr>
+          <w:rFonts w:ascii="Consolas" w:hAnsi="Consolas"/>
+          <w:color w:val="111111"/>
+          <w:sz w:val="21"/>
+        </w:rPr>
+        <w:t>UPDATE cita SET estado = 'CANCELADA'</w:t>
+      </w:r>
+      <w:r>
+        <w:rPr>
+          <w:b w:val="0"/>
+          <w:color w:val="4A4A49"/>
+          <w:sz w:val="22"/>
+        </w:rPr>
+        <w:t xml:space="preserve">: conserva la historia y basta el </w:t>
+      </w:r>
+      <w:r>
+        <w:rPr>
+          <w:rFonts w:ascii="Consolas" w:hAnsi="Consolas"/>
+          <w:color w:val="111111"/>
+          <w:sz w:val="21"/>
+        </w:rPr>
+        <w:t>UPDATE</w:t>
+      </w:r>
+      <w:r>
+        <w:rPr>
+          <w:b w:val="0"/>
+          <w:color w:val="4A4A49"/>
+          <w:sz w:val="22"/>
+        </w:rPr>
+        <w:t xml:space="preserve"> que ya tiene.</w:t>
       </w:r>
     </w:p>
     <w:p>
       <w:pPr>
         <w:pStyle w:val="ListBullet"/>
-        <w:spacing w:after="40"/>
       </w:pPr>
       <w:r>
         <w:rPr>
-          <w:rFonts w:ascii="Calibri" w:hAnsi="Calibri" w:eastAsia="Calibri"/>
+          <w:b/>
+          <w:color w:val="4A4A49"/>
+          <w:sz w:val="22"/>
+        </w:rPr>
+        <w:t>Darle `ALL PRIVILEGES` a `admin_bd` sobre 5 tablas y no 8.</w:t>
+      </w:r>
+      <w:r>
+        <w:rPr>
           <w:b w:val="0"/>
-          <w:color w:val="2B2B2B"/>
+          <w:color w:val="4A4A49"/>
           <w:sz w:val="22"/>
         </w:rPr>
-        <w:t>Todos DBA.</w:t>
+        <w:t xml:space="preserve"> Deja al administrador sin acceso a </w:t>
+      </w:r>
+      <w:r>
+        <w:rPr>
+          <w:rFonts w:ascii="Consolas" w:hAnsi="Consolas"/>
+          <w:color w:val="111111"/>
+          <w:sz w:val="21"/>
+        </w:rPr>
+        <w:t>dueno</w:t>
+      </w:r>
+      <w:r>
+        <w:rPr>
+          <w:b w:val="0"/>
+          <w:color w:val="4A4A49"/>
+          <w:sz w:val="22"/>
+        </w:rPr>
+        <w:t xml:space="preserve">, </w:t>
+      </w:r>
+      <w:r>
+        <w:rPr>
+          <w:rFonts w:ascii="Consolas" w:hAnsi="Consolas"/>
+          <w:color w:val="111111"/>
+          <w:sz w:val="21"/>
+        </w:rPr>
+        <w:t>mascota</w:t>
+      </w:r>
+      <w:r>
+        <w:rPr>
+          <w:b w:val="0"/>
+          <w:color w:val="4A4A49"/>
+          <w:sz w:val="22"/>
+        </w:rPr>
+        <w:t xml:space="preserve"> y </w:t>
+      </w:r>
+      <w:r>
+        <w:rPr>
+          <w:rFonts w:ascii="Consolas" w:hAnsi="Consolas"/>
+          <w:color w:val="111111"/>
+          <w:sz w:val="21"/>
+        </w:rPr>
+        <w:t>veterinario</w:t>
+      </w:r>
+      <w:r>
+        <w:rPr>
+          <w:b w:val="0"/>
+          <w:color w:val="4A4A49"/>
+          <w:sz w:val="22"/>
+        </w:rPr>
+        <w:t>, y entonces la matriz de la pregunta 4 queda con guiones en la columna del administrador, que es indefendible. Es el error mas facil de arrastrar porque no produce ningun mensaje de error.</w:t>
       </w:r>
     </w:p>
     <w:p>
       <w:pPr>
         <w:pStyle w:val="ListBullet"/>
-        <w:spacing w:after="40"/>
       </w:pPr>
       <w:r>
         <w:rPr>
-          <w:rFonts w:ascii="Calibri" w:hAnsi="Calibri" w:eastAsia="Calibri"/>
+          <w:b/>
+          <w:color w:val="4A4A49"/>
+          <w:sz w:val="22"/>
+        </w:rPr>
+        <w:t>Escribir el rol en mayusculas y creerlo distinto.</w:t>
+      </w:r>
+      <w:r>
+        <w:rPr>
           <w:b w:val="0"/>
-          <w:color w:val="2B2B2B"/>
+          <w:color w:val="4A4A49"/>
           <w:sz w:val="22"/>
         </w:rPr>
-        <w:t>Sin justificar.</w:t>
+        <w:t xml:space="preserve"> PostgreSQL pasa los identificadores sin comillas a minusculas, asi que </w:t>
+      </w:r>
+      <w:r>
+        <w:rPr>
+          <w:rFonts w:ascii="Consolas" w:hAnsi="Consolas"/>
+          <w:color w:val="111111"/>
+          <w:sz w:val="21"/>
+        </w:rPr>
+        <w:t>RECEPCION</w:t>
+      </w:r>
+      <w:r>
+        <w:rPr>
+          <w:b w:val="0"/>
+          <w:color w:val="4A4A49"/>
+          <w:sz w:val="22"/>
+        </w:rPr>
+        <w:t xml:space="preserve"> y </w:t>
+      </w:r>
+      <w:r>
+        <w:rPr>
+          <w:rFonts w:ascii="Consolas" w:hAnsi="Consolas"/>
+          <w:color w:val="111111"/>
+          <w:sz w:val="21"/>
+        </w:rPr>
+        <w:t>recepcion</w:t>
+      </w:r>
+      <w:r>
+        <w:rPr>
+          <w:b w:val="0"/>
+          <w:color w:val="4A4A49"/>
+          <w:sz w:val="22"/>
+        </w:rPr>
+        <w:t xml:space="preserve"> son el mismo rol. </w:t>
+      </w:r>
+      <w:r>
+        <w:rPr>
+          <w:rFonts w:ascii="Consolas" w:hAnsi="Consolas"/>
+          <w:color w:val="111111"/>
+          <w:sz w:val="21"/>
+        </w:rPr>
+        <w:t>"Recepcion"</w:t>
+      </w:r>
+      <w:r>
+        <w:rPr>
+          <w:b w:val="0"/>
+          <w:color w:val="4A4A49"/>
+          <w:sz w:val="22"/>
+        </w:rPr>
+        <w:t xml:space="preserve"> entre comillas dobles si es otro, y ese si produce un error de rol inexistente que cuesta encontrar.</w:t>
+      </w:r>
+    </w:p>
+    <w:p>
+      <w:pPr>
+        <w:pStyle w:val="ListBullet"/>
+      </w:pPr>
+      <w:r>
+        <w:rPr>
+          <w:b/>
+          <w:color w:val="4A4A49"/>
+          <w:sz w:val="22"/>
+        </w:rPr>
+        <w:t>Entregar solo la matriz en un documento</w:t>
+      </w:r>
+      <w:r>
+        <w:rPr>
+          <w:b w:val="0"/>
+          <w:color w:val="4A4A49"/>
+          <w:sz w:val="22"/>
+        </w:rPr>
+        <w:t xml:space="preserve"> porque «el playground no deja». Aqui si deja. Si alguien llega con eso, es probable que lo haya leido en una version anterior de la guia: corrijalo en voz alta al grupo entero.</w:t>
+      </w:r>
+    </w:p>
+    <w:p>
+      <w:pPr>
+        <w:spacing w:before="200" w:after="60"/>
+      </w:pPr>
+      <w:r>
+        <w:rPr>
+          <w:b/>
+          <w:color w:val="1A1C1D"/>
+          <w:sz w:val="32"/>
+        </w:rPr>
+        <w:t>Pregunta 2 · Privilegio minimo en la matriz de VetCare · 10 pts</w:t>
+      </w:r>
+    </w:p>
+    <w:p>
+      <w:pPr>
+        <w:spacing w:before="200" w:after="60"/>
+      </w:pPr>
+      <w:r>
+        <w:rPr>
+          <w:b/>
+          <w:color w:val="1A1C1D"/>
+          <w:sz w:val="32"/>
+        </w:rPr>
+        <w:t>Clave y por que</w:t>
+      </w:r>
+    </w:p>
+    <w:p>
+      <w:r>
+        <w:rPr>
+          <w:b w:val="0"/>
+          <w:color w:val="4A4A49"/>
+          <w:sz w:val="22"/>
+        </w:rPr>
+        <w:t>La clave se lee del banco de la plataforma, asi que esta es la que se califica. La columna de la derecha es lo que hay que poder responderle al estudiante cuando pregunte.</w:t>
+      </w:r>
+    </w:p>
+    <w:tbl>
+      <w:tblPr>
+        <w:tblStyle w:val="TableGrid"/>
+        <w:tblW w:type="auto" w:w="0"/>
+        <w:tblLook w:firstColumn="1" w:firstRow="1" w:lastColumn="0" w:lastRow="0" w:noHBand="0" w:noVBand="1" w:val="04A0"/>
+      </w:tblPr>
+      <w:tblGrid>
+        <w:gridCol w:w="2880"/>
+        <w:gridCol w:w="2880"/>
+        <w:gridCol w:w="2880"/>
+      </w:tblGrid>
+      <w:tr>
+        <w:tc>
+          <w:tcPr>
+            <w:tcW w:type="dxa" w:w="2880"/>
+            <w:shd w:val="clear" w:fill="3A3A3C"/>
+          </w:tcPr>
+          <w:p>
+            <w:r>
+              <w:rPr>
+                <w:b/>
+              </w:rPr>
+            </w:r>
+          </w:p>
+        </w:tc>
+        <w:tc>
+          <w:tcPr>
+            <w:tcW w:type="dxa" w:w="2880"/>
+            <w:shd w:val="clear" w:fill="3A3A3C"/>
+          </w:tcPr>
+          <w:p>
+            <w:r>
+              <w:rPr>
+                <w:b/>
+              </w:rPr>
+            </w:r>
+            <w:r>
+              <w:rPr>
+                <w:b/>
+                <w:color w:val="FFFFFF"/>
+                <w:sz w:val="21"/>
+              </w:rPr>
+              <w:t>Opcion</w:t>
+            </w:r>
+          </w:p>
+        </w:tc>
+        <w:tc>
+          <w:tcPr>
+            <w:tcW w:type="dxa" w:w="2880"/>
+            <w:shd w:val="clear" w:fill="3A3A3C"/>
+          </w:tcPr>
+          <w:p>
+            <w:r>
+              <w:rPr>
+                <w:b/>
+              </w:rPr>
+            </w:r>
+            <w:r>
+              <w:rPr>
+                <w:b/>
+                <w:color w:val="FFFFFF"/>
+                <w:sz w:val="21"/>
+              </w:rPr>
+              <w:t>Por que</w:t>
+            </w:r>
+          </w:p>
+        </w:tc>
+      </w:tr>
+      <w:tr>
+        <w:tc>
+          <w:tcPr>
+            <w:tcW w:type="dxa" w:w="2880"/>
+          </w:tcPr>
+          <w:p>
+            <w:r/>
+            <w:r>
+              <w:rPr>
+                <w:b w:val="0"/>
+                <w:color w:val="4A4A49"/>
+                <w:sz w:val="20"/>
+              </w:rPr>
+              <w:t>no</w:t>
+            </w:r>
+          </w:p>
+        </w:tc>
+        <w:tc>
+          <w:tcPr>
+            <w:tcW w:type="dxa" w:w="2880"/>
+          </w:tcPr>
+          <w:p>
+            <w:r/>
+            <w:r>
+              <w:rPr>
+                <w:b w:val="0"/>
+                <w:color w:val="4A4A49"/>
+                <w:sz w:val="20"/>
+              </w:rPr>
+              <w:t>Darle DELETE sobre cita es aceptable porque cancelar una cita es basicamente borrarla.</w:t>
+            </w:r>
+          </w:p>
+        </w:tc>
+        <w:tc>
+          <w:tcPr>
+            <w:tcW w:type="dxa" w:w="2880"/>
+          </w:tcPr>
+          <w:p>
+            <w:r/>
+            <w:r>
+              <w:rPr>
+                <w:b/>
+                <w:color w:val="4A4A49"/>
+                <w:sz w:val="20"/>
+              </w:rPr>
+              <w:t>Incorrecta.</w:t>
+            </w:r>
+            <w:r>
+              <w:rPr>
+                <w:b w:val="0"/>
+                <w:color w:val="4A4A49"/>
+                <w:sz w:val="20"/>
+              </w:rPr>
+              <w:t xml:space="preserve"> Confunde la accion del negocio con la sentencia SQL. Cancelar es un cambio de estado, no una desaparicion: la cita cancelada hay que poder contarla, cobrarla si aplica y explicarla. Con </w:t>
+            </w:r>
+            <w:r>
+              <w:rPr>
+                <w:rFonts w:ascii="Consolas" w:hAnsi="Consolas"/>
+                <w:color w:val="111111"/>
+                <w:sz w:val="19"/>
+              </w:rPr>
+              <w:t>DELETE</w:t>
+            </w:r>
+            <w:r>
+              <w:rPr>
+                <w:b w:val="0"/>
+                <w:color w:val="4A4A49"/>
+                <w:sz w:val="20"/>
+              </w:rPr>
+              <w:t xml:space="preserve"> se pierde la evidencia de que existio, y ademas se abre la puerta a un </w:t>
+            </w:r>
+            <w:r>
+              <w:rPr>
+                <w:rFonts w:ascii="Consolas" w:hAnsi="Consolas"/>
+                <w:color w:val="111111"/>
+                <w:sz w:val="19"/>
+              </w:rPr>
+              <w:t>DELETE</w:t>
+            </w:r>
+            <w:r>
+              <w:rPr>
+                <w:b w:val="0"/>
+                <w:color w:val="4A4A49"/>
+                <w:sz w:val="20"/>
+              </w:rPr>
+              <w:t xml:space="preserve"> sin </w:t>
+            </w:r>
+            <w:r>
+              <w:rPr>
+                <w:rFonts w:ascii="Consolas" w:hAnsi="Consolas"/>
+                <w:color w:val="111111"/>
+                <w:sz w:val="19"/>
+              </w:rPr>
+              <w:t>WHERE</w:t>
+            </w:r>
+            <w:r>
+              <w:rPr>
+                <w:b w:val="0"/>
+                <w:color w:val="4A4A49"/>
+                <w:sz w:val="20"/>
+              </w:rPr>
+              <w:t xml:space="preserve"> que borre la agenda completa.</w:t>
+            </w:r>
+          </w:p>
+        </w:tc>
+      </w:tr>
+      <w:tr>
+        <w:tc>
+          <w:tcPr>
+            <w:tcW w:type="dxa" w:w="2880"/>
+            <w:shd w:val="clear" w:fill="ECECEE"/>
+          </w:tcPr>
+          <w:p>
+            <w:r/>
+            <w:r>
+              <w:rPr>
+                <w:b/>
+                <w:color w:val="4A4A49"/>
+                <w:sz w:val="20"/>
+              </w:rPr>
+              <w:t>SI</w:t>
+            </w:r>
+          </w:p>
+        </w:tc>
+        <w:tc>
+          <w:tcPr>
+            <w:tcW w:type="dxa" w:w="2880"/>
+            <w:shd w:val="clear" w:fill="ECECEE"/>
+          </w:tcPr>
+          <w:p>
+            <w:r/>
+            <w:r>
+              <w:rPr>
+                <w:b w:val="0"/>
+                <w:color w:val="4A4A49"/>
+                <w:sz w:val="20"/>
+              </w:rPr>
+              <w:t>Cancelar debe ser un UPDATE de estado a 'CANCELADA', no un DELETE: se conserva la historia y basta el privilegio UPDATE.</w:t>
+            </w:r>
+          </w:p>
+        </w:tc>
+        <w:tc>
+          <w:tcPr>
+            <w:tcW w:type="dxa" w:w="2880"/>
+            <w:shd w:val="clear" w:fill="ECECEE"/>
+          </w:tcPr>
+          <w:p>
+            <w:r/>
+            <w:r>
+              <w:rPr>
+                <w:b/>
+                <w:color w:val="4A4A49"/>
+                <w:sz w:val="20"/>
+              </w:rPr>
+              <w:t>Correcta.</w:t>
+            </w:r>
+            <w:r>
+              <w:rPr>
+                <w:b w:val="0"/>
+                <w:color w:val="4A4A49"/>
+                <w:sz w:val="20"/>
+              </w:rPr>
+              <w:t xml:space="preserve"> Es el borrado logico de la Clase 1 aplicado a permisos: </w:t>
+            </w:r>
+            <w:r>
+              <w:rPr>
+                <w:rFonts w:ascii="Consolas" w:hAnsi="Consolas"/>
+                <w:color w:val="111111"/>
+                <w:sz w:val="19"/>
+              </w:rPr>
+              <w:t>UPDATE cita SET estado = 'CANCELADA' WHERE id_cita = ...</w:t>
+            </w:r>
+            <w:r>
+              <w:rPr>
+                <w:b w:val="0"/>
+                <w:color w:val="4A4A49"/>
+                <w:sz w:val="20"/>
+              </w:rPr>
+              <w:t xml:space="preserve">. Se conserva la historia y el rol no necesita ningun privilegio nuevo, porque </w:t>
+            </w:r>
+            <w:r>
+              <w:rPr>
+                <w:rFonts w:ascii="Consolas" w:hAnsi="Consolas"/>
+                <w:color w:val="111111"/>
+                <w:sz w:val="19"/>
+              </w:rPr>
+              <w:t>UPDATE</w:t>
+            </w:r>
+            <w:r>
+              <w:rPr>
+                <w:b w:val="0"/>
+                <w:color w:val="4A4A49"/>
+                <w:sz w:val="20"/>
+              </w:rPr>
+              <w:t xml:space="preserve"> ya lo tiene para reprogramar.</w:t>
+            </w:r>
+          </w:p>
+        </w:tc>
+      </w:tr>
+      <w:tr>
+        <w:tc>
+          <w:tcPr>
+            <w:tcW w:type="dxa" w:w="2880"/>
+          </w:tcPr>
+          <w:p>
+            <w:r/>
+            <w:r>
+              <w:rPr>
+                <w:b w:val="0"/>
+                <w:color w:val="4A4A49"/>
+                <w:sz w:val="20"/>
+              </w:rPr>
+              <w:t>no</w:t>
+            </w:r>
+          </w:p>
+        </w:tc>
+        <w:tc>
+          <w:tcPr>
+            <w:tcW w:type="dxa" w:w="2880"/>
+          </w:tcPr>
+          <w:p>
+            <w:r/>
+            <w:r>
+              <w:rPr>
+                <w:b w:val="0"/>
+                <w:color w:val="4A4A49"/>
+                <w:sz w:val="20"/>
+              </w:rPr>
+              <w:t>Conviene darle ALL PRIVILEGES sobre cita para no tener que ajustar permisos cada vez que cambie el proceso.</w:t>
+            </w:r>
+          </w:p>
+        </w:tc>
+        <w:tc>
+          <w:tcPr>
+            <w:tcW w:type="dxa" w:w="2880"/>
+          </w:tcPr>
+          <w:p>
+            <w:r/>
+            <w:r>
+              <w:rPr>
+                <w:b/>
+                <w:color w:val="4A4A49"/>
+                <w:sz w:val="20"/>
+              </w:rPr>
+              <w:t>Incorrecta.</w:t>
+            </w:r>
+            <w:r>
+              <w:rPr>
+                <w:b w:val="0"/>
+                <w:color w:val="4A4A49"/>
+                <w:sz w:val="20"/>
+              </w:rPr>
+              <w:t xml:space="preserve"> Es exactamente lo contrario de privilegio minimo: se otorga por comodidad futura y no por necesidad presente. </w:t>
+            </w:r>
+            <w:r>
+              <w:rPr>
+                <w:rFonts w:ascii="Consolas" w:hAnsi="Consolas"/>
+                <w:color w:val="111111"/>
+                <w:sz w:val="19"/>
+              </w:rPr>
+              <w:t>ALL PRIVILEGES</w:t>
+            </w:r>
+            <w:r>
+              <w:rPr>
+                <w:b w:val="0"/>
+                <w:color w:val="4A4A49"/>
+                <w:sz w:val="20"/>
+              </w:rPr>
+              <w:t xml:space="preserve"> sobre </w:t>
+            </w:r>
+            <w:r>
+              <w:rPr>
+                <w:rFonts w:ascii="Consolas" w:hAnsi="Consolas"/>
+                <w:color w:val="111111"/>
+                <w:sz w:val="19"/>
+              </w:rPr>
+              <w:t>cita</w:t>
+            </w:r>
+            <w:r>
+              <w:rPr>
+                <w:b w:val="0"/>
+                <w:color w:val="4A4A49"/>
+                <w:sz w:val="20"/>
+              </w:rPr>
+              <w:t xml:space="preserve"> incluye </w:t>
+            </w:r>
+            <w:r>
+              <w:rPr>
+                <w:rFonts w:ascii="Consolas" w:hAnsi="Consolas"/>
+                <w:color w:val="111111"/>
+                <w:sz w:val="19"/>
+              </w:rPr>
+              <w:t>DELETE</w:t>
+            </w:r>
+            <w:r>
+              <w:rPr>
+                <w:b w:val="0"/>
+                <w:color w:val="4A4A49"/>
+                <w:sz w:val="20"/>
+              </w:rPr>
+              <w:t xml:space="preserve"> y </w:t>
+            </w:r>
+            <w:r>
+              <w:rPr>
+                <w:rFonts w:ascii="Consolas" w:hAnsi="Consolas"/>
+                <w:color w:val="111111"/>
+                <w:sz w:val="19"/>
+              </w:rPr>
+              <w:t>TRUNCATE</w:t>
+            </w:r>
+            <w:r>
+              <w:rPr>
+                <w:b w:val="0"/>
+                <w:color w:val="4A4A49"/>
+                <w:sz w:val="20"/>
+              </w:rPr>
+              <w:t>, asi que un error de copiar y pegar vacia la tabla. El argumento de «no tener que ajustar permisos» es justamente lo que resuelve el rol: se ajusta en un solo lugar.</w:t>
+            </w:r>
+          </w:p>
+        </w:tc>
+      </w:tr>
+      <w:tr>
+        <w:tc>
+          <w:tcPr>
+            <w:tcW w:type="dxa" w:w="2880"/>
+            <w:shd w:val="clear" w:fill="ECECEE"/>
+          </w:tcPr>
+          <w:p>
+            <w:r/>
+            <w:r>
+              <w:rPr>
+                <w:b/>
+                <w:color w:val="4A4A49"/>
+                <w:sz w:val="20"/>
+              </w:rPr>
+              <w:t>SI</w:t>
+            </w:r>
+          </w:p>
+        </w:tc>
+        <w:tc>
+          <w:tcPr>
+            <w:tcW w:type="dxa" w:w="2880"/>
+            <w:shd w:val="clear" w:fill="ECECEE"/>
+          </w:tcPr>
+          <w:p>
+            <w:r/>
+            <w:r>
+              <w:rPr>
+                <w:b w:val="0"/>
+                <w:color w:val="4A4A49"/>
+                <w:sz w:val="20"/>
+              </w:rPr>
+              <w:t>Sobre dueno y mascota le basta SELECT; no necesita INSERT ni UPDATE porque el alta de mascotas la hace otro rol.</w:t>
+            </w:r>
+          </w:p>
+        </w:tc>
+        <w:tc>
+          <w:tcPr>
+            <w:tcW w:type="dxa" w:w="2880"/>
+            <w:shd w:val="clear" w:fill="ECECEE"/>
+          </w:tcPr>
+          <w:p>
+            <w:r/>
+            <w:r>
+              <w:rPr>
+                <w:b/>
+                <w:color w:val="4A4A49"/>
+                <w:sz w:val="20"/>
+              </w:rPr>
+              <w:t>Correcta.</w:t>
+            </w:r>
+            <w:r>
+              <w:rPr>
+                <w:b w:val="0"/>
+                <w:color w:val="4A4A49"/>
+                <w:sz w:val="20"/>
+              </w:rPr>
+              <w:t xml:space="preserve"> El alta de una mascota la hace otro rol, asi que recepcion no necesita escribir en </w:t>
+            </w:r>
+            <w:r>
+              <w:rPr>
+                <w:rFonts w:ascii="Consolas" w:hAnsi="Consolas"/>
+                <w:color w:val="111111"/>
+                <w:sz w:val="19"/>
+              </w:rPr>
+              <w:t>dueno</w:t>
+            </w:r>
+            <w:r>
+              <w:rPr>
+                <w:b w:val="0"/>
+                <w:color w:val="4A4A49"/>
+                <w:sz w:val="20"/>
+              </w:rPr>
+              <w:t xml:space="preserve"> ni en </w:t>
+            </w:r>
+            <w:r>
+              <w:rPr>
+                <w:rFonts w:ascii="Consolas" w:hAnsi="Consolas"/>
+                <w:color w:val="111111"/>
+                <w:sz w:val="19"/>
+              </w:rPr>
+              <w:t>mascota</w:t>
+            </w:r>
+            <w:r>
+              <w:rPr>
+                <w:b w:val="0"/>
+                <w:color w:val="4A4A49"/>
+                <w:sz w:val="20"/>
+              </w:rPr>
+              <w:t>; le basta leer para identificar a quien llama. Cada privilegio que no se otorga es una superficie de dano que no existe.</w:t>
+            </w:r>
+          </w:p>
+        </w:tc>
+      </w:tr>
+      <w:tr>
+        <w:tc>
+          <w:tcPr>
+            <w:tcW w:type="dxa" w:w="2880"/>
+          </w:tcPr>
+          <w:p>
+            <w:r/>
+            <w:r>
+              <w:rPr>
+                <w:b/>
+                <w:color w:val="4A4A49"/>
+                <w:sz w:val="20"/>
+              </w:rPr>
+              <w:t>SI</w:t>
+            </w:r>
+          </w:p>
+        </w:tc>
+        <w:tc>
+          <w:tcPr>
+            <w:tcW w:type="dxa" w:w="2880"/>
+          </w:tcPr>
+          <w:p>
+            <w:r/>
+            <w:r>
+              <w:rPr>
+                <w:b w:val="0"/>
+                <w:color w:val="4A4A49"/>
+                <w:sz w:val="20"/>
+              </w:rPr>
+              <w:t>Si solo requiere telefono y nombre del dueno, es mejor exponerle una vista o privilegios por columna que la tabla dueno completa con email y direccion.</w:t>
+            </w:r>
+          </w:p>
+        </w:tc>
+        <w:tc>
+          <w:tcPr>
+            <w:tcW w:type="dxa" w:w="2880"/>
+          </w:tcPr>
+          <w:p>
+            <w:r/>
+            <w:r>
+              <w:rPr>
+                <w:b/>
+                <w:color w:val="4A4A49"/>
+                <w:sz w:val="20"/>
+              </w:rPr>
+              <w:t>Correcta.</w:t>
+            </w:r>
+            <w:r>
+              <w:rPr>
+                <w:b w:val="0"/>
+                <w:color w:val="4A4A49"/>
+                <w:sz w:val="20"/>
+              </w:rPr>
+              <w:t xml:space="preserve"> Es el mecanismo de la pregunta 3. Si solo necesita nombre y telefono, darle la tabla </w:t>
+            </w:r>
+            <w:r>
+              <w:rPr>
+                <w:rFonts w:ascii="Consolas" w:hAnsi="Consolas"/>
+                <w:color w:val="111111"/>
+                <w:sz w:val="19"/>
+              </w:rPr>
+              <w:t>dueno</w:t>
+            </w:r>
+            <w:r>
+              <w:rPr>
+                <w:b w:val="0"/>
+                <w:color w:val="4A4A49"/>
+                <w:sz w:val="20"/>
+              </w:rPr>
+              <w:t xml:space="preserve"> completa le entrega tambien el correo y la ciudad. La vista o el privilegio por columna entregan el dato sin el resto.</w:t>
+            </w:r>
+          </w:p>
+        </w:tc>
+      </w:tr>
+      <w:tr>
+        <w:tc>
+          <w:tcPr>
+            <w:tcW w:type="dxa" w:w="2880"/>
+            <w:shd w:val="clear" w:fill="ECECEE"/>
+          </w:tcPr>
+          <w:p>
+            <w:r/>
+            <w:r>
+              <w:rPr>
+                <w:b w:val="0"/>
+                <w:color w:val="4A4A49"/>
+                <w:sz w:val="20"/>
+              </w:rPr>
+              <w:t>no</w:t>
+            </w:r>
+          </w:p>
+        </w:tc>
+        <w:tc>
+          <w:tcPr>
+            <w:tcW w:type="dxa" w:w="2880"/>
+            <w:shd w:val="clear" w:fill="ECECEE"/>
+          </w:tcPr>
+          <w:p>
+            <w:r/>
+            <w:r>
+              <w:rPr>
+                <w:b w:val="0"/>
+                <w:color w:val="4A4A49"/>
+                <w:sz w:val="20"/>
+              </w:rPr>
+              <w:t>El rol auditor deberia tener UPDATE sobre la tabla de auditoria para poder corregir registros erroneos.</w:t>
+            </w:r>
+          </w:p>
+        </w:tc>
+        <w:tc>
+          <w:tcPr>
+            <w:tcW w:type="dxa" w:w="2880"/>
+            <w:shd w:val="clear" w:fill="ECECEE"/>
+          </w:tcPr>
+          <w:p>
+            <w:r/>
+            <w:r>
+              <w:rPr>
+                <w:b/>
+                <w:color w:val="4A4A49"/>
+                <w:sz w:val="20"/>
+              </w:rPr>
+              <w:t>Incorrecta.</w:t>
+            </w:r>
+            <w:r>
+              <w:rPr>
+                <w:b w:val="0"/>
+                <w:color w:val="4A4A49"/>
+                <w:sz w:val="20"/>
+              </w:rPr>
+              <w:t xml:space="preserve"> Y es la mas importante de descartar. Quien puede corregir el registro de lo que hizo puede borrar la evidencia de lo que hizo: una tabla de auditoria con </w:t>
+            </w:r>
+            <w:r>
+              <w:rPr>
+                <w:rFonts w:ascii="Consolas" w:hAnsi="Consolas"/>
+                <w:color w:val="111111"/>
+                <w:sz w:val="19"/>
+              </w:rPr>
+              <w:t>UPDATE</w:t>
+            </w:r>
+            <w:r>
+              <w:rPr>
+                <w:b w:val="0"/>
+                <w:color w:val="4A4A49"/>
+                <w:sz w:val="20"/>
+              </w:rPr>
+              <w:t xml:space="preserve"> para el auditor no prueba nada. Un registro erroneo se corrige con un registro nuevo que deja fecha y autor, no editando el anterior.</w:t>
+            </w:r>
+          </w:p>
+        </w:tc>
+      </w:tr>
+    </w:tbl>
+    <w:p/>
+    <w:p>
+      <w:pPr>
+        <w:spacing w:before="200" w:after="60"/>
+      </w:pPr>
+      <w:r>
+        <w:rPr>
+          <w:b/>
+          <w:color w:val="1A1C1D"/>
+          <w:sz w:val="32"/>
+        </w:rPr>
+        <w:t>Como calificar</w:t>
+      </w:r>
+    </w:p>
+    <w:p>
+      <w:pPr>
+        <w:pStyle w:val="ListBullet"/>
+      </w:pPr>
+      <w:r>
+        <w:rPr>
+          <w:b w:val="0"/>
+          <w:color w:val="4A4A49"/>
+          <w:sz w:val="22"/>
+        </w:rPr>
+        <w:t>10 pts con las tres correctas (indices 1, 3 y 4) y ninguna incorrecta marcada.</w:t>
+      </w:r>
+    </w:p>
+    <w:p>
+      <w:pPr>
+        <w:pStyle w:val="ListBullet"/>
+      </w:pPr>
+      <w:r>
+        <w:rPr>
+          <w:b w:val="0"/>
+          <w:color w:val="4A4A49"/>
+          <w:sz w:val="22"/>
+        </w:rPr>
+        <w:t>Parcial proporcional: 10/3 ≈ 3,33 por correcta marcada, menos 3,33 por cada incorrecta marcada, con piso en 0. Quien marque las 6 saca 0, y eso es deliberado: marcar todo no es responder.</w:t>
+      </w:r>
+    </w:p>
+    <w:p>
+      <w:pPr>
+        <w:pStyle w:val="ListBullet"/>
+      </w:pPr>
+      <w:r>
+        <w:rPr>
+          <w:b w:val="0"/>
+          <w:color w:val="4A4A49"/>
+          <w:sz w:val="22"/>
+        </w:rPr>
+        <w:t>Si alguien marca 0 y 1 a la vez, senale la contradiccion en voz alta: son afirmaciones opuestas sobre la misma decision, y no se puede estar de acuerdo con las dos.</w:t>
+      </w:r>
+    </w:p>
+    <w:p>
+      <w:pPr>
+        <w:spacing w:before="200" w:after="60"/>
+      </w:pPr>
+      <w:r>
+        <w:rPr>
+          <w:b/>
+          <w:color w:val="1A1C1D"/>
+          <w:sz w:val="32"/>
+        </w:rPr>
+        <w:t>Errores frecuentes y que hacer</w:t>
+      </w:r>
+    </w:p>
+    <w:p>
+      <w:pPr>
+        <w:pStyle w:val="ListBullet"/>
+      </w:pPr>
+      <w:r>
+        <w:rPr>
+          <w:b/>
+          <w:color w:val="4A4A49"/>
+          <w:sz w:val="22"/>
+        </w:rPr>
+        <w:t>Marcar la 5 «porque el auditor tiene que poder corregir errores».</w:t>
+      </w:r>
+      <w:r>
+        <w:rPr>
+          <w:b w:val="0"/>
+          <w:color w:val="4A4A49"/>
+          <w:sz w:val="22"/>
+        </w:rPr>
+        <w:t xml:space="preserve"> Es la trampa de la pregunta y la que mas cae. La respuesta es que corregir un registro de auditoria destruye su valor como prueba.</w:t>
+      </w:r>
+    </w:p>
+    <w:p>
+      <w:pPr>
+        <w:pStyle w:val="ListBullet"/>
+      </w:pPr>
+      <w:r>
+        <w:rPr>
+          <w:b/>
+          <w:color w:val="4A4A49"/>
+          <w:sz w:val="22"/>
+        </w:rPr>
+        <w:t>Marcar la 2 «porque asi no toca volver a tocar permisos».</w:t>
+      </w:r>
+      <w:r>
+        <w:rPr>
+          <w:b w:val="0"/>
+          <w:color w:val="4A4A49"/>
+          <w:sz w:val="22"/>
+        </w:rPr>
+        <w:t xml:space="preserve"> Confunde comodidad del administrador con necesidad del usuario. Es el argumento con el que en la practica se llega a que todo el mundo sea administrador.</w:t>
+      </w:r>
+    </w:p>
+    <w:p>
+      <w:pPr>
+        <w:pStyle w:val="ListBullet"/>
+      </w:pPr>
+      <w:r>
+        <w:rPr>
+          <w:b/>
+          <w:color w:val="4A4A49"/>
+          <w:sz w:val="22"/>
+        </w:rPr>
+        <w:t>Dudar entre 3 y 4 y marcar solo una.</w:t>
+      </w:r>
+      <w:r>
+        <w:rPr>
+          <w:b w:val="0"/>
+          <w:color w:val="4A4A49"/>
+          <w:sz w:val="22"/>
+        </w:rPr>
+        <w:t xml:space="preserve"> No son alternativas: la 3 dice que sobre </w:t>
+      </w:r>
+      <w:r>
+        <w:rPr>
+          <w:rFonts w:ascii="Consolas" w:hAnsi="Consolas"/>
+          <w:color w:val="111111"/>
+          <w:sz w:val="21"/>
+        </w:rPr>
+        <w:t>dueno</w:t>
+      </w:r>
+      <w:r>
+        <w:rPr>
+          <w:b w:val="0"/>
+          <w:color w:val="4A4A49"/>
+          <w:sz w:val="22"/>
+        </w:rPr>
+        <w:t xml:space="preserve"> basta </w:t>
+      </w:r>
+      <w:r>
+        <w:rPr>
+          <w:rFonts w:ascii="Consolas" w:hAnsi="Consolas"/>
+          <w:color w:val="111111"/>
+          <w:sz w:val="21"/>
+        </w:rPr>
+        <w:t>SELECT</w:t>
+      </w:r>
+      <w:r>
+        <w:rPr>
+          <w:b w:val="0"/>
+          <w:color w:val="4A4A49"/>
+          <w:sz w:val="22"/>
+        </w:rPr>
+        <w:t xml:space="preserve">, y la 4 dice que incluso ese </w:t>
+      </w:r>
+      <w:r>
+        <w:rPr>
+          <w:rFonts w:ascii="Consolas" w:hAnsi="Consolas"/>
+          <w:color w:val="111111"/>
+          <w:sz w:val="21"/>
+        </w:rPr>
+        <w:t>SELECT</w:t>
+      </w:r>
+      <w:r>
+        <w:rPr>
+          <w:b w:val="0"/>
+          <w:color w:val="4A4A49"/>
+          <w:sz w:val="22"/>
+        </w:rPr>
+        <w:t xml:space="preserve"> puede recortarse a dos columnas. Son dos pasos del mismo razonamiento.</w:t>
+      </w:r>
+    </w:p>
+    <w:p>
+      <w:pPr>
+        <w:spacing w:before="200" w:after="60"/>
+      </w:pPr>
+      <w:r>
+        <w:rPr>
+          <w:b/>
+          <w:color w:val="1A1C1D"/>
+          <w:sz w:val="32"/>
+        </w:rPr>
+        <w:t>Pregunta 3 · Reducir la superficie: vista de agenda y privilegios por columna · 20 pts</w:t>
+      </w:r>
+    </w:p>
+    <w:p>
+      <w:pPr>
+        <w:spacing w:before="200" w:after="60"/>
+      </w:pPr>
+      <w:r>
+        <w:rPr>
+          <w:b/>
+          <w:color w:val="1A1C1D"/>
+          <w:sz w:val="32"/>
+        </w:rPr>
+        <w:t>Respuesta esperada (SQL que corre tal cual)</w:t>
+      </w:r>
+    </w:p>
+    <w:p>
+      <w:pPr>
+        <w:shd w:val="clear" w:fill="F2F2F3"/>
+        <w:spacing w:before="60" w:after="60"/>
+        <w:ind w:left="216"/>
+      </w:pPr>
+      <w:r>
+        <w:rPr>
+          <w:rFonts w:ascii="Consolas" w:hAnsi="Consolas"/>
+          <w:color w:val="111111"/>
+          <w:sz w:val="19"/>
+        </w:rPr>
+        <w:t>-- =====================================================================</w:t>
+      </w:r>
+      <w:r>
+        <w:br/>
+      </w:r>
+      <w:r>
+        <w:rPr>
+          <w:rFonts w:ascii="Consolas" w:hAnsi="Consolas"/>
+          <w:color w:val="111111"/>
+          <w:sz w:val="19"/>
+        </w:rPr>
+        <w:t xml:space="preserve">    -- 1) La vista recorta las dos dimensiones a la vez:</w:t>
+      </w:r>
+      <w:r>
+        <w:br/>
+      </w:r>
+      <w:r>
+        <w:rPr>
+          <w:rFonts w:ascii="Consolas" w:hAnsi="Consolas"/>
+          <w:color w:val="111111"/>
+          <w:sz w:val="19"/>
+        </w:rPr>
+        <w:t xml:space="preserve">    --    filas  -&gt; WHERE c.estado &lt;&gt; 'CANCELADA'</w:t>
+      </w:r>
+      <w:r>
+        <w:br/>
+      </w:r>
+      <w:r>
+        <w:rPr>
+          <w:rFonts w:ascii="Consolas" w:hAnsi="Consolas"/>
+          <w:color w:val="111111"/>
+          <w:sz w:val="19"/>
+        </w:rPr>
+        <w:t xml:space="preserve">    --    columnas -&gt; el email del dueno simplemente no esta en el SELECT</w:t>
+      </w:r>
+      <w:r>
+        <w:br/>
+      </w:r>
+      <w:r>
+        <w:rPr>
+          <w:rFonts w:ascii="Consolas" w:hAnsi="Consolas"/>
+          <w:color w:val="111111"/>
+          <w:sz w:val="19"/>
+        </w:rPr>
+        <w:t xml:space="preserve">    -- =====================================================================</w:t>
+      </w:r>
+      <w:r>
+        <w:br/>
+      </w:r>
+      <w:r>
+        <w:rPr>
+          <w:rFonts w:ascii="Consolas" w:hAnsi="Consolas"/>
+          <w:color w:val="111111"/>
+          <w:sz w:val="19"/>
+        </w:rPr>
+        <w:t xml:space="preserve">    CREATE VIEW v_agenda_recepcion AS</w:t>
+      </w:r>
+      <w:r>
+        <w:br/>
+      </w:r>
+      <w:r>
+        <w:rPr>
+          <w:rFonts w:ascii="Consolas" w:hAnsi="Consolas"/>
+          <w:color w:val="111111"/>
+          <w:sz w:val="19"/>
+        </w:rPr>
+        <w:t xml:space="preserve">    SELECT c.id_cita,</w:t>
+      </w:r>
+      <w:r>
+        <w:br/>
+      </w:r>
+      <w:r>
+        <w:rPr>
+          <w:rFonts w:ascii="Consolas" w:hAnsi="Consolas"/>
+          <w:color w:val="111111"/>
+          <w:sz w:val="19"/>
+        </w:rPr>
+        <w:t xml:space="preserve">           c.fecha_hora,</w:t>
+      </w:r>
+      <w:r>
+        <w:br/>
+      </w:r>
+      <w:r>
+        <w:rPr>
+          <w:rFonts w:ascii="Consolas" w:hAnsi="Consolas"/>
+          <w:color w:val="111111"/>
+          <w:sz w:val="19"/>
+        </w:rPr>
+        <w:t xml:space="preserve">           c.estado,</w:t>
+      </w:r>
+      <w:r>
+        <w:br/>
+      </w:r>
+      <w:r>
+        <w:rPr>
+          <w:rFonts w:ascii="Consolas" w:hAnsi="Consolas"/>
+          <w:color w:val="111111"/>
+          <w:sz w:val="19"/>
+        </w:rPr>
+        <w:t xml:space="preserve">           m.nombre  AS mascota,</w:t>
+      </w:r>
+      <w:r>
+        <w:br/>
+      </w:r>
+      <w:r>
+        <w:rPr>
+          <w:rFonts w:ascii="Consolas" w:hAnsi="Consolas"/>
+          <w:color w:val="111111"/>
+          <w:sz w:val="19"/>
+        </w:rPr>
+        <w:t xml:space="preserve">           d.nombre  AS dueno,</w:t>
+      </w:r>
+      <w:r>
+        <w:br/>
+      </w:r>
+      <w:r>
+        <w:rPr>
+          <w:rFonts w:ascii="Consolas" w:hAnsi="Consolas"/>
+          <w:color w:val="111111"/>
+          <w:sz w:val="19"/>
+        </w:rPr>
+        <w:t xml:space="preserve">           d.telefono,</w:t>
+      </w:r>
+      <w:r>
+        <w:br/>
+      </w:r>
+      <w:r>
+        <w:rPr>
+          <w:rFonts w:ascii="Consolas" w:hAnsi="Consolas"/>
+          <w:color w:val="111111"/>
+          <w:sz w:val="19"/>
+        </w:rPr>
+        <w:t xml:space="preserve">           v.nombre  AS veterinario</w:t>
+      </w:r>
+      <w:r>
+        <w:br/>
+      </w:r>
+      <w:r>
+        <w:rPr>
+          <w:rFonts w:ascii="Consolas" w:hAnsi="Consolas"/>
+          <w:color w:val="111111"/>
+          <w:sz w:val="19"/>
+        </w:rPr>
+        <w:t xml:space="preserve">      FROM cita c</w:t>
+      </w:r>
+      <w:r>
+        <w:br/>
+      </w:r>
+      <w:r>
+        <w:rPr>
+          <w:rFonts w:ascii="Consolas" w:hAnsi="Consolas"/>
+          <w:color w:val="111111"/>
+          <w:sz w:val="19"/>
+        </w:rPr>
+        <w:t xml:space="preserve">      JOIN mascota     m ON m.id_mascota     = c.id_mascota</w:t>
+      </w:r>
+      <w:r>
+        <w:br/>
+      </w:r>
+      <w:r>
+        <w:rPr>
+          <w:rFonts w:ascii="Consolas" w:hAnsi="Consolas"/>
+          <w:color w:val="111111"/>
+          <w:sz w:val="19"/>
+        </w:rPr>
+        <w:t xml:space="preserve">      JOIN dueno       d ON d.id_dueno       = m.id_dueno</w:t>
+      </w:r>
+      <w:r>
+        <w:br/>
+      </w:r>
+      <w:r>
+        <w:rPr>
+          <w:rFonts w:ascii="Consolas" w:hAnsi="Consolas"/>
+          <w:color w:val="111111"/>
+          <w:sz w:val="19"/>
+        </w:rPr>
+        <w:t xml:space="preserve">      JOIN veterinario v ON v.id_veterinario = c.id_veterinario</w:t>
+      </w:r>
+      <w:r>
+        <w:br/>
+      </w:r>
+      <w:r>
+        <w:rPr>
+          <w:rFonts w:ascii="Consolas" w:hAnsi="Consolas"/>
+          <w:color w:val="111111"/>
+          <w:sz w:val="19"/>
+        </w:rPr>
+        <w:t xml:space="preserve">     WHERE c.estado &lt;&gt; 'CANCELADA';</w:t>
+      </w:r>
+      <w:r>
+        <w:br/>
+      </w:r>
+      <w:r>
+        <w:rPr>
+          <w:rFonts w:ascii="Consolas" w:hAnsi="Consolas"/>
+          <w:color w:val="111111"/>
+          <w:sz w:val="19"/>
+        </w:rPr>
+      </w:r>
+      <w:r>
+        <w:br/>
+      </w:r>
+      <w:r>
+        <w:rPr>
+          <w:rFonts w:ascii="Consolas" w:hAnsi="Consolas"/>
+          <w:color w:val="111111"/>
+          <w:sz w:val="19"/>
+        </w:rPr>
+        <w:t xml:space="preserve">    GRANT SELECT ON v_agenda_recepcion TO recepcion;</w:t>
+      </w:r>
+      <w:r>
+        <w:br/>
+      </w:r>
+      <w:r>
+        <w:rPr>
+          <w:rFonts w:ascii="Consolas" w:hAnsi="Consolas"/>
+          <w:color w:val="111111"/>
+          <w:sz w:val="19"/>
+        </w:rPr>
+      </w:r>
+      <w:r>
+        <w:br/>
+      </w:r>
+      <w:r>
+        <w:rPr>
+          <w:rFonts w:ascii="Consolas" w:hAnsi="Consolas"/>
+          <w:color w:val="111111"/>
+          <w:sz w:val="19"/>
+        </w:rPr>
+        <w:t xml:space="preserve">    -- Y se le cierra la puerta directa: a partir de aqui recepcion llega al</w:t>
+      </w:r>
+      <w:r>
+        <w:br/>
+      </w:r>
+      <w:r>
+        <w:rPr>
+          <w:rFonts w:ascii="Consolas" w:hAnsi="Consolas"/>
+          <w:color w:val="111111"/>
+          <w:sz w:val="19"/>
+        </w:rPr>
+        <w:t xml:space="preserve">    -- telefono del dueno UNICAMENTE a traves de la vista. Funciona porque la</w:t>
+      </w:r>
+      <w:r>
+        <w:br/>
+      </w:r>
+      <w:r>
+        <w:rPr>
+          <w:rFonts w:ascii="Consolas" w:hAnsi="Consolas"/>
+          <w:color w:val="111111"/>
+          <w:sz w:val="19"/>
+        </w:rPr>
+        <w:t xml:space="preserve">    -- vista se ejecuta con los privilegios de su propietario, no de quien la</w:t>
+      </w:r>
+      <w:r>
+        <w:br/>
+      </w:r>
+      <w:r>
+        <w:rPr>
+          <w:rFonts w:ascii="Consolas" w:hAnsi="Consolas"/>
+          <w:color w:val="111111"/>
+          <w:sz w:val="19"/>
+        </w:rPr>
+        <w:t xml:space="preserve">    -- consulta.</w:t>
+      </w:r>
+      <w:r>
+        <w:br/>
+      </w:r>
+      <w:r>
+        <w:rPr>
+          <w:rFonts w:ascii="Consolas" w:hAnsi="Consolas"/>
+          <w:color w:val="111111"/>
+          <w:sz w:val="19"/>
+        </w:rPr>
+        <w:t xml:space="preserve">    REVOKE SELECT ON dueno FROM recepcion;</w:t>
+      </w:r>
+      <w:r>
+        <w:br/>
+      </w:r>
+      <w:r>
+        <w:rPr>
+          <w:rFonts w:ascii="Consolas" w:hAnsi="Consolas"/>
+          <w:color w:val="111111"/>
+          <w:sz w:val="19"/>
+        </w:rPr>
+      </w:r>
+      <w:r>
+        <w:br/>
+      </w:r>
+      <w:r>
+        <w:rPr>
+          <w:rFonts w:ascii="Consolas" w:hAnsi="Consolas"/>
+          <w:color w:val="111111"/>
+          <w:sz w:val="19"/>
+        </w:rPr>
+        <w:t xml:space="preserve">    -- =====================================================================</w:t>
+      </w:r>
+      <w:r>
+        <w:br/>
+      </w:r>
+      <w:r>
+        <w:rPr>
+          <w:rFonts w:ascii="Consolas" w:hAnsi="Consolas"/>
+          <w:color w:val="111111"/>
+          <w:sz w:val="19"/>
+        </w:rPr>
+        <w:t xml:space="preserve">    -- 2) Privilegio por columna: mismo objetivo, sin crear objeto nuevo.</w:t>
+      </w:r>
+      <w:r>
+        <w:br/>
+      </w:r>
+      <w:r>
+        <w:rPr>
+          <w:rFonts w:ascii="Consolas" w:hAnsi="Consolas"/>
+          <w:color w:val="111111"/>
+          <w:sz w:val="19"/>
+        </w:rPr>
+        <w:t xml:space="preserve">    -- =====================================================================</w:t>
+      </w:r>
+      <w:r>
+        <w:br/>
+      </w:r>
+      <w:r>
+        <w:rPr>
+          <w:rFonts w:ascii="Consolas" w:hAnsi="Consolas"/>
+          <w:color w:val="111111"/>
+          <w:sz w:val="19"/>
+        </w:rPr>
+        <w:t xml:space="preserve">    GRANT SELECT (id_dueno, nombre) ON dueno TO veterinario_rol;</w:t>
+      </w:r>
+      <w:r>
+        <w:br/>
+      </w:r>
+      <w:r>
+        <w:rPr>
+          <w:rFonts w:ascii="Consolas" w:hAnsi="Consolas"/>
+          <w:color w:val="111111"/>
+          <w:sz w:val="19"/>
+        </w:rPr>
+      </w:r>
+      <w:r>
+        <w:br/>
+      </w:r>
+      <w:r>
+        <w:rPr>
+          <w:rFonts w:ascii="Consolas" w:hAnsi="Consolas"/>
+          <w:color w:val="111111"/>
+          <w:sz w:val="19"/>
+        </w:rPr>
+        <w:t xml:space="preserve">    -- =====================================================================</w:t>
+      </w:r>
+      <w:r>
+        <w:br/>
+      </w:r>
+      <w:r>
+        <w:rPr>
+          <w:rFonts w:ascii="Consolas" w:hAnsi="Consolas"/>
+          <w:color w:val="111111"/>
+          <w:sz w:val="19"/>
+        </w:rPr>
+        <w:t xml:space="preserve">    -- 3) Verificacion</w:t>
+      </w:r>
+      <w:r>
+        <w:br/>
+      </w:r>
+      <w:r>
+        <w:rPr>
+          <w:rFonts w:ascii="Consolas" w:hAnsi="Consolas"/>
+          <w:color w:val="111111"/>
+          <w:sz w:val="19"/>
+        </w:rPr>
+        <w:t xml:space="preserve">    -- =====================================================================</w:t>
+      </w:r>
+      <w:r>
+        <w:br/>
+      </w:r>
+      <w:r>
+        <w:rPr>
+          <w:rFonts w:ascii="Consolas" w:hAnsi="Consolas"/>
+          <w:color w:val="111111"/>
+          <w:sz w:val="19"/>
+        </w:rPr>
+        <w:t xml:space="preserve">    SELECT * FROM v_agenda_recepcion ORDER BY fecha_hora;</w:t>
+      </w:r>
+      <w:r>
+        <w:br/>
+      </w:r>
+      <w:r>
+        <w:rPr>
+          <w:rFonts w:ascii="Consolas" w:hAnsi="Consolas"/>
+          <w:color w:val="111111"/>
+          <w:sz w:val="19"/>
+        </w:rPr>
+      </w:r>
+      <w:r>
+        <w:br/>
+      </w:r>
+      <w:r>
+        <w:rPr>
+          <w:rFonts w:ascii="Consolas" w:hAnsi="Consolas"/>
+          <w:color w:val="111111"/>
+          <w:sz w:val="19"/>
+        </w:rPr>
+        <w:t xml:space="preserve">    SELECT grantee, table_name, column_name, privilege_type</w:t>
+      </w:r>
+      <w:r>
+        <w:br/>
+      </w:r>
+      <w:r>
+        <w:rPr>
+          <w:rFonts w:ascii="Consolas" w:hAnsi="Consolas"/>
+          <w:color w:val="111111"/>
+          <w:sz w:val="19"/>
+        </w:rPr>
+        <w:t xml:space="preserve">      FROM information_schema.column_privileges</w:t>
+      </w:r>
+      <w:r>
+        <w:br/>
+      </w:r>
+      <w:r>
+        <w:rPr>
+          <w:rFonts w:ascii="Consolas" w:hAnsi="Consolas"/>
+          <w:color w:val="111111"/>
+          <w:sz w:val="19"/>
+        </w:rPr>
+        <w:t xml:space="preserve">     WHERE grantee = 'veterinario_rol'</w:t>
+      </w:r>
+      <w:r>
+        <w:br/>
+      </w:r>
+      <w:r>
+        <w:rPr>
+          <w:rFonts w:ascii="Consolas" w:hAnsi="Consolas"/>
+          <w:color w:val="111111"/>
+          <w:sz w:val="19"/>
+        </w:rPr>
+        <w:t xml:space="preserve">       AND table_name = 'dueno'</w:t>
+      </w:r>
+      <w:r>
+        <w:br/>
+      </w:r>
+      <w:r>
+        <w:rPr>
+          <w:rFonts w:ascii="Consolas" w:hAnsi="Consolas"/>
+          <w:color w:val="111111"/>
+          <w:sz w:val="19"/>
+        </w:rPr>
+        <w:t xml:space="preserve">     ORDER BY column_name;</w:t>
+      </w:r>
+    </w:p>
+    <w:p>
+      <w:pPr>
+        <w:spacing w:before="200" w:after="60"/>
+      </w:pPr>
+      <w:r>
+        <w:rPr>
+          <w:b/>
+          <w:color w:val="1A1C1D"/>
+          <w:sz w:val="32"/>
+        </w:rPr>
+        <w:t>Salida esperada</w:t>
+      </w:r>
+    </w:p>
+    <w:p>
+      <w:pPr>
+        <w:shd w:val="clear" w:fill="F2F2F3"/>
+        <w:spacing w:before="60" w:after="60"/>
+        <w:ind w:left="216"/>
+      </w:pPr>
+      <w:r>
+        <w:rPr>
+          <w:rFonts w:ascii="Consolas" w:hAnsi="Consolas"/>
+          <w:color w:val="111111"/>
+          <w:sz w:val="19"/>
+        </w:rPr>
+        <w:t>SELECT * FROM v_agenda_recepcion ORDER BY fecha_hora;  -- 9 filas</w:t>
+      </w:r>
+      <w:r>
+        <w:br/>
+      </w:r>
+      <w:r>
+        <w:rPr>
+          <w:rFonts w:ascii="Consolas" w:hAnsi="Consolas"/>
+          <w:color w:val="111111"/>
+          <w:sz w:val="19"/>
+        </w:rPr>
+      </w:r>
+      <w:r>
+        <w:br/>
+      </w:r>
+      <w:r>
+        <w:rPr>
+          <w:rFonts w:ascii="Consolas" w:hAnsi="Consolas"/>
+          <w:color w:val="111111"/>
+          <w:sz w:val="19"/>
+        </w:rPr>
+        <w:t xml:space="preserve">     id_cita |     fecha_hora      |   estado   | mascota  |     dueno      |  telefono  |  veterinario</w:t>
+      </w:r>
+      <w:r>
+        <w:br/>
+      </w:r>
+      <w:r>
+        <w:rPr>
+          <w:rFonts w:ascii="Consolas" w:hAnsi="Consolas"/>
+          <w:color w:val="111111"/>
+          <w:sz w:val="19"/>
+        </w:rPr>
+        <w:t xml:space="preserve">    ---------+---------------------+------------+----------+----------------+------------+----------------</w:t>
+      </w:r>
+      <w:r>
+        <w:br/>
+      </w:r>
+      <w:r>
+        <w:rPr>
+          <w:rFonts w:ascii="Consolas" w:hAnsi="Consolas"/>
+          <w:color w:val="111111"/>
+          <w:sz w:val="19"/>
+        </w:rPr>
+        <w:t xml:space="preserve">           1 | 2026-09-01 08:00:00 | PROGRAMADA | Firulais | Ana Gomez      | 3001112233 | Laura Restrepo</w:t>
+      </w:r>
+      <w:r>
+        <w:br/>
+      </w:r>
+      <w:r>
+        <w:rPr>
+          <w:rFonts w:ascii="Consolas" w:hAnsi="Consolas"/>
+          <w:color w:val="111111"/>
+          <w:sz w:val="19"/>
+        </w:rPr>
+        <w:t xml:space="preserve">           2 | 2026-09-01 09:00:00 | ATENDIDA   | Luna     | Ana Gomez      | 3001112233 | Laura Restrepo</w:t>
+      </w:r>
+      <w:r>
+        <w:br/>
+      </w:r>
+      <w:r>
+        <w:rPr>
+          <w:rFonts w:ascii="Consolas" w:hAnsi="Consolas"/>
+          <w:color w:val="111111"/>
+          <w:sz w:val="19"/>
+        </w:rPr>
+        <w:t xml:space="preserve">           3 | 2026-09-01 10:00:00 | PROGRAMADA | Mishi    | Marcela Diaz   | 3027778899 | Diego Moreno</w:t>
+      </w:r>
+      <w:r>
+        <w:br/>
+      </w:r>
+      <w:r>
+        <w:rPr>
+          <w:rFonts w:ascii="Consolas" w:hAnsi="Consolas"/>
+          <w:color w:val="111111"/>
+          <w:sz w:val="19"/>
+        </w:rPr>
+        <w:t xml:space="preserve">           5 | 2026-09-02 11:00:00 | ATENDIDA   | Nube     | Jorge Pineda   | 3105551212 | Diego Moreno</w:t>
+      </w:r>
+      <w:r>
+        <w:br/>
+      </w:r>
+      <w:r>
+        <w:rPr>
+          <w:rFonts w:ascii="Consolas" w:hAnsi="Consolas"/>
+          <w:color w:val="111111"/>
+          <w:sz w:val="19"/>
+        </w:rPr>
+        <w:t xml:space="preserve">           6 | 2026-09-03 07:45:00 | PROGRAMADA | Toby     | Luisa Cardona  | 3123334455 | Ivan Ortiz</w:t>
+      </w:r>
+      <w:r>
+        <w:br/>
+      </w:r>
+      <w:r>
+        <w:rPr>
+          <w:rFonts w:ascii="Consolas" w:hAnsi="Consolas"/>
+          <w:color w:val="111111"/>
+          <w:sz w:val="19"/>
+        </w:rPr>
+        <w:t xml:space="preserve">           7 | 2026-09-05 15:00:00 | ATENDIDA   | Firulais | Ana Gomez      | 3001112233 | Laura Restrepo</w:t>
+      </w:r>
+      <w:r>
+        <w:br/>
+      </w:r>
+      <w:r>
+        <w:rPr>
+          <w:rFonts w:ascii="Consolas" w:hAnsi="Consolas"/>
+          <w:color w:val="111111"/>
+          <w:sz w:val="19"/>
+        </w:rPr>
+        <w:t xml:space="preserve">           8 | 2026-09-08 16:00:00 | PROGRAMADA | Luna     | Ana Gomez      | 3001112233 | Paula Salazar</w:t>
+      </w:r>
+      <w:r>
+        <w:br/>
+      </w:r>
+      <w:r>
+        <w:rPr>
+          <w:rFonts w:ascii="Consolas" w:hAnsi="Consolas"/>
+          <w:color w:val="111111"/>
+          <w:sz w:val="19"/>
+        </w:rPr>
+        <w:t xml:space="preserve">           9 | 2026-09-10 08:00:00 | PROGRAMADA | Mishi    | Marcela Diaz   | 3027778899 | Ivan Ortiz</w:t>
+      </w:r>
+      <w:r>
+        <w:br/>
+      </w:r>
+      <w:r>
+        <w:rPr>
+          <w:rFonts w:ascii="Consolas" w:hAnsi="Consolas"/>
+          <w:color w:val="111111"/>
+          <w:sz w:val="19"/>
+        </w:rPr>
+        <w:t xml:space="preserve">          10 | 2026-09-10 09:00:00 | ATENDIDA   | Nube     | Jorge Pineda   | 3105551212 | Laura Restrepo</w:t>
+      </w:r>
+      <w:r>
+        <w:br/>
+      </w:r>
+      <w:r>
+        <w:rPr>
+          <w:rFonts w:ascii="Consolas" w:hAnsi="Consolas"/>
+          <w:color w:val="111111"/>
+          <w:sz w:val="19"/>
+        </w:rPr>
+      </w:r>
+      <w:r>
+        <w:br/>
+      </w:r>
+      <w:r>
+        <w:rPr>
+          <w:rFonts w:ascii="Consolas" w:hAnsi="Consolas"/>
+          <w:color w:val="111111"/>
+          <w:sz w:val="19"/>
+        </w:rPr>
+        <w:t xml:space="preserve">    Son 9 de las 10 citas sembradas: falta la id_cita 4, que esta CANCELADA. Ese</w:t>
+      </w:r>
+      <w:r>
+        <w:br/>
+      </w:r>
+      <w:r>
+        <w:rPr>
+          <w:rFonts w:ascii="Consolas" w:hAnsi="Consolas"/>
+          <w:color w:val="111111"/>
+          <w:sz w:val="19"/>
+        </w:rPr>
+        <w:t xml:space="preserve">    "9 y no 10" es la comprobacion de un solo golpe de que el WHERE quedo puesto.</w:t>
+      </w:r>
+      <w:r>
+        <w:br/>
+      </w:r>
+      <w:r>
+        <w:rPr>
+          <w:rFonts w:ascii="Consolas" w:hAnsi="Consolas"/>
+          <w:color w:val="111111"/>
+          <w:sz w:val="19"/>
+        </w:rPr>
+        <w:t xml:space="preserve">    Notese tambien que no hay columna de email: la vista no lo expone.</w:t>
+      </w:r>
+      <w:r>
+        <w:br/>
+      </w:r>
+      <w:r>
+        <w:rPr>
+          <w:rFonts w:ascii="Consolas" w:hAnsi="Consolas"/>
+          <w:color w:val="111111"/>
+          <w:sz w:val="19"/>
+        </w:rPr>
+      </w:r>
+      <w:r>
+        <w:br/>
+      </w:r>
+      <w:r>
+        <w:rPr>
+          <w:rFonts w:ascii="Consolas" w:hAnsi="Consolas"/>
+          <w:color w:val="111111"/>
+          <w:sz w:val="19"/>
+        </w:rPr>
+      </w:r>
+      <w:r>
+        <w:br/>
+      </w:r>
+      <w:r>
+        <w:rPr>
+          <w:rFonts w:ascii="Consolas" w:hAnsi="Consolas"/>
+          <w:color w:val="111111"/>
+          <w:sz w:val="19"/>
+        </w:rPr>
+        <w:t xml:space="preserve">    SELECT ... FROM information_schema.column_privileges ...  -- exactamente 2 filas</w:t>
+      </w:r>
+      <w:r>
+        <w:br/>
+      </w:r>
+      <w:r>
+        <w:rPr>
+          <w:rFonts w:ascii="Consolas" w:hAnsi="Consolas"/>
+          <w:color w:val="111111"/>
+          <w:sz w:val="19"/>
+        </w:rPr>
+      </w:r>
+      <w:r>
+        <w:br/>
+      </w:r>
+      <w:r>
+        <w:rPr>
+          <w:rFonts w:ascii="Consolas" w:hAnsi="Consolas"/>
+          <w:color w:val="111111"/>
+          <w:sz w:val="19"/>
+        </w:rPr>
+        <w:t xml:space="preserve">        grantee      | table_name | column_name | privilege_type</w:t>
+      </w:r>
+      <w:r>
+        <w:br/>
+      </w:r>
+      <w:r>
+        <w:rPr>
+          <w:rFonts w:ascii="Consolas" w:hAnsi="Consolas"/>
+          <w:color w:val="111111"/>
+          <w:sz w:val="19"/>
+        </w:rPr>
+        <w:t xml:space="preserve">    -----------------+------------+-------------+----------------</w:t>
+      </w:r>
+      <w:r>
+        <w:br/>
+      </w:r>
+      <w:r>
+        <w:rPr>
+          <w:rFonts w:ascii="Consolas" w:hAnsi="Consolas"/>
+          <w:color w:val="111111"/>
+          <w:sz w:val="19"/>
+        </w:rPr>
+        <w:t xml:space="preserve">     veterinario_rol | dueno      | id_dueno    | SELECT</w:t>
+      </w:r>
+      <w:r>
+        <w:br/>
+      </w:r>
+      <w:r>
+        <w:rPr>
+          <w:rFonts w:ascii="Consolas" w:hAnsi="Consolas"/>
+          <w:color w:val="111111"/>
+          <w:sz w:val="19"/>
+        </w:rPr>
+        <w:t xml:space="preserve">     veterinario_rol | dueno      | nombre      | SELECT</w:t>
+      </w:r>
+      <w:r>
+        <w:br/>
+      </w:r>
+      <w:r>
+        <w:rPr>
+          <w:rFonts w:ascii="Consolas" w:hAnsi="Consolas"/>
+          <w:color w:val="111111"/>
+          <w:sz w:val="19"/>
+        </w:rPr>
+      </w:r>
+      <w:r>
+        <w:br/>
+      </w:r>
+      <w:r>
+        <w:rPr>
+          <w:rFonts w:ascii="Consolas" w:hAnsi="Consolas"/>
+          <w:color w:val="111111"/>
+          <w:sz w:val="19"/>
+        </w:rPr>
+        <w:t xml:space="preserve">    Si aparecen 4 o 6 filas, con telefono, email o ciudad, es que se otorgo la</w:t>
+      </w:r>
+      <w:r>
+        <w:br/>
+      </w:r>
+      <w:r>
+        <w:rPr>
+          <w:rFonts w:ascii="Consolas" w:hAnsi="Consolas"/>
+          <w:color w:val="111111"/>
+          <w:sz w:val="19"/>
+        </w:rPr>
+        <w:t xml:space="preserve">    tabla completa y el recorte por columna no se hizo.</w:t>
+      </w:r>
+    </w:p>
+    <w:p>
+      <w:pPr>
+        <w:spacing w:before="200" w:after="60"/>
+      </w:pPr>
+      <w:r>
+        <w:rPr>
+          <w:b/>
+          <w:color w:val="1A1C1D"/>
+          <w:sz w:val="32"/>
+        </w:rPr>
+        <w:t>Como calificar</w:t>
+      </w:r>
+    </w:p>
+    <w:p>
+      <w:pPr>
+        <w:pStyle w:val="ListBullet"/>
+      </w:pPr>
+      <w:r>
+        <w:rPr>
+          <w:b/>
+          <w:color w:val="4A4A49"/>
+          <w:sz w:val="22"/>
+        </w:rPr>
+        <w:t>8 pts — la vista.</w:t>
+      </w:r>
+      <w:r>
+        <w:rPr>
+          <w:b w:val="0"/>
+          <w:color w:val="4A4A49"/>
+          <w:sz w:val="22"/>
+        </w:rPr>
+        <w:t xml:space="preserve"> 4 pts por las 7 columnas con los alias pedidos (</w:t>
+      </w:r>
+      <w:r>
+        <w:rPr>
+          <w:rFonts w:ascii="Consolas" w:hAnsi="Consolas"/>
+          <w:color w:val="111111"/>
+          <w:sz w:val="21"/>
+        </w:rPr>
+        <w:t>mascota</w:t>
+      </w:r>
+      <w:r>
+        <w:rPr>
+          <w:b w:val="0"/>
+          <w:color w:val="4A4A49"/>
+          <w:sz w:val="22"/>
+        </w:rPr>
+        <w:t xml:space="preserve">, </w:t>
+      </w:r>
+      <w:r>
+        <w:rPr>
+          <w:rFonts w:ascii="Consolas" w:hAnsi="Consolas"/>
+          <w:color w:val="111111"/>
+          <w:sz w:val="21"/>
+        </w:rPr>
+        <w:t>dueno</w:t>
+      </w:r>
+      <w:r>
+        <w:rPr>
+          <w:b w:val="0"/>
+          <w:color w:val="4A4A49"/>
+          <w:sz w:val="22"/>
+        </w:rPr>
+        <w:t xml:space="preserve">, </w:t>
+      </w:r>
+      <w:r>
+        <w:rPr>
+          <w:rFonts w:ascii="Consolas" w:hAnsi="Consolas"/>
+          <w:color w:val="111111"/>
+          <w:sz w:val="21"/>
+        </w:rPr>
+        <w:t>telefono</w:t>
+      </w:r>
+      <w:r>
+        <w:rPr>
+          <w:b w:val="0"/>
+          <w:color w:val="4A4A49"/>
+          <w:sz w:val="22"/>
+        </w:rPr>
+        <w:t xml:space="preserve">, </w:t>
+      </w:r>
+      <w:r>
+        <w:rPr>
+          <w:rFonts w:ascii="Consolas" w:hAnsi="Consolas"/>
+          <w:color w:val="111111"/>
+          <w:sz w:val="21"/>
+        </w:rPr>
+        <w:t>veterinario</w:t>
+      </w:r>
+      <w:r>
+        <w:rPr>
+          <w:b w:val="0"/>
+          <w:color w:val="4A4A49"/>
+          <w:sz w:val="22"/>
+        </w:rPr>
+        <w:t xml:space="preserve">), 2 pts por excluir el email y 2 pts por el </w:t>
+      </w:r>
+      <w:r>
+        <w:rPr>
+          <w:rFonts w:ascii="Consolas" w:hAnsi="Consolas"/>
+          <w:color w:val="111111"/>
+          <w:sz w:val="21"/>
+        </w:rPr>
+        <w:t>WHERE</w:t>
+      </w:r>
+      <w:r>
+        <w:rPr>
+          <w:b w:val="0"/>
+          <w:color w:val="4A4A49"/>
+          <w:sz w:val="22"/>
+        </w:rPr>
+        <w:t xml:space="preserve"> que deja fuera las canceladas. El </w:t>
+      </w:r>
+      <w:r>
+        <w:rPr>
+          <w:rFonts w:ascii="Consolas" w:hAnsi="Consolas"/>
+          <w:color w:val="111111"/>
+          <w:sz w:val="21"/>
+        </w:rPr>
+        <w:t>SELECT</w:t>
+      </w:r>
+      <w:r>
+        <w:rPr>
+          <w:b w:val="0"/>
+          <w:color w:val="4A4A49"/>
+          <w:sz w:val="22"/>
+        </w:rPr>
+        <w:t xml:space="preserve"> sobre la vista devuelve 9 filas: si devuelve 10, falta el filtro; si devuelve mas de 10, hay un JOIN mal cerrado y se multiplicaron filas.</w:t>
+      </w:r>
+    </w:p>
+    <w:p>
+      <w:pPr>
+        <w:pStyle w:val="ListBullet"/>
+      </w:pPr>
+      <w:r>
+        <w:rPr>
+          <w:b/>
+          <w:color w:val="4A4A49"/>
+          <w:sz w:val="22"/>
+        </w:rPr>
+        <w:t>4 pts — el traslado del acceso.</w:t>
+      </w:r>
+      <w:r>
+        <w:rPr>
+          <w:b w:val="0"/>
+          <w:color w:val="4A4A49"/>
+          <w:sz w:val="22"/>
+        </w:rPr>
+        <w:t xml:space="preserve"> 2 pts por </w:t>
+      </w:r>
+      <w:r>
+        <w:rPr>
+          <w:rFonts w:ascii="Consolas" w:hAnsi="Consolas"/>
+          <w:color w:val="111111"/>
+          <w:sz w:val="21"/>
+        </w:rPr>
+        <w:t>GRANT SELECT ON v_agenda_recepcion TO recepcion</w:t>
+      </w:r>
+      <w:r>
+        <w:rPr>
+          <w:b w:val="0"/>
+          <w:color w:val="4A4A49"/>
+          <w:sz w:val="22"/>
+        </w:rPr>
+        <w:t xml:space="preserve"> y 2 pts por el </w:t>
+      </w:r>
+      <w:r>
+        <w:rPr>
+          <w:rFonts w:ascii="Consolas" w:hAnsi="Consolas"/>
+          <w:color w:val="111111"/>
+          <w:sz w:val="21"/>
+        </w:rPr>
+        <w:t>REVOKE SELECT ON dueno FROM recepcion</w:t>
+      </w:r>
+      <w:r>
+        <w:rPr>
+          <w:b w:val="0"/>
+          <w:color w:val="4A4A49"/>
+          <w:sz w:val="22"/>
+        </w:rPr>
+        <w:t>. Los dos: dar la vista sin cerrar la tabla no reduce nada, porque el rol sigue pudiendo leer el email por la puerta de al lado.</w:t>
+      </w:r>
+    </w:p>
+    <w:p>
+      <w:pPr>
+        <w:pStyle w:val="ListBullet"/>
+      </w:pPr>
+      <w:r>
+        <w:rPr>
+          <w:b/>
+          <w:color w:val="4A4A49"/>
+          <w:sz w:val="22"/>
+        </w:rPr>
+        <w:t>5 pts — el privilegio por columna.</w:t>
+      </w:r>
+      <w:r>
+        <w:rPr>
+          <w:b w:val="0"/>
+          <w:color w:val="4A4A49"/>
+          <w:sz w:val="22"/>
+        </w:rPr>
+        <w:t xml:space="preserve"> La forma exacta </w:t>
+      </w:r>
+      <w:r>
+        <w:rPr>
+          <w:rFonts w:ascii="Consolas" w:hAnsi="Consolas"/>
+          <w:color w:val="111111"/>
+          <w:sz w:val="21"/>
+        </w:rPr>
+        <w:t>GRANT SELECT (id_dueno, nombre) ON dueno TO veterinario_rol</w:t>
+      </w:r>
+      <w:r>
+        <w:rPr>
+          <w:b w:val="0"/>
+          <w:color w:val="4A4A49"/>
+          <w:sz w:val="22"/>
+        </w:rPr>
+        <w:t>. Se descuenta todo si otorgo la tabla completa, aunque despues escriba que «idealmente serian dos columnas»: la pregunta es de implementacion.</w:t>
+      </w:r>
+    </w:p>
+    <w:p>
+      <w:pPr>
+        <w:pStyle w:val="ListBullet"/>
+      </w:pPr>
+      <w:r>
+        <w:rPr>
+          <w:b/>
+          <w:color w:val="4A4A49"/>
+          <w:sz w:val="22"/>
+        </w:rPr>
+        <w:t>3 pts — las dos consultas de verificacion</w:t>
+      </w:r>
+      <w:r>
+        <w:rPr>
+          <w:b w:val="0"/>
+          <w:color w:val="4A4A49"/>
+          <w:sz w:val="22"/>
+        </w:rPr>
+        <w:t>, y que la segunda devuelva exactamente las dos filas de arriba.</w:t>
+      </w:r>
+    </w:p>
+    <w:p>
+      <w:pPr>
+        <w:pStyle w:val="ListBullet"/>
+      </w:pPr>
+      <w:r>
+        <w:rPr>
+          <w:b/>
+          <w:color w:val="4A4A49"/>
+          <w:sz w:val="22"/>
+        </w:rPr>
+        <w:t>Bono conceptual, sin puntos.</w:t>
+      </w:r>
+      <w:r>
+        <w:rPr>
+          <w:b w:val="0"/>
+          <w:color w:val="4A4A49"/>
+          <w:sz w:val="22"/>
+        </w:rPr>
+        <w:t xml:space="preserve"> Si el estudiante escribe en un comentario por que la vista funciona despues del </w:t>
+      </w:r>
+      <w:r>
+        <w:rPr>
+          <w:rFonts w:ascii="Consolas" w:hAnsi="Consolas"/>
+          <w:color w:val="111111"/>
+          <w:sz w:val="21"/>
+        </w:rPr>
+        <w:t>REVOKE</w:t>
+      </w:r>
+      <w:r>
+        <w:rPr>
+          <w:b w:val="0"/>
+          <w:color w:val="4A4A49"/>
+          <w:sz w:val="22"/>
+        </w:rPr>
+        <w:t xml:space="preserve"> (se ejecuta con los privilegios del propietario), tomelo como senal de que entendio el mecanismo y no solo copio la sintaxis. Es el concepto central de la pregunta.</w:t>
+      </w:r>
+    </w:p>
+    <w:p>
+      <w:pPr>
+        <w:spacing w:before="200" w:after="60"/>
+      </w:pPr>
+      <w:r>
+        <w:rPr>
+          <w:b/>
+          <w:color w:val="1A1C1D"/>
+          <w:sz w:val="32"/>
+        </w:rPr>
+        <w:t>Errores frecuentes y que hacer</w:t>
+      </w:r>
+    </w:p>
+    <w:p>
+      <w:pPr>
+        <w:pStyle w:val="ListBullet"/>
+      </w:pPr>
+      <w:r>
+        <w:rPr>
+          <w:b/>
+          <w:color w:val="4A4A49"/>
+          <w:sz w:val="22"/>
+        </w:rPr>
+        <w:t>`WHERE c.estado != 'cancelada'` en minusculas.</w:t>
+      </w:r>
+      <w:r>
+        <w:rPr>
+          <w:b w:val="0"/>
+          <w:color w:val="4A4A49"/>
+          <w:sz w:val="22"/>
+        </w:rPr>
+        <w:t xml:space="preserve"> No falla ni avisa: devuelve las 10 filas porque ninguna coincide con el literal en minusculas, y el estudiante cree que su filtro funciona. El </w:t>
+      </w:r>
+      <w:r>
+        <w:rPr>
+          <w:rFonts w:ascii="Consolas" w:hAnsi="Consolas"/>
+          <w:color w:val="111111"/>
+          <w:sz w:val="21"/>
+        </w:rPr>
+        <w:t>CHECK</w:t>
+      </w:r>
+      <w:r>
+        <w:rPr>
+          <w:b w:val="0"/>
+          <w:color w:val="4A4A49"/>
+          <w:sz w:val="22"/>
+        </w:rPr>
+        <w:t xml:space="preserve"> de la tabla guarda </w:t>
+      </w:r>
+      <w:r>
+        <w:rPr>
+          <w:rFonts w:ascii="Consolas" w:hAnsi="Consolas"/>
+          <w:color w:val="111111"/>
+          <w:sz w:val="21"/>
+        </w:rPr>
+        <w:t>'CANCELADA'</w:t>
+      </w:r>
+      <w:r>
+        <w:rPr>
+          <w:b w:val="0"/>
+          <w:color w:val="4A4A49"/>
+          <w:sz w:val="22"/>
+        </w:rPr>
+        <w:t xml:space="preserve"> en mayusculas.</w:t>
+      </w:r>
+    </w:p>
+    <w:p>
+      <w:pPr>
+        <w:pStyle w:val="ListBullet"/>
+      </w:pPr>
+      <w:r>
+        <w:rPr>
+          <w:b/>
+          <w:color w:val="4A4A49"/>
+          <w:sz w:val="22"/>
+        </w:rPr>
+        <w:t>`SELECT *` dentro de la vista.</w:t>
+      </w:r>
+      <w:r>
+        <w:rPr>
+          <w:b w:val="0"/>
+          <w:color w:val="4A4A49"/>
+          <w:sz w:val="22"/>
+        </w:rPr>
+        <w:t xml:space="preserve"> Trae el email y la ciudad, que es exactamente lo que la pregunta pide dejar fuera. Ademas la vista queda amarrada a la forma de las tablas: si manana se agrega una columna sensible a </w:t>
+      </w:r>
+      <w:r>
+        <w:rPr>
+          <w:rFonts w:ascii="Consolas" w:hAnsi="Consolas"/>
+          <w:color w:val="111111"/>
+          <w:sz w:val="21"/>
+        </w:rPr>
+        <w:t>dueno</w:t>
+      </w:r>
+      <w:r>
+        <w:rPr>
+          <w:b w:val="0"/>
+          <w:color w:val="4A4A49"/>
+          <w:sz w:val="22"/>
+        </w:rPr>
+        <w:t>, la vista la expone sola.</w:t>
+      </w:r>
+    </w:p>
+    <w:p>
+      <w:pPr>
+        <w:pStyle w:val="ListBullet"/>
+      </w:pPr>
+      <w:r>
+        <w:rPr>
+          <w:b/>
+          <w:color w:val="4A4A49"/>
+          <w:sz w:val="22"/>
+        </w:rPr>
+        <w:t>Dar la vista y olvidar el `REVOKE`.</w:t>
+      </w:r>
+      <w:r>
+        <w:rPr>
+          <w:b w:val="0"/>
+          <w:color w:val="4A4A49"/>
+          <w:sz w:val="22"/>
+        </w:rPr>
+        <w:t xml:space="preserve"> Es el error mas comun y el mas invisible: todo corre, la vista se ve bien, y la superficie no se redujo ni un poco.</w:t>
+      </w:r>
+    </w:p>
+    <w:p>
+      <w:pPr>
+        <w:pStyle w:val="ListBullet"/>
+      </w:pPr>
+      <w:r>
+        <w:rPr>
+          <w:b/>
+          <w:color w:val="4A4A49"/>
+          <w:sz w:val="22"/>
+        </w:rPr>
+        <w:t>`GRANT SELECT ON dueno(id_dueno, nombre) TO veterinario_rol`.</w:t>
+      </w:r>
+      <w:r>
+        <w:rPr>
+          <w:b w:val="0"/>
+          <w:color w:val="4A4A49"/>
+          <w:sz w:val="22"/>
+        </w:rPr>
+        <w:t xml:space="preserve"> Las columnas van despues del privilegio, no despues de la tabla: </w:t>
+      </w:r>
+      <w:r>
+        <w:rPr>
+          <w:rFonts w:ascii="Consolas" w:hAnsi="Consolas"/>
+          <w:color w:val="111111"/>
+          <w:sz w:val="21"/>
+        </w:rPr>
+        <w:t>GRANT SELECT (id_dueno, nombre) ON dueno</w:t>
+      </w:r>
+      <w:r>
+        <w:rPr>
+          <w:b w:val="0"/>
+          <w:color w:val="4A4A49"/>
+          <w:sz w:val="22"/>
+        </w:rPr>
+        <w:t>. Es un error de sintaxis, asi que al menos avisa.</w:t>
+      </w:r>
+    </w:p>
+    <w:p>
+      <w:pPr>
+        <w:pStyle w:val="ListBullet"/>
+      </w:pPr>
+      <w:r>
+        <w:rPr>
+          <w:b/>
+          <w:color w:val="4A4A49"/>
+          <w:sz w:val="22"/>
+        </w:rPr>
+        <w:t>Esperar que `veterinario_rol` pueda hacer `SELECT * FROM dueno`.</w:t>
+      </w:r>
+      <w:r>
+        <w:rPr>
+          <w:b w:val="0"/>
+          <w:color w:val="4A4A49"/>
+          <w:sz w:val="22"/>
+        </w:rPr>
+        <w:t xml:space="preserve"> No puede, y esa es la consecuencia correcta del privilegio por columna: el asterisco pide todas las columnas y dos de ellas le estan negadas. Tiene que nombrarlas. Vale advertirlo antes de que alguien lo reporte como fallo.</w:t>
+      </w:r>
+    </w:p>
+    <w:p>
+      <w:pPr>
+        <w:pStyle w:val="ListBullet"/>
+      </w:pPr>
+      <w:r>
+        <w:rPr>
+          <w:b/>
+          <w:color w:val="4A4A49"/>
+          <w:sz w:val="22"/>
+        </w:rPr>
+        <w:t>Crear la vista sin `veterinario` en el JOIN</w:t>
+      </w:r>
+      <w:r>
+        <w:rPr>
+          <w:b w:val="0"/>
+          <w:color w:val="4A4A49"/>
+          <w:sz w:val="22"/>
+        </w:rPr>
+        <w:t xml:space="preserve"> y poner el </w:t>
+      </w:r>
+      <w:r>
+        <w:rPr>
+          <w:rFonts w:ascii="Consolas" w:hAnsi="Consolas"/>
+          <w:color w:val="111111"/>
+          <w:sz w:val="21"/>
+        </w:rPr>
+        <w:t>id_veterinario</w:t>
+      </w:r>
+      <w:r>
+        <w:rPr>
+          <w:b w:val="0"/>
+          <w:color w:val="4A4A49"/>
+          <w:sz w:val="22"/>
+        </w:rPr>
+        <w:t xml:space="preserve"> en bruto. La pregunta pide el nombre del veterinario: quien lee la agenda es una persona en el mostrador, no un programa.</w:t>
+      </w:r>
+    </w:p>
+    <w:p>
+      <w:pPr>
+        <w:spacing w:before="200" w:after="60"/>
+      </w:pPr>
+      <w:r>
+        <w:rPr>
+          <w:b/>
+          <w:color w:val="1A1C1D"/>
+          <w:sz w:val="32"/>
+        </w:rPr>
+        <w:t>Pregunta 4 · Matriz rol x objeto x privilegio de VetCare · 25 pts</w:t>
+      </w:r>
+    </w:p>
+    <w:p>
+      <w:pPr>
+        <w:spacing w:before="200" w:after="60"/>
+      </w:pPr>
+      <w:r>
+        <w:rPr>
+          <w:b/>
+          <w:color w:val="1A1C1D"/>
+          <w:sz w:val="32"/>
+        </w:rPr>
+        <w:t>Respuesta esperada</w:t>
+      </w:r>
+    </w:p>
+    <w:tbl>
+      <w:tblPr>
+        <w:tblStyle w:val="TableGrid"/>
+        <w:tblW w:type="auto" w:w="0"/>
+        <w:tblLook w:firstColumn="1" w:firstRow="1" w:lastColumn="0" w:lastRow="0" w:noHBand="0" w:noVBand="1" w:val="04A0"/>
+      </w:tblPr>
+      <w:tblGrid>
+        <w:gridCol w:w="1728"/>
+        <w:gridCol w:w="1728"/>
+        <w:gridCol w:w="1728"/>
+        <w:gridCol w:w="1728"/>
+        <w:gridCol w:w="1728"/>
+      </w:tblGrid>
+      <w:tr>
+        <w:tc>
+          <w:tcPr>
+            <w:tcW w:type="dxa" w:w="1728"/>
+            <w:shd w:val="clear" w:fill="3A3A3C"/>
+          </w:tcPr>
+          <w:p>
+            <w:r>
+              <w:rPr>
+                <w:b/>
+              </w:rPr>
+            </w:r>
+            <w:r>
+              <w:rPr>
+                <w:b/>
+                <w:color w:val="FFFFFF"/>
+                <w:sz w:val="21"/>
+              </w:rPr>
+              <w:t>Objeto</w:t>
+            </w:r>
+          </w:p>
+        </w:tc>
+        <w:tc>
+          <w:tcPr>
+            <w:tcW w:type="dxa" w:w="1728"/>
+            <w:shd w:val="clear" w:fill="3A3A3C"/>
+          </w:tcPr>
+          <w:p>
+            <w:r>
+              <w:rPr>
+                <w:b/>
+              </w:rPr>
+            </w:r>
+            <w:r>
+              <w:rPr>
+                <w:b/>
+                <w:color w:val="FFFFFF"/>
+                <w:sz w:val="21"/>
+              </w:rPr>
+              <w:t>admin_bd</w:t>
+            </w:r>
+          </w:p>
+        </w:tc>
+        <w:tc>
+          <w:tcPr>
+            <w:tcW w:type="dxa" w:w="1728"/>
+            <w:shd w:val="clear" w:fill="3A3A3C"/>
+          </w:tcPr>
+          <w:p>
+            <w:r>
+              <w:rPr>
+                <w:b/>
+              </w:rPr>
+            </w:r>
+            <w:r>
+              <w:rPr>
+                <w:b/>
+                <w:color w:val="FFFFFF"/>
+                <w:sz w:val="21"/>
+              </w:rPr>
+              <w:t>recepcion</w:t>
+            </w:r>
+          </w:p>
+        </w:tc>
+        <w:tc>
+          <w:tcPr>
+            <w:tcW w:type="dxa" w:w="1728"/>
+            <w:shd w:val="clear" w:fill="3A3A3C"/>
+          </w:tcPr>
+          <w:p>
+            <w:r>
+              <w:rPr>
+                <w:b/>
+              </w:rPr>
+            </w:r>
+            <w:r>
+              <w:rPr>
+                <w:b/>
+                <w:color w:val="FFFFFF"/>
+                <w:sz w:val="21"/>
+              </w:rPr>
+              <w:t>veterinario_rol</w:t>
+            </w:r>
+          </w:p>
+        </w:tc>
+        <w:tc>
+          <w:tcPr>
+            <w:tcW w:type="dxa" w:w="1728"/>
+            <w:shd w:val="clear" w:fill="3A3A3C"/>
+          </w:tcPr>
+          <w:p>
+            <w:r>
+              <w:rPr>
+                <w:b/>
+              </w:rPr>
+            </w:r>
+            <w:r>
+              <w:rPr>
+                <w:b/>
+                <w:color w:val="FFFFFF"/>
+                <w:sz w:val="21"/>
+              </w:rPr>
+              <w:t>auditor</w:t>
+            </w:r>
+          </w:p>
+        </w:tc>
+      </w:tr>
+      <w:tr>
+        <w:tc>
+          <w:tcPr>
+            <w:tcW w:type="dxa" w:w="1728"/>
+          </w:tcPr>
+          <w:p>
+            <w:r/>
+            <w:r>
+              <w:rPr>
+                <w:rFonts w:ascii="Consolas" w:hAnsi="Consolas"/>
+                <w:color w:val="111111"/>
+                <w:sz w:val="19"/>
+              </w:rPr>
+              <w:t>dueno</w:t>
+            </w:r>
+          </w:p>
+        </w:tc>
+        <w:tc>
+          <w:tcPr>
+            <w:tcW w:type="dxa" w:w="1728"/>
+          </w:tcPr>
+          <w:p>
+            <w:r/>
+            <w:r>
+              <w:rPr>
+                <w:b w:val="0"/>
+                <w:color w:val="4A4A49"/>
+                <w:sz w:val="20"/>
+              </w:rPr>
+              <w:t>S I U D</w:t>
+            </w:r>
+          </w:p>
+        </w:tc>
+        <w:tc>
+          <w:tcPr>
+            <w:tcW w:type="dxa" w:w="1728"/>
+          </w:tcPr>
+          <w:p>
+            <w:r/>
+            <w:r>
+              <w:rPr>
+                <w:b w:val="0"/>
+                <w:color w:val="4A4A49"/>
+                <w:sz w:val="20"/>
+              </w:rPr>
+              <w:t>- (vista)</w:t>
+            </w:r>
+          </w:p>
+        </w:tc>
+        <w:tc>
+          <w:tcPr>
+            <w:tcW w:type="dxa" w:w="1728"/>
+          </w:tcPr>
+          <w:p>
+            <w:r/>
+            <w:r>
+              <w:rPr>
+                <w:b w:val="0"/>
+                <w:color w:val="4A4A49"/>
+                <w:sz w:val="20"/>
+              </w:rPr>
+              <w:t>S (2 col.)</w:t>
+            </w:r>
+          </w:p>
+        </w:tc>
+        <w:tc>
+          <w:tcPr>
+            <w:tcW w:type="dxa" w:w="1728"/>
+          </w:tcPr>
+          <w:p>
+            <w:r/>
+            <w:r>
+              <w:rPr>
+                <w:b w:val="0"/>
+                <w:color w:val="4A4A49"/>
+                <w:sz w:val="20"/>
+              </w:rPr>
+              <w:t>S</w:t>
+            </w:r>
+          </w:p>
+        </w:tc>
+      </w:tr>
+      <w:tr>
+        <w:tc>
+          <w:tcPr>
+            <w:tcW w:type="dxa" w:w="1728"/>
+            <w:shd w:val="clear" w:fill="ECECEE"/>
+          </w:tcPr>
+          <w:p>
+            <w:r/>
+            <w:r>
+              <w:rPr>
+                <w:rFonts w:ascii="Consolas" w:hAnsi="Consolas"/>
+                <w:color w:val="111111"/>
+                <w:sz w:val="19"/>
+              </w:rPr>
+              <w:t>mascota</w:t>
+            </w:r>
+          </w:p>
+        </w:tc>
+        <w:tc>
+          <w:tcPr>
+            <w:tcW w:type="dxa" w:w="1728"/>
+            <w:shd w:val="clear" w:fill="ECECEE"/>
+          </w:tcPr>
+          <w:p>
+            <w:r/>
+            <w:r>
+              <w:rPr>
+                <w:b w:val="0"/>
+                <w:color w:val="4A4A49"/>
+                <w:sz w:val="20"/>
+              </w:rPr>
+              <w:t>S I U D</w:t>
+            </w:r>
+          </w:p>
+        </w:tc>
+        <w:tc>
+          <w:tcPr>
+            <w:tcW w:type="dxa" w:w="1728"/>
+            <w:shd w:val="clear" w:fill="ECECEE"/>
+          </w:tcPr>
+          <w:p>
+            <w:r/>
+            <w:r>
+              <w:rPr>
+                <w:b w:val="0"/>
+                <w:color w:val="4A4A49"/>
+                <w:sz w:val="20"/>
+              </w:rPr>
+              <w:t>S</w:t>
+            </w:r>
+          </w:p>
+        </w:tc>
+        <w:tc>
+          <w:tcPr>
+            <w:tcW w:type="dxa" w:w="1728"/>
+            <w:shd w:val="clear" w:fill="ECECEE"/>
+          </w:tcPr>
+          <w:p>
+            <w:r/>
+            <w:r>
+              <w:rPr>
+                <w:b w:val="0"/>
+                <w:color w:val="4A4A49"/>
+                <w:sz w:val="20"/>
+              </w:rPr>
+              <w:t>S</w:t>
+            </w:r>
+          </w:p>
+        </w:tc>
+        <w:tc>
+          <w:tcPr>
+            <w:tcW w:type="dxa" w:w="1728"/>
+            <w:shd w:val="clear" w:fill="ECECEE"/>
+          </w:tcPr>
+          <w:p>
+            <w:r/>
+            <w:r>
+              <w:rPr>
+                <w:b w:val="0"/>
+                <w:color w:val="4A4A49"/>
+                <w:sz w:val="20"/>
+              </w:rPr>
+              <w:t>S</w:t>
+            </w:r>
+          </w:p>
+        </w:tc>
+      </w:tr>
+      <w:tr>
+        <w:tc>
+          <w:tcPr>
+            <w:tcW w:type="dxa" w:w="1728"/>
+          </w:tcPr>
+          <w:p>
+            <w:r/>
+            <w:r>
+              <w:rPr>
+                <w:rFonts w:ascii="Consolas" w:hAnsi="Consolas"/>
+                <w:color w:val="111111"/>
+                <w:sz w:val="19"/>
+              </w:rPr>
+              <w:t>veterinario</w:t>
+            </w:r>
+          </w:p>
+        </w:tc>
+        <w:tc>
+          <w:tcPr>
+            <w:tcW w:type="dxa" w:w="1728"/>
+          </w:tcPr>
+          <w:p>
+            <w:r/>
+            <w:r>
+              <w:rPr>
+                <w:b w:val="0"/>
+                <w:color w:val="4A4A49"/>
+                <w:sz w:val="20"/>
+              </w:rPr>
+              <w:t>S I U D</w:t>
+            </w:r>
+          </w:p>
+        </w:tc>
+        <w:tc>
+          <w:tcPr>
+            <w:tcW w:type="dxa" w:w="1728"/>
+          </w:tcPr>
+          <w:p>
+            <w:r/>
+            <w:r>
+              <w:rPr>
+                <w:b w:val="0"/>
+                <w:color w:val="4A4A49"/>
+                <w:sz w:val="20"/>
+              </w:rPr>
+              <w:t>S</w:t>
+            </w:r>
+          </w:p>
+        </w:tc>
+        <w:tc>
+          <w:tcPr>
+            <w:tcW w:type="dxa" w:w="1728"/>
+          </w:tcPr>
+          <w:p>
+            <w:r/>
+            <w:r>
+              <w:rPr>
+                <w:b w:val="0"/>
+                <w:color w:val="4A4A49"/>
+                <w:sz w:val="20"/>
+              </w:rPr>
+              <w:t>-</w:t>
+            </w:r>
+          </w:p>
+        </w:tc>
+        <w:tc>
+          <w:tcPr>
+            <w:tcW w:type="dxa" w:w="1728"/>
+          </w:tcPr>
+          <w:p>
+            <w:r/>
+            <w:r>
+              <w:rPr>
+                <w:b w:val="0"/>
+                <w:color w:val="4A4A49"/>
+                <w:sz w:val="20"/>
+              </w:rPr>
+              <w:t>-</w:t>
+            </w:r>
+          </w:p>
+        </w:tc>
+      </w:tr>
+      <w:tr>
+        <w:tc>
+          <w:tcPr>
+            <w:tcW w:type="dxa" w:w="1728"/>
+            <w:shd w:val="clear" w:fill="ECECEE"/>
+          </w:tcPr>
+          <w:p>
+            <w:r/>
+            <w:r>
+              <w:rPr>
+                <w:rFonts w:ascii="Consolas" w:hAnsi="Consolas"/>
+                <w:color w:val="111111"/>
+                <w:sz w:val="19"/>
+              </w:rPr>
+              <w:t>cita</w:t>
+            </w:r>
+          </w:p>
+        </w:tc>
+        <w:tc>
+          <w:tcPr>
+            <w:tcW w:type="dxa" w:w="1728"/>
+            <w:shd w:val="clear" w:fill="ECECEE"/>
+          </w:tcPr>
+          <w:p>
+            <w:r/>
+            <w:r>
+              <w:rPr>
+                <w:b w:val="0"/>
+                <w:color w:val="4A4A49"/>
+                <w:sz w:val="20"/>
+              </w:rPr>
+              <w:t>S I U D</w:t>
+            </w:r>
+          </w:p>
+        </w:tc>
+        <w:tc>
+          <w:tcPr>
+            <w:tcW w:type="dxa" w:w="1728"/>
+            <w:shd w:val="clear" w:fill="ECECEE"/>
+          </w:tcPr>
+          <w:p>
+            <w:r/>
+            <w:r>
+              <w:rPr>
+                <w:b w:val="0"/>
+                <w:color w:val="4A4A49"/>
+                <w:sz w:val="20"/>
+              </w:rPr>
+              <w:t>S I U</w:t>
+            </w:r>
+          </w:p>
+        </w:tc>
+        <w:tc>
+          <w:tcPr>
+            <w:tcW w:type="dxa" w:w="1728"/>
+            <w:shd w:val="clear" w:fill="ECECEE"/>
+          </w:tcPr>
+          <w:p>
+            <w:r/>
+            <w:r>
+              <w:rPr>
+                <w:b w:val="0"/>
+                <w:color w:val="4A4A49"/>
+                <w:sz w:val="20"/>
+              </w:rPr>
+              <w:t>S</w:t>
+            </w:r>
+          </w:p>
+        </w:tc>
+        <w:tc>
+          <w:tcPr>
+            <w:tcW w:type="dxa" w:w="1728"/>
+            <w:shd w:val="clear" w:fill="ECECEE"/>
+          </w:tcPr>
+          <w:p>
+            <w:r/>
+            <w:r>
+              <w:rPr>
+                <w:b w:val="0"/>
+                <w:color w:val="4A4A49"/>
+                <w:sz w:val="20"/>
+              </w:rPr>
+              <w:t>S</w:t>
+            </w:r>
+          </w:p>
+        </w:tc>
+      </w:tr>
+      <w:tr>
+        <w:tc>
+          <w:tcPr>
+            <w:tcW w:type="dxa" w:w="1728"/>
+          </w:tcPr>
+          <w:p>
+            <w:r/>
+            <w:r>
+              <w:rPr>
+                <w:rFonts w:ascii="Consolas" w:hAnsi="Consolas"/>
+                <w:color w:val="111111"/>
+                <w:sz w:val="19"/>
+              </w:rPr>
+              <w:t>consulta</w:t>
+            </w:r>
+          </w:p>
+        </w:tc>
+        <w:tc>
+          <w:tcPr>
+            <w:tcW w:type="dxa" w:w="1728"/>
+          </w:tcPr>
+          <w:p>
+            <w:r/>
+            <w:r>
+              <w:rPr>
+                <w:b w:val="0"/>
+                <w:color w:val="4A4A49"/>
+                <w:sz w:val="20"/>
+              </w:rPr>
+              <w:t>S I U D</w:t>
+            </w:r>
+          </w:p>
+        </w:tc>
+        <w:tc>
+          <w:tcPr>
+            <w:tcW w:type="dxa" w:w="1728"/>
+          </w:tcPr>
+          <w:p>
+            <w:r/>
+            <w:r>
+              <w:rPr>
+                <w:b w:val="0"/>
+                <w:color w:val="4A4A49"/>
+                <w:sz w:val="20"/>
+              </w:rPr>
+              <w:t>-</w:t>
+            </w:r>
+          </w:p>
+        </w:tc>
+        <w:tc>
+          <w:tcPr>
+            <w:tcW w:type="dxa" w:w="1728"/>
+          </w:tcPr>
+          <w:p>
+            <w:r/>
+            <w:r>
+              <w:rPr>
+                <w:b w:val="0"/>
+                <w:color w:val="4A4A49"/>
+                <w:sz w:val="20"/>
+              </w:rPr>
+              <w:t>S I U</w:t>
+            </w:r>
+          </w:p>
+        </w:tc>
+        <w:tc>
+          <w:tcPr>
+            <w:tcW w:type="dxa" w:w="1728"/>
+          </w:tcPr>
+          <w:p>
+            <w:r/>
+            <w:r>
+              <w:rPr>
+                <w:b w:val="0"/>
+                <w:color w:val="4A4A49"/>
+                <w:sz w:val="20"/>
+              </w:rPr>
+              <w:t>S</w:t>
+            </w:r>
+          </w:p>
+        </w:tc>
+      </w:tr>
+      <w:tr>
+        <w:tc>
+          <w:tcPr>
+            <w:tcW w:type="dxa" w:w="1728"/>
+            <w:shd w:val="clear" w:fill="ECECEE"/>
+          </w:tcPr>
+          <w:p>
+            <w:r/>
+            <w:r>
+              <w:rPr>
+                <w:rFonts w:ascii="Consolas" w:hAnsi="Consolas"/>
+                <w:color w:val="111111"/>
+                <w:sz w:val="19"/>
+              </w:rPr>
+              <w:t>insumo</w:t>
+            </w:r>
+          </w:p>
+        </w:tc>
+        <w:tc>
+          <w:tcPr>
+            <w:tcW w:type="dxa" w:w="1728"/>
+            <w:shd w:val="clear" w:fill="ECECEE"/>
+          </w:tcPr>
+          <w:p>
+            <w:r/>
+            <w:r>
+              <w:rPr>
+                <w:b w:val="0"/>
+                <w:color w:val="4A4A49"/>
+                <w:sz w:val="20"/>
+              </w:rPr>
+              <w:t>S I U D</w:t>
+            </w:r>
+          </w:p>
+        </w:tc>
+        <w:tc>
+          <w:tcPr>
+            <w:tcW w:type="dxa" w:w="1728"/>
+            <w:shd w:val="clear" w:fill="ECECEE"/>
+          </w:tcPr>
+          <w:p>
+            <w:r/>
+            <w:r>
+              <w:rPr>
+                <w:b w:val="0"/>
+                <w:color w:val="4A4A49"/>
+                <w:sz w:val="20"/>
+              </w:rPr>
+              <w:t>-</w:t>
+            </w:r>
+          </w:p>
+        </w:tc>
+        <w:tc>
+          <w:tcPr>
+            <w:tcW w:type="dxa" w:w="1728"/>
+            <w:shd w:val="clear" w:fill="ECECEE"/>
+          </w:tcPr>
+          <w:p>
+            <w:r/>
+            <w:r>
+              <w:rPr>
+                <w:b w:val="0"/>
+                <w:color w:val="4A4A49"/>
+                <w:sz w:val="20"/>
+              </w:rPr>
+              <w:t>-</w:t>
+            </w:r>
+          </w:p>
+        </w:tc>
+        <w:tc>
+          <w:tcPr>
+            <w:tcW w:type="dxa" w:w="1728"/>
+            <w:shd w:val="clear" w:fill="ECECEE"/>
+          </w:tcPr>
+          <w:p>
+            <w:r/>
+            <w:r>
+              <w:rPr>
+                <w:b w:val="0"/>
+                <w:color w:val="4A4A49"/>
+                <w:sz w:val="20"/>
+              </w:rPr>
+              <w:t>-</w:t>
+            </w:r>
+          </w:p>
+        </w:tc>
+      </w:tr>
+      <w:tr>
+        <w:tc>
+          <w:tcPr>
+            <w:tcW w:type="dxa" w:w="1728"/>
+          </w:tcPr>
+          <w:p>
+            <w:r/>
+            <w:r>
+              <w:rPr>
+                <w:rFonts w:ascii="Consolas" w:hAnsi="Consolas"/>
+                <w:color w:val="111111"/>
+                <w:sz w:val="19"/>
+              </w:rPr>
+              <w:t>factura</w:t>
+            </w:r>
+          </w:p>
+        </w:tc>
+        <w:tc>
+          <w:tcPr>
+            <w:tcW w:type="dxa" w:w="1728"/>
+          </w:tcPr>
+          <w:p>
+            <w:r/>
+            <w:r>
+              <w:rPr>
+                <w:b w:val="0"/>
+                <w:color w:val="4A4A49"/>
+                <w:sz w:val="20"/>
+              </w:rPr>
+              <w:t>S I U D</w:t>
+            </w:r>
+          </w:p>
+        </w:tc>
+        <w:tc>
+          <w:tcPr>
+            <w:tcW w:type="dxa" w:w="1728"/>
+          </w:tcPr>
+          <w:p>
+            <w:r/>
+            <w:r>
+              <w:rPr>
+                <w:b w:val="0"/>
+                <w:color w:val="4A4A49"/>
+                <w:sz w:val="20"/>
+              </w:rPr>
+              <w:t>-</w:t>
+            </w:r>
+          </w:p>
+        </w:tc>
+        <w:tc>
+          <w:tcPr>
+            <w:tcW w:type="dxa" w:w="1728"/>
+          </w:tcPr>
+          <w:p>
+            <w:r/>
+            <w:r>
+              <w:rPr>
+                <w:b w:val="0"/>
+                <w:color w:val="4A4A49"/>
+                <w:sz w:val="20"/>
+              </w:rPr>
+              <w:t>-</w:t>
+            </w:r>
+          </w:p>
+        </w:tc>
+        <w:tc>
+          <w:tcPr>
+            <w:tcW w:type="dxa" w:w="1728"/>
+          </w:tcPr>
+          <w:p>
+            <w:r/>
+            <w:r>
+              <w:rPr>
+                <w:b w:val="0"/>
+                <w:color w:val="4A4A49"/>
+                <w:sz w:val="20"/>
+              </w:rPr>
+              <w:t>S</w:t>
+            </w:r>
+          </w:p>
+        </w:tc>
+      </w:tr>
+      <w:tr>
+        <w:tc>
+          <w:tcPr>
+            <w:tcW w:type="dxa" w:w="1728"/>
+            <w:shd w:val="clear" w:fill="ECECEE"/>
+          </w:tcPr>
+          <w:p>
+            <w:r/>
+            <w:r>
+              <w:rPr>
+                <w:rFonts w:ascii="Consolas" w:hAnsi="Consolas"/>
+                <w:color w:val="111111"/>
+                <w:sz w:val="19"/>
+              </w:rPr>
+              <w:t>detalle_factura</w:t>
+            </w:r>
+          </w:p>
+        </w:tc>
+        <w:tc>
+          <w:tcPr>
+            <w:tcW w:type="dxa" w:w="1728"/>
+            <w:shd w:val="clear" w:fill="ECECEE"/>
+          </w:tcPr>
+          <w:p>
+            <w:r/>
+            <w:r>
+              <w:rPr>
+                <w:b w:val="0"/>
+                <w:color w:val="4A4A49"/>
+                <w:sz w:val="20"/>
+              </w:rPr>
+              <w:t>S I U D</w:t>
+            </w:r>
+          </w:p>
+        </w:tc>
+        <w:tc>
+          <w:tcPr>
+            <w:tcW w:type="dxa" w:w="1728"/>
+            <w:shd w:val="clear" w:fill="ECECEE"/>
+          </w:tcPr>
+          <w:p>
+            <w:r/>
+            <w:r>
+              <w:rPr>
+                <w:b w:val="0"/>
+                <w:color w:val="4A4A49"/>
+                <w:sz w:val="20"/>
+              </w:rPr>
+              <w:t>-</w:t>
+            </w:r>
+          </w:p>
+        </w:tc>
+        <w:tc>
+          <w:tcPr>
+            <w:tcW w:type="dxa" w:w="1728"/>
+            <w:shd w:val="clear" w:fill="ECECEE"/>
+          </w:tcPr>
+          <w:p>
+            <w:r/>
+            <w:r>
+              <w:rPr>
+                <w:b w:val="0"/>
+                <w:color w:val="4A4A49"/>
+                <w:sz w:val="20"/>
+              </w:rPr>
+              <w:t>-</w:t>
+            </w:r>
+          </w:p>
+        </w:tc>
+        <w:tc>
+          <w:tcPr>
+            <w:tcW w:type="dxa" w:w="1728"/>
+            <w:shd w:val="clear" w:fill="ECECEE"/>
+          </w:tcPr>
+          <w:p>
+            <w:r/>
+            <w:r>
+              <w:rPr>
+                <w:b w:val="0"/>
+                <w:color w:val="4A4A49"/>
+                <w:sz w:val="20"/>
+              </w:rPr>
+              <w:t>-</w:t>
+            </w:r>
+          </w:p>
+        </w:tc>
+      </w:tr>
+      <w:tr>
+        <w:tc>
+          <w:tcPr>
+            <w:tcW w:type="dxa" w:w="1728"/>
+          </w:tcPr>
+          <w:p>
+            <w:r/>
+            <w:r>
+              <w:rPr>
+                <w:rFonts w:ascii="Consolas" w:hAnsi="Consolas"/>
+                <w:color w:val="111111"/>
+                <w:sz w:val="19"/>
+              </w:rPr>
+              <w:t>sp_agendar_cita</w:t>
+            </w:r>
+          </w:p>
+        </w:tc>
+        <w:tc>
+          <w:tcPr>
+            <w:tcW w:type="dxa" w:w="1728"/>
+          </w:tcPr>
+          <w:p>
+            <w:r/>
+            <w:r>
+              <w:rPr>
+                <w:b w:val="0"/>
+                <w:color w:val="4A4A49"/>
+                <w:sz w:val="20"/>
+              </w:rPr>
+              <w:t>E</w:t>
+            </w:r>
+          </w:p>
+        </w:tc>
+        <w:tc>
+          <w:tcPr>
+            <w:tcW w:type="dxa" w:w="1728"/>
+          </w:tcPr>
+          <w:p>
+            <w:r/>
+            <w:r>
+              <w:rPr>
+                <w:b w:val="0"/>
+                <w:color w:val="4A4A49"/>
+                <w:sz w:val="20"/>
+              </w:rPr>
+              <w:t>E</w:t>
+            </w:r>
+          </w:p>
+        </w:tc>
+        <w:tc>
+          <w:tcPr>
+            <w:tcW w:type="dxa" w:w="1728"/>
+          </w:tcPr>
+          <w:p>
+            <w:r/>
+            <w:r>
+              <w:rPr>
+                <w:b w:val="0"/>
+                <w:color w:val="4A4A49"/>
+                <w:sz w:val="20"/>
+              </w:rPr>
+              <w:t>-</w:t>
+            </w:r>
+          </w:p>
+        </w:tc>
+        <w:tc>
+          <w:tcPr>
+            <w:tcW w:type="dxa" w:w="1728"/>
+          </w:tcPr>
+          <w:p>
+            <w:r/>
+            <w:r>
+              <w:rPr>
+                <w:b w:val="0"/>
+                <w:color w:val="4A4A49"/>
+                <w:sz w:val="20"/>
+              </w:rPr>
+              <w:t>-</w:t>
+            </w:r>
+          </w:p>
+        </w:tc>
+      </w:tr>
+      <w:tr>
+        <w:tc>
+          <w:tcPr>
+            <w:tcW w:type="dxa" w:w="1728"/>
+            <w:shd w:val="clear" w:fill="ECECEE"/>
+          </w:tcPr>
+          <w:p>
+            <w:r/>
+            <w:r>
+              <w:rPr>
+                <w:rFonts w:ascii="Consolas" w:hAnsi="Consolas"/>
+                <w:color w:val="111111"/>
+                <w:sz w:val="19"/>
+              </w:rPr>
+              <w:t>sp_facturar</w:t>
+            </w:r>
+          </w:p>
+        </w:tc>
+        <w:tc>
+          <w:tcPr>
+            <w:tcW w:type="dxa" w:w="1728"/>
+            <w:shd w:val="clear" w:fill="ECECEE"/>
+          </w:tcPr>
+          <w:p>
+            <w:r/>
+            <w:r>
+              <w:rPr>
+                <w:b w:val="0"/>
+                <w:color w:val="4A4A49"/>
+                <w:sz w:val="20"/>
+              </w:rPr>
+              <w:t>E</w:t>
+            </w:r>
+          </w:p>
+        </w:tc>
+        <w:tc>
+          <w:tcPr>
+            <w:tcW w:type="dxa" w:w="1728"/>
+            <w:shd w:val="clear" w:fill="ECECEE"/>
+          </w:tcPr>
+          <w:p>
+            <w:r/>
+            <w:r>
+              <w:rPr>
+                <w:b w:val="0"/>
+                <w:color w:val="4A4A49"/>
+                <w:sz w:val="20"/>
+              </w:rPr>
+              <w:t>-</w:t>
+            </w:r>
+          </w:p>
+        </w:tc>
+        <w:tc>
+          <w:tcPr>
+            <w:tcW w:type="dxa" w:w="1728"/>
+            <w:shd w:val="clear" w:fill="ECECEE"/>
+          </w:tcPr>
+          <w:p>
+            <w:r/>
+            <w:r>
+              <w:rPr>
+                <w:b w:val="0"/>
+                <w:color w:val="4A4A49"/>
+                <w:sz w:val="20"/>
+              </w:rPr>
+              <w:t>-</w:t>
+            </w:r>
+          </w:p>
+        </w:tc>
+        <w:tc>
+          <w:tcPr>
+            <w:tcW w:type="dxa" w:w="1728"/>
+            <w:shd w:val="clear" w:fill="ECECEE"/>
+          </w:tcPr>
+          <w:p>
+            <w:r/>
+            <w:r>
+              <w:rPr>
+                <w:b w:val="0"/>
+                <w:color w:val="4A4A49"/>
+                <w:sz w:val="20"/>
+              </w:rPr>
+              <w:t>-</w:t>
+            </w:r>
+          </w:p>
+        </w:tc>
+      </w:tr>
+    </w:tbl>
+    <w:p/>
+    <w:p>
+      <w:r>
+        <w:rPr>
+          <w:b w:val="0"/>
+          <w:color w:val="4A4A49"/>
+          <w:sz w:val="22"/>
+        </w:rPr>
+        <w:t xml:space="preserve">La celda de </w:t>
+      </w:r>
+      <w:r>
+        <w:rPr>
+          <w:rFonts w:ascii="Consolas" w:hAnsi="Consolas"/>
+          <w:color w:val="111111"/>
+          <w:sz w:val="21"/>
+        </w:rPr>
+        <w:t>dueno</w:t>
+      </w:r>
+      <w:r>
+        <w:rPr>
+          <w:b w:val="0"/>
+          <w:color w:val="4A4A49"/>
+          <w:sz w:val="22"/>
+        </w:rPr>
+        <w:t xml:space="preserve"> x </w:t>
+      </w:r>
+      <w:r>
+        <w:rPr>
+          <w:rFonts w:ascii="Consolas" w:hAnsi="Consolas"/>
+          <w:color w:val="111111"/>
+          <w:sz w:val="21"/>
+        </w:rPr>
+        <w:t>recepcion</w:t>
+      </w:r>
+      <w:r>
+        <w:rPr>
+          <w:b w:val="0"/>
+          <w:color w:val="4A4A49"/>
+          <w:sz w:val="22"/>
+        </w:rPr>
+        <w:t xml:space="preserve"> es la unica que necesita nota al pie, y es la que separa una matriz copiada de una razonada: </w:t>
+      </w:r>
+      <w:r>
+        <w:rPr>
+          <w:b/>
+          <w:color w:val="4A4A49"/>
+          <w:sz w:val="22"/>
+        </w:rPr>
+        <w:t>no es `-` a secas ni `S` a secas</w:t>
+      </w:r>
+      <w:r>
+        <w:rPr>
+          <w:b w:val="0"/>
+          <w:color w:val="4A4A49"/>
+          <w:sz w:val="22"/>
+        </w:rPr>
+        <w:t xml:space="preserve">. Despues de la pregunta 3, </w:t>
+      </w:r>
+      <w:r>
+        <w:rPr>
+          <w:rFonts w:ascii="Consolas" w:hAnsi="Consolas"/>
+          <w:color w:val="111111"/>
+          <w:sz w:val="21"/>
+        </w:rPr>
+        <w:t>recepcion</w:t>
+      </w:r>
+      <w:r>
+        <w:rPr>
+          <w:b w:val="0"/>
+          <w:color w:val="4A4A49"/>
+          <w:sz w:val="22"/>
+        </w:rPr>
+        <w:t xml:space="preserve"> no tiene </w:t>
+      </w:r>
+      <w:r>
+        <w:rPr>
+          <w:rFonts w:ascii="Consolas" w:hAnsi="Consolas"/>
+          <w:color w:val="111111"/>
+          <w:sz w:val="21"/>
+        </w:rPr>
+        <w:t>SELECT</w:t>
+      </w:r>
+      <w:r>
+        <w:rPr>
+          <w:b w:val="0"/>
+          <w:color w:val="4A4A49"/>
+          <w:sz w:val="22"/>
+        </w:rPr>
+        <w:t xml:space="preserve"> sobre la tabla </w:t>
+      </w:r>
+      <w:r>
+        <w:rPr>
+          <w:rFonts w:ascii="Consolas" w:hAnsi="Consolas"/>
+          <w:color w:val="111111"/>
+          <w:sz w:val="21"/>
+        </w:rPr>
+        <w:t>dueno</w:t>
+      </w:r>
+      <w:r>
+        <w:rPr>
+          <w:b w:val="0"/>
+          <w:color w:val="4A4A49"/>
+          <w:sz w:val="22"/>
+        </w:rPr>
+        <w:t xml:space="preserve"> — se le revoco — pero si tiene </w:t>
+      </w:r>
+      <w:r>
+        <w:rPr>
+          <w:rFonts w:ascii="Consolas" w:hAnsi="Consolas"/>
+          <w:color w:val="111111"/>
+          <w:sz w:val="21"/>
+        </w:rPr>
+        <w:t>SELECT</w:t>
+      </w:r>
+      <w:r>
+        <w:rPr>
+          <w:b w:val="0"/>
+          <w:color w:val="4A4A49"/>
+          <w:sz w:val="22"/>
+        </w:rPr>
+        <w:t xml:space="preserve"> sobre </w:t>
+      </w:r>
+      <w:r>
+        <w:rPr>
+          <w:rFonts w:ascii="Consolas" w:hAnsi="Consolas"/>
+          <w:color w:val="111111"/>
+          <w:sz w:val="21"/>
+        </w:rPr>
+        <w:t>v_agenda_recepcion</w:t>
+      </w:r>
+      <w:r>
+        <w:rPr>
+          <w:b w:val="0"/>
+          <w:color w:val="4A4A49"/>
+          <w:sz w:val="22"/>
+        </w:rPr>
+        <w:t xml:space="preserve">, y por ahi llega al nombre y al telefono. Se acepta escribirlo como </w:t>
+      </w:r>
+      <w:r>
+        <w:rPr>
+          <w:rFonts w:ascii="Consolas" w:hAnsi="Consolas"/>
+          <w:color w:val="111111"/>
+          <w:sz w:val="21"/>
+        </w:rPr>
+        <w:t>-</w:t>
+      </w:r>
+      <w:r>
+        <w:rPr>
+          <w:b w:val="0"/>
+          <w:color w:val="4A4A49"/>
+          <w:sz w:val="22"/>
+        </w:rPr>
+        <w:t xml:space="preserve"> con la nota «solo via </w:t>
+      </w:r>
+      <w:r>
+        <w:rPr>
+          <w:rFonts w:ascii="Consolas" w:hAnsi="Consolas"/>
+          <w:color w:val="111111"/>
+          <w:sz w:val="21"/>
+        </w:rPr>
+        <w:t>v_agenda_recepcion</w:t>
+      </w:r>
+      <w:r>
+        <w:rPr>
+          <w:b w:val="0"/>
+          <w:color w:val="4A4A49"/>
+          <w:sz w:val="22"/>
+        </w:rPr>
+        <w:t xml:space="preserve">», o agregar la vista como fila 11 de la matriz. Lo que no se acepta es </w:t>
+      </w:r>
+      <w:r>
+        <w:rPr>
+          <w:rFonts w:ascii="Consolas" w:hAnsi="Consolas"/>
+          <w:color w:val="111111"/>
+          <w:sz w:val="21"/>
+        </w:rPr>
+        <w:t>S</w:t>
+      </w:r>
+      <w:r>
+        <w:rPr>
+          <w:b w:val="0"/>
+          <w:color w:val="4A4A49"/>
+          <w:sz w:val="22"/>
+        </w:rPr>
+        <w:t xml:space="preserve">, porque contradice el </w:t>
+      </w:r>
+      <w:r>
+        <w:rPr>
+          <w:rFonts w:ascii="Consolas" w:hAnsi="Consolas"/>
+          <w:color w:val="111111"/>
+          <w:sz w:val="21"/>
+        </w:rPr>
+        <w:t>REVOKE</w:t>
+      </w:r>
+      <w:r>
+        <w:rPr>
+          <w:b w:val="0"/>
+          <w:color w:val="4A4A49"/>
+          <w:sz w:val="22"/>
+        </w:rPr>
+        <w:t xml:space="preserve"> que el propio estudiante ejecuto.</w:t>
+      </w:r>
+    </w:p>
+    <w:p>
+      <w:r>
+        <w:rPr>
+          <w:b w:val="0"/>
+          <w:color w:val="4A4A49"/>
+          <w:sz w:val="22"/>
+        </w:rPr>
+        <w:t>Las tres justificaciones que la pregunta pide (4 a 6 lineas en total):</w:t>
+      </w:r>
+    </w:p>
+    <w:p>
+      <w:pPr>
+        <w:pStyle w:val="ListNumber"/>
+      </w:pPr>
+      <w:r>
+        <w:rPr>
+          <w:b/>
+          <w:color w:val="4A4A49"/>
+          <w:sz w:val="22"/>
+        </w:rPr>
+        <w:t>Ningun rol operativo tiene `D`.</w:t>
+      </w:r>
+      <w:r>
+        <w:rPr>
+          <w:b w:val="0"/>
+          <w:color w:val="4A4A49"/>
+          <w:sz w:val="22"/>
+        </w:rPr>
+        <w:t xml:space="preserve"> En VetCare nada se borra: una cita cancelada lleva </w:t>
+      </w:r>
+      <w:r>
+        <w:rPr>
+          <w:rFonts w:ascii="Consolas" w:hAnsi="Consolas"/>
+          <w:color w:val="111111"/>
+          <w:sz w:val="21"/>
+        </w:rPr>
+        <w:t>estado = 'CANCELADA'</w:t>
+      </w:r>
+      <w:r>
+        <w:rPr>
+          <w:b w:val="0"/>
+          <w:color w:val="4A4A49"/>
+          <w:sz w:val="22"/>
+        </w:rPr>
+        <w:t xml:space="preserve"> y una mascota que ya no se atiende lleva </w:t>
+      </w:r>
+      <w:r>
+        <w:rPr>
+          <w:rFonts w:ascii="Consolas" w:hAnsi="Consolas"/>
+          <w:color w:val="111111"/>
+          <w:sz w:val="21"/>
+        </w:rPr>
+        <w:t>activa = 'N'</w:t>
+      </w:r>
+      <w:r>
+        <w:rPr>
+          <w:b w:val="0"/>
+          <w:color w:val="4A4A49"/>
+          <w:sz w:val="22"/>
+        </w:rPr>
+        <w:t xml:space="preserve">. Como el borrado es logico, </w:t>
+      </w:r>
+      <w:r>
+        <w:rPr>
+          <w:rFonts w:ascii="Consolas" w:hAnsi="Consolas"/>
+          <w:color w:val="111111"/>
+          <w:sz w:val="21"/>
+        </w:rPr>
+        <w:t>DELETE</w:t>
+      </w:r>
+      <w:r>
+        <w:rPr>
+          <w:b w:val="0"/>
+          <w:color w:val="4A4A49"/>
+          <w:sz w:val="22"/>
+        </w:rPr>
+        <w:t xml:space="preserve"> no le hace falta a nadie que opere el dia a dia, y no otorgarlo elimina de raiz la perdida accidental de informacion. Solo </w:t>
+      </w:r>
+      <w:r>
+        <w:rPr>
+          <w:rFonts w:ascii="Consolas" w:hAnsi="Consolas"/>
+          <w:color w:val="111111"/>
+          <w:sz w:val="21"/>
+        </w:rPr>
+        <w:t>admin_bd</w:t>
+      </w:r>
+      <w:r>
+        <w:rPr>
+          <w:b w:val="0"/>
+          <w:color w:val="4A4A49"/>
+          <w:sz w:val="22"/>
+        </w:rPr>
+        <w:t xml:space="preserve"> lo conserva, y para tareas de mantenimiento, no de operacion.</w:t>
+      </w:r>
+    </w:p>
+    <w:p>
+      <w:pPr>
+        <w:pStyle w:val="ListNumber"/>
+      </w:pPr>
+      <w:r>
+        <w:rPr>
+          <w:b/>
+          <w:color w:val="4A4A49"/>
+          <w:sz w:val="22"/>
+        </w:rPr>
+        <w:t>`auditor` es de solo lectura, incluida la tabla de auditoria</w:t>
+      </w:r>
+      <w:r>
+        <w:rPr>
+          <w:b w:val="0"/>
+          <w:color w:val="4A4A49"/>
+          <w:sz w:val="22"/>
+        </w:rPr>
+        <w:t xml:space="preserve"> que llegara en la Clase 4. Quien puede corregir el registro de lo que hizo puede borrar la evidencia de lo que hizo; un registro equivocado se corrige con uno nuevo que deja fecha y autor.</w:t>
+      </w:r>
+    </w:p>
+    <w:p>
+      <w:pPr>
+        <w:pStyle w:val="ListNumber"/>
+      </w:pPr>
+      <w:r>
+        <w:rPr>
+          <w:b/>
+          <w:color w:val="4A4A49"/>
+          <w:sz w:val="22"/>
+        </w:rPr>
+        <w:t>La aplicacion llegara por `E` y no por `I`.</w:t>
+      </w:r>
+      <w:r>
+        <w:rPr>
+          <w:b w:val="0"/>
+          <w:color w:val="4A4A49"/>
+          <w:sz w:val="22"/>
+        </w:rPr>
+        <w:t xml:space="preserve"> </w:t>
+      </w:r>
+      <w:r>
+        <w:rPr>
+          <w:rFonts w:ascii="Consolas" w:hAnsi="Consolas"/>
+          <w:color w:val="111111"/>
+          <w:sz w:val="21"/>
+        </w:rPr>
+        <w:t>recepcion</w:t>
+      </w:r>
+      <w:r>
+        <w:rPr>
+          <w:b w:val="0"/>
+          <w:color w:val="4A4A49"/>
+          <w:sz w:val="22"/>
+        </w:rPr>
+        <w:t xml:space="preserve"> tiene </w:t>
+      </w:r>
+      <w:r>
+        <w:rPr>
+          <w:rFonts w:ascii="Consolas" w:hAnsi="Consolas"/>
+          <w:color w:val="111111"/>
+          <w:sz w:val="21"/>
+        </w:rPr>
+        <w:t>E</w:t>
+      </w:r>
+      <w:r>
+        <w:rPr>
+          <w:b w:val="0"/>
+          <w:color w:val="4A4A49"/>
+          <w:sz w:val="22"/>
+        </w:rPr>
+        <w:t xml:space="preserve"> sobre </w:t>
+      </w:r>
+      <w:r>
+        <w:rPr>
+          <w:rFonts w:ascii="Consolas" w:hAnsi="Consolas"/>
+          <w:color w:val="111111"/>
+          <w:sz w:val="21"/>
+        </w:rPr>
+        <w:t>sp_agendar_cita</w:t>
+      </w:r>
+      <w:r>
+        <w:rPr>
+          <w:b w:val="0"/>
+          <w:color w:val="4A4A49"/>
+          <w:sz w:val="22"/>
+        </w:rPr>
+        <w:t xml:space="preserve"> porque agendar no es «insertar una fila en </w:t>
+      </w:r>
+      <w:r>
+        <w:rPr>
+          <w:rFonts w:ascii="Consolas" w:hAnsi="Consolas"/>
+          <w:color w:val="111111"/>
+          <w:sz w:val="21"/>
+        </w:rPr>
+        <w:t>cita</w:t>
+      </w:r>
+      <w:r>
+        <w:rPr>
+          <w:b w:val="0"/>
+          <w:color w:val="4A4A49"/>
+          <w:sz w:val="22"/>
+        </w:rPr>
+        <w:t xml:space="preserve">»: es insertarla *si* la mascota esta activa y *si* el veterinario tiene la franja libre. Con </w:t>
+      </w:r>
+      <w:r>
+        <w:rPr>
+          <w:rFonts w:ascii="Consolas" w:hAnsi="Consolas"/>
+          <w:color w:val="111111"/>
+          <w:sz w:val="21"/>
+        </w:rPr>
+        <w:t>EXECUTE</w:t>
+      </w:r>
+      <w:r>
+        <w:rPr>
+          <w:b w:val="0"/>
+          <w:color w:val="4A4A49"/>
+          <w:sz w:val="22"/>
+        </w:rPr>
+        <w:t>, la regla vive una sola vez dentro de la base y ninguna pantalla puede saltarsela. Ese es el patron que construye la Clase 3 y que consume la Clase 12.</w:t>
+      </w:r>
+    </w:p>
+    <w:p>
+      <w:pPr>
+        <w:spacing w:before="200" w:after="60"/>
+      </w:pPr>
+      <w:r>
+        <w:rPr>
+          <w:b/>
+          <w:color w:val="1A1C1D"/>
+          <w:sz w:val="32"/>
+        </w:rPr>
+        <w:t>Como calificar</w:t>
+      </w:r>
+    </w:p>
+    <w:p>
+      <w:pPr>
+        <w:pStyle w:val="ListBullet"/>
+      </w:pPr>
+      <w:r>
+        <w:rPr>
+          <w:b/>
+          <w:color w:val="4A4A49"/>
+          <w:sz w:val="22"/>
+        </w:rPr>
+        <w:t>14 pts — la matriz completa.</w:t>
+      </w:r>
+      <w:r>
+        <w:rPr>
+          <w:b w:val="0"/>
+          <w:color w:val="4A4A49"/>
+          <w:sz w:val="22"/>
+        </w:rPr>
+        <w:t xml:space="preserve"> Los 10 objetos x 4 roles, sin celdas vacias, a razon de 1,4 pts por fila. El </w:t>
+      </w:r>
+      <w:r>
+        <w:rPr>
+          <w:rFonts w:ascii="Consolas" w:hAnsi="Consolas"/>
+          <w:color w:val="111111"/>
+          <w:sz w:val="21"/>
+        </w:rPr>
+        <w:t>-</w:t>
+      </w:r>
+      <w:r>
+        <w:rPr>
+          <w:b w:val="0"/>
+          <w:color w:val="4A4A49"/>
+          <w:sz w:val="22"/>
+        </w:rPr>
+        <w:t xml:space="preserve"> cuenta como respuesta; la celda en blanco, no.</w:t>
+      </w:r>
+    </w:p>
+    <w:p>
+      <w:pPr>
+        <w:pStyle w:val="ListBullet"/>
+      </w:pPr>
+      <w:r>
+        <w:rPr>
+          <w:b/>
+          <w:color w:val="4A4A49"/>
+          <w:sz w:val="22"/>
+        </w:rPr>
+        <w:t>5 pts — consistencia con la pregunta 1.</w:t>
+      </w:r>
+      <w:r>
+        <w:rPr>
+          <w:b w:val="0"/>
+          <w:color w:val="4A4A49"/>
+          <w:sz w:val="22"/>
+        </w:rPr>
+        <w:t xml:space="preserve"> Es el criterio duro y se revisa comparando contra el script del estudiante, no contra esta tabla: si su script no otorgo </w:t>
+      </w:r>
+      <w:r>
+        <w:rPr>
+          <w:rFonts w:ascii="Consolas" w:hAnsi="Consolas"/>
+          <w:color w:val="111111"/>
+          <w:sz w:val="21"/>
+        </w:rPr>
+        <w:t>DELETE</w:t>
+      </w:r>
+      <w:r>
+        <w:rPr>
+          <w:b w:val="0"/>
+          <w:color w:val="4A4A49"/>
+          <w:sz w:val="22"/>
+        </w:rPr>
+        <w:t xml:space="preserve"> a nadie, en su matriz no puede haber una </w:t>
+      </w:r>
+      <w:r>
+        <w:rPr>
+          <w:rFonts w:ascii="Consolas" w:hAnsi="Consolas"/>
+          <w:color w:val="111111"/>
+          <w:sz w:val="21"/>
+        </w:rPr>
+        <w:t>D</w:t>
+      </w:r>
+      <w:r>
+        <w:rPr>
+          <w:b w:val="0"/>
+          <w:color w:val="4A4A49"/>
+          <w:sz w:val="22"/>
+        </w:rPr>
+        <w:t xml:space="preserve">; si le dio </w:t>
+      </w:r>
+      <w:r>
+        <w:rPr>
+          <w:rFonts w:ascii="Consolas" w:hAnsi="Consolas"/>
+          <w:color w:val="111111"/>
+          <w:sz w:val="21"/>
+        </w:rPr>
+        <w:t>ALL PRIVILEGES</w:t>
+      </w:r>
+      <w:r>
+        <w:rPr>
+          <w:b w:val="0"/>
+          <w:color w:val="4A4A49"/>
+          <w:sz w:val="22"/>
+        </w:rPr>
+        <w:t xml:space="preserve"> a </w:t>
+      </w:r>
+      <w:r>
+        <w:rPr>
+          <w:rFonts w:ascii="Consolas" w:hAnsi="Consolas"/>
+          <w:color w:val="111111"/>
+          <w:sz w:val="21"/>
+        </w:rPr>
+        <w:t>admin_bd</w:t>
+      </w:r>
+      <w:r>
+        <w:rPr>
+          <w:b w:val="0"/>
+          <w:color w:val="4A4A49"/>
+          <w:sz w:val="22"/>
+        </w:rPr>
+        <w:t xml:space="preserve"> sobre 8 tablas, las 8 filas de esa columna tienen que estar servidas. Una matriz internamente coherente con un script distinto del de arriba se califica completa.</w:t>
+      </w:r>
+    </w:p>
+    <w:p>
+      <w:pPr>
+        <w:pStyle w:val="ListBullet"/>
+      </w:pPr>
+      <w:r>
+        <w:rPr>
+          <w:b/>
+          <w:color w:val="4A4A49"/>
+          <w:sz w:val="22"/>
+        </w:rPr>
+        <w:t>3 pts — los procedimientos con `E`.</w:t>
+      </w:r>
+      <w:r>
+        <w:rPr>
+          <w:b w:val="0"/>
+          <w:color w:val="4A4A49"/>
+          <w:sz w:val="22"/>
+        </w:rPr>
+        <w:t xml:space="preserve"> </w:t>
+      </w:r>
+      <w:r>
+        <w:rPr>
+          <w:rFonts w:ascii="Consolas" w:hAnsi="Consolas"/>
+          <w:color w:val="111111"/>
+          <w:sz w:val="21"/>
+        </w:rPr>
+        <w:t>sp_agendar_cita</w:t>
+      </w:r>
+      <w:r>
+        <w:rPr>
+          <w:b w:val="0"/>
+          <w:color w:val="4A4A49"/>
+          <w:sz w:val="22"/>
+        </w:rPr>
+        <w:t xml:space="preserve"> y </w:t>
+      </w:r>
+      <w:r>
+        <w:rPr>
+          <w:rFonts w:ascii="Consolas" w:hAnsi="Consolas"/>
+          <w:color w:val="111111"/>
+          <w:sz w:val="21"/>
+        </w:rPr>
+        <w:t>sp_facturar</w:t>
+      </w:r>
+      <w:r>
+        <w:rPr>
+          <w:b w:val="0"/>
+          <w:color w:val="4A4A49"/>
+          <w:sz w:val="22"/>
+        </w:rPr>
+        <w:t xml:space="preserve"> aparecen con </w:t>
+      </w:r>
+      <w:r>
+        <w:rPr>
+          <w:rFonts w:ascii="Consolas" w:hAnsi="Consolas"/>
+          <w:color w:val="111111"/>
+          <w:sz w:val="21"/>
+        </w:rPr>
+        <w:t>E</w:t>
+      </w:r>
+      <w:r>
+        <w:rPr>
+          <w:b w:val="0"/>
+          <w:color w:val="4A4A49"/>
+          <w:sz w:val="22"/>
+        </w:rPr>
+        <w:t xml:space="preserve"> y nunca con </w:t>
+      </w:r>
+      <w:r>
+        <w:rPr>
+          <w:rFonts w:ascii="Consolas" w:hAnsi="Consolas"/>
+          <w:color w:val="111111"/>
+          <w:sz w:val="21"/>
+        </w:rPr>
+        <w:t>S</w:t>
+      </w:r>
+      <w:r>
+        <w:rPr>
+          <w:b w:val="0"/>
+          <w:color w:val="4A4A49"/>
+          <w:sz w:val="22"/>
+        </w:rPr>
+        <w:t xml:space="preserve">, </w:t>
+      </w:r>
+      <w:r>
+        <w:rPr>
+          <w:rFonts w:ascii="Consolas" w:hAnsi="Consolas"/>
+          <w:color w:val="111111"/>
+          <w:sz w:val="21"/>
+        </w:rPr>
+        <w:t>I</w:t>
+      </w:r>
+      <w:r>
+        <w:rPr>
+          <w:b w:val="0"/>
+          <w:color w:val="4A4A49"/>
+          <w:sz w:val="22"/>
+        </w:rPr>
+        <w:t xml:space="preserve">, </w:t>
+      </w:r>
+      <w:r>
+        <w:rPr>
+          <w:rFonts w:ascii="Consolas" w:hAnsi="Consolas"/>
+          <w:color w:val="111111"/>
+          <w:sz w:val="21"/>
+        </w:rPr>
+        <w:t>U</w:t>
+      </w:r>
+      <w:r>
+        <w:rPr>
+          <w:b w:val="0"/>
+          <w:color w:val="4A4A49"/>
+          <w:sz w:val="22"/>
+        </w:rPr>
+        <w:t xml:space="preserve"> o </w:t>
+      </w:r>
+      <w:r>
+        <w:rPr>
+          <w:rFonts w:ascii="Consolas" w:hAnsi="Consolas"/>
+          <w:color w:val="111111"/>
+          <w:sz w:val="21"/>
+        </w:rPr>
+        <w:t>D</w:t>
+      </w:r>
+      <w:r>
+        <w:rPr>
+          <w:b w:val="0"/>
+          <w:color w:val="4A4A49"/>
+          <w:sz w:val="22"/>
+        </w:rPr>
+        <w:t>. Es el error conceptual que esta pregunta busca: un procedimiento no se consulta, se ejecuta.</w:t>
+      </w:r>
+    </w:p>
+    <w:p>
+      <w:pPr>
+        <w:pStyle w:val="ListBullet"/>
+      </w:pPr>
+      <w:r>
+        <w:rPr>
+          <w:b/>
+          <w:color w:val="4A4A49"/>
+          <w:sz w:val="22"/>
+        </w:rPr>
+        <w:t>3 pts — la justificacion.</w:t>
+      </w:r>
+      <w:r>
+        <w:rPr>
+          <w:b w:val="0"/>
+          <w:color w:val="4A4A49"/>
+          <w:sz w:val="22"/>
+        </w:rPr>
+        <w:t xml:space="preserve"> Tres decisiones concretas, cada una nombrando privilegio minimo y el dano que evita. 1 pt por decision. No se dan puntos por repetir la definicion del principio sin aplicarla a una celda de la matriz.</w:t>
+      </w:r>
+    </w:p>
+    <w:p>
+      <w:pPr>
+        <w:pStyle w:val="ListBullet"/>
+      </w:pPr>
+      <w:r>
+        <w:rPr>
+          <w:b/>
+          <w:color w:val="4A4A49"/>
+          <w:sz w:val="22"/>
+        </w:rPr>
+        <w:t>Descuentos.</w:t>
+      </w:r>
+      <w:r>
+        <w:rPr>
+          <w:b w:val="0"/>
+          <w:color w:val="4A4A49"/>
+          <w:sz w:val="22"/>
+        </w:rPr>
+        <w:t xml:space="preserve"> −2 por cada rol con </w:t>
+      </w:r>
+      <w:r>
+        <w:rPr>
+          <w:rFonts w:ascii="Consolas" w:hAnsi="Consolas"/>
+          <w:color w:val="111111"/>
+          <w:sz w:val="21"/>
+        </w:rPr>
+        <w:t>ALL PRIVILEGES</w:t>
+      </w:r>
+      <w:r>
+        <w:rPr>
+          <w:b w:val="0"/>
+          <w:color w:val="4A4A49"/>
+          <w:sz w:val="22"/>
+        </w:rPr>
+        <w:t xml:space="preserve"> sin justificar (aparte de </w:t>
+      </w:r>
+      <w:r>
+        <w:rPr>
+          <w:rFonts w:ascii="Consolas" w:hAnsi="Consolas"/>
+          <w:color w:val="111111"/>
+          <w:sz w:val="21"/>
+        </w:rPr>
+        <w:t>admin_bd</w:t>
+      </w:r>
+      <w:r>
+        <w:rPr>
+          <w:b w:val="0"/>
+          <w:color w:val="4A4A49"/>
+          <w:sz w:val="22"/>
+        </w:rPr>
+        <w:t>, que si esta justificado). −1,4 por objeto omitido.</w:t>
+      </w:r>
+    </w:p>
+    <w:p>
+      <w:pPr>
+        <w:spacing w:before="200" w:after="60"/>
+      </w:pPr>
+      <w:r>
+        <w:rPr>
+          <w:b/>
+          <w:color w:val="1A1C1D"/>
+          <w:sz w:val="32"/>
+        </w:rPr>
+        <w:t>Errores frecuentes y que hacer</w:t>
+      </w:r>
+    </w:p>
+    <w:p>
+      <w:pPr>
+        <w:pStyle w:val="ListBullet"/>
+      </w:pPr>
+      <w:r>
+        <w:rPr>
+          <w:b/>
+          <w:color w:val="4A4A49"/>
+          <w:sz w:val="22"/>
+        </w:rPr>
+        <w:t>`admin_bd` con guiones en `dueno`, `mascota` y `veterinario`.</w:t>
+      </w:r>
+      <w:r>
+        <w:rPr>
+          <w:b w:val="0"/>
+          <w:color w:val="4A4A49"/>
+          <w:sz w:val="22"/>
+        </w:rPr>
+        <w:t xml:space="preserve"> Es el arrastre del error de la pregunta 1 y produce una matriz donde el administrador de la base no puede leer a los clientes. Si aparece, la correccion es en la pregunta 1 y la matriz se recalifica coherente.</w:t>
+      </w:r>
+    </w:p>
+    <w:p>
+      <w:pPr>
+        <w:pStyle w:val="ListBullet"/>
+      </w:pPr>
+      <w:r>
+        <w:rPr>
+          <w:b/>
+          <w:color w:val="4A4A49"/>
+          <w:sz w:val="22"/>
+        </w:rPr>
+        <w:t>Poner `S` en `dueno` x `recepcion`.</w:t>
+      </w:r>
+      <w:r>
+        <w:rPr>
+          <w:b w:val="0"/>
+          <w:color w:val="4A4A49"/>
+          <w:sz w:val="22"/>
+        </w:rPr>
+        <w:t xml:space="preserve"> Contradice el </w:t>
+      </w:r>
+      <w:r>
+        <w:rPr>
+          <w:rFonts w:ascii="Consolas" w:hAnsi="Consolas"/>
+          <w:color w:val="111111"/>
+          <w:sz w:val="21"/>
+        </w:rPr>
+        <w:t>REVOKE</w:t>
+      </w:r>
+      <w:r>
+        <w:rPr>
+          <w:b w:val="0"/>
+          <w:color w:val="4A4A49"/>
+          <w:sz w:val="22"/>
+        </w:rPr>
+        <w:t xml:space="preserve"> de la pregunta 3. Es la celda que revela si el estudiante armo la matriz mirando su propio script o copiandola de la teoria.</w:t>
+      </w:r>
+    </w:p>
+    <w:p>
+      <w:pPr>
+        <w:pStyle w:val="ListBullet"/>
+      </w:pPr>
+      <w:r>
+        <w:rPr>
+          <w:b/>
+          <w:color w:val="4A4A49"/>
+          <w:sz w:val="22"/>
+        </w:rPr>
+        <w:t>`sp_agendar_cita` con `I` «porque inserta una cita».</w:t>
+      </w:r>
+      <w:r>
+        <w:rPr>
+          <w:b w:val="0"/>
+          <w:color w:val="4A4A49"/>
+          <w:sz w:val="22"/>
+        </w:rPr>
+        <w:t xml:space="preserve"> Confunde lo que el procedimiento hace por dentro con el privilegio que necesita quien lo llama. El rol solo necesita </w:t>
+      </w:r>
+      <w:r>
+        <w:rPr>
+          <w:rFonts w:ascii="Consolas" w:hAnsi="Consolas"/>
+          <w:color w:val="111111"/>
+          <w:sz w:val="21"/>
+        </w:rPr>
+        <w:t>EXECUTE</w:t>
+      </w:r>
+      <w:r>
+        <w:rPr>
+          <w:b w:val="0"/>
+          <w:color w:val="4A4A49"/>
+          <w:sz w:val="22"/>
+        </w:rPr>
+        <w:t xml:space="preserve">; el </w:t>
+      </w:r>
+      <w:r>
+        <w:rPr>
+          <w:rFonts w:ascii="Consolas" w:hAnsi="Consolas"/>
+          <w:color w:val="111111"/>
+          <w:sz w:val="21"/>
+        </w:rPr>
+        <w:t>INSERT</w:t>
+      </w:r>
+      <w:r>
+        <w:rPr>
+          <w:b w:val="0"/>
+          <w:color w:val="4A4A49"/>
+          <w:sz w:val="22"/>
+        </w:rPr>
+        <w:t xml:space="preserve"> lo hace el procedimiento con los privilegios de su propietario, que es precisamente la gracia.</w:t>
+      </w:r>
+    </w:p>
+    <w:p>
+      <w:pPr>
+        <w:pStyle w:val="ListBullet"/>
+      </w:pPr>
+      <w:r>
+        <w:rPr>
+          <w:b/>
+          <w:color w:val="4A4A49"/>
+          <w:sz w:val="22"/>
+        </w:rPr>
+        <w:t>Dar `S` sobre `insumo` y `detalle_factura` a `auditor` «porque audita todo».</w:t>
+      </w:r>
+      <w:r>
+        <w:rPr>
+          <w:b w:val="0"/>
+          <w:color w:val="4A4A49"/>
+          <w:sz w:val="22"/>
+        </w:rPr>
+        <w:t xml:space="preserve"> Aqui hay que ser justo: es una decision defendible y no un error, siempre que su script de la pregunta 1 lo haya otorgado. Si la matriz dice </w:t>
+      </w:r>
+      <w:r>
+        <w:rPr>
+          <w:rFonts w:ascii="Consolas" w:hAnsi="Consolas"/>
+          <w:color w:val="111111"/>
+          <w:sz w:val="21"/>
+        </w:rPr>
+        <w:t>S</w:t>
+      </w:r>
+      <w:r>
+        <w:rPr>
+          <w:b w:val="0"/>
+          <w:color w:val="4A4A49"/>
+          <w:sz w:val="22"/>
+        </w:rPr>
+        <w:t xml:space="preserve"> y el script no lo otorgo, el problema es la inconsistencia, no la decision.</w:t>
+      </w:r>
+    </w:p>
+    <w:p>
+      <w:pPr>
+        <w:pStyle w:val="ListBullet"/>
+      </w:pPr>
+      <w:r>
+        <w:rPr>
+          <w:b/>
+          <w:color w:val="4A4A49"/>
+          <w:sz w:val="22"/>
+        </w:rPr>
+        <w:t>Justificar con la definicion en vez de con el caso.</w:t>
+      </w:r>
+      <w:r>
+        <w:rPr>
+          <w:b w:val="0"/>
+          <w:color w:val="4A4A49"/>
+          <w:sz w:val="22"/>
+        </w:rPr>
+        <w:t xml:space="preserve"> «Aplicamos privilegio minimo porque cada rol debe tener solo lo necesario» no dice nada sobre VetCare. Se pide nombrar la celda y el dano que evita.</w:t>
+      </w:r>
+    </w:p>
+    <w:p>
+      <w:pPr>
+        <w:spacing w:before="200" w:after="60"/>
+      </w:pPr>
+      <w:r>
+        <w:rPr>
+          <w:b/>
+          <w:color w:val="1A1C1D"/>
+          <w:sz w:val="32"/>
+        </w:rPr>
+        <w:t>Pregunta 5 · Politica de altas y bajas de usuarios (y limites del entorno) · 15 pts</w:t>
+      </w:r>
+    </w:p>
+    <w:p>
+      <w:pPr>
+        <w:spacing w:before="200" w:after="60"/>
+      </w:pPr>
+      <w:r>
+        <w:rPr>
+          <w:b/>
+          <w:color w:val="1A1C1D"/>
+          <w:sz w:val="32"/>
+        </w:rPr>
+        <w:t>Respuesta esperada</w:t>
+      </w:r>
+    </w:p>
+    <w:p>
+      <w:r>
+        <w:rPr>
+          <w:b w:val="0"/>
+          <w:color w:val="4A4A49"/>
+          <w:sz w:val="22"/>
+        </w:rPr>
+        <w:t xml:space="preserve">Version de referencia, en una pagina. Lo que se califica no es la redaccion sino que </w:t>
+      </w:r>
+      <w:r>
+        <w:rPr>
+          <w:b/>
+          <w:color w:val="4A4A49"/>
+          <w:sz w:val="22"/>
+        </w:rPr>
+        <w:t>haya responsables y plazos concretos</w:t>
+      </w:r>
+      <w:r>
+        <w:rPr>
+          <w:b w:val="0"/>
+          <w:color w:val="4A4A49"/>
+          <w:sz w:val="22"/>
+        </w:rPr>
+        <w:t>: «el administrador» y «lo antes posible» no son respuestas.</w:t>
+      </w:r>
+    </w:p>
+    <w:p>
+      <w:r>
+        <w:rPr>
+          <w:b/>
+          <w:color w:val="4A4A49"/>
+          <w:sz w:val="22"/>
+        </w:rPr>
+        <w:t>1. Alta.</w:t>
+      </w:r>
+      <w:r>
+        <w:rPr>
+          <w:b w:val="0"/>
+          <w:color w:val="4A4A49"/>
+          <w:sz w:val="22"/>
+        </w:rPr>
+        <w:t xml:space="preserve"> La solicita el jefe del area donde entra la persona (recepcion, clinica o administracion) por correo a la coordinacion. La aprueba la administradora de la clinica, que es la unica que decide quien entra a la base. La ejecuta el </w:t>
+      </w:r>
+      <w:r>
+        <w:rPr>
+          <w:rFonts w:ascii="Consolas" w:hAnsi="Consolas"/>
+          <w:color w:val="111111"/>
+          <w:sz w:val="21"/>
+        </w:rPr>
+        <w:t>admin_bd</w:t>
+      </w:r>
+      <w:r>
+        <w:rPr>
+          <w:b w:val="0"/>
+          <w:color w:val="4A4A49"/>
+          <w:sz w:val="22"/>
+        </w:rPr>
+        <w:t xml:space="preserve"> creando un rol con </w:t>
+      </w:r>
+      <w:r>
+        <w:rPr>
+          <w:rFonts w:ascii="Consolas" w:hAnsi="Consolas"/>
+          <w:color w:val="111111"/>
+          <w:sz w:val="21"/>
+        </w:rPr>
+        <w:t>LOGIN</w:t>
+      </w:r>
+      <w:r>
+        <w:rPr>
+          <w:b w:val="0"/>
+          <w:color w:val="4A4A49"/>
+          <w:sz w:val="22"/>
+        </w:rPr>
+        <w:t xml:space="preserve"> y otorgandole </w:t>
+      </w:r>
+      <w:r>
+        <w:rPr>
+          <w:b/>
+          <w:color w:val="4A4A49"/>
+          <w:sz w:val="22"/>
+        </w:rPr>
+        <w:t>exactamente uno</w:t>
+      </w:r>
+      <w:r>
+        <w:rPr>
+          <w:b w:val="0"/>
+          <w:color w:val="4A4A49"/>
+          <w:sz w:val="22"/>
+        </w:rPr>
+        <w:t xml:space="preserve"> de los cuatro roles del negocio segun el cargo; por omision, </w:t>
+      </w:r>
+      <w:r>
+        <w:rPr>
+          <w:rFonts w:ascii="Consolas" w:hAnsi="Consolas"/>
+          <w:color w:val="111111"/>
+          <w:sz w:val="21"/>
+        </w:rPr>
+        <w:t>recepcion</w:t>
+      </w:r>
+      <w:r>
+        <w:rPr>
+          <w:b w:val="0"/>
+          <w:color w:val="4A4A49"/>
+          <w:sz w:val="22"/>
+        </w:rPr>
+        <w:t xml:space="preserve"> para el personal de mostrador. La credencial inicial se entrega en persona o por un canal distinto del correo con el que se pidio, es temporal, y el sistema exige cambiarla en el primer ingreso. Caduca a las 72 horas si no se usa, y en ese caso hay que volver a solicitarla.</w:t>
+      </w:r>
+    </w:p>
+    <w:p>
+      <w:r>
+        <w:rPr>
+          <w:b/>
+          <w:color w:val="4A4A49"/>
+          <w:sz w:val="22"/>
+        </w:rPr>
+        <w:t>2. Cambio de rol.</w:t>
+      </w:r>
+      <w:r>
+        <w:rPr>
+          <w:b w:val="0"/>
+          <w:color w:val="4A4A49"/>
+          <w:sz w:val="22"/>
+        </w:rPr>
+        <w:t xml:space="preserve"> Una recepcionista que pasa a auxiliar veterinaria recibe </w:t>
+      </w:r>
+      <w:r>
+        <w:rPr>
+          <w:rFonts w:ascii="Consolas" w:hAnsi="Consolas"/>
+          <w:color w:val="111111"/>
+          <w:sz w:val="21"/>
+        </w:rPr>
+        <w:t>GRANT veterinario_rol TO ana_gomez</w:t>
+      </w:r>
+      <w:r>
+        <w:rPr>
+          <w:b w:val="0"/>
+          <w:color w:val="4A4A49"/>
+          <w:sz w:val="22"/>
+        </w:rPr>
+        <w:t xml:space="preserve"> y — esto es lo que se califica — </w:t>
+      </w:r>
+      <w:r>
+        <w:rPr>
+          <w:b/>
+          <w:color w:val="4A4A49"/>
+          <w:sz w:val="22"/>
+        </w:rPr>
+        <w:t>pierde el anterior</w:t>
+      </w:r>
+      <w:r>
+        <w:rPr>
+          <w:b w:val="0"/>
+          <w:color w:val="4A4A49"/>
+          <w:sz w:val="22"/>
+        </w:rPr>
+        <w:t xml:space="preserve"> con </w:t>
+      </w:r>
+      <w:r>
+        <w:rPr>
+          <w:rFonts w:ascii="Consolas" w:hAnsi="Consolas"/>
+          <w:color w:val="111111"/>
+          <w:sz w:val="21"/>
+        </w:rPr>
+        <w:t>REVOKE recepcion FROM ana_gomez</w:t>
+      </w:r>
+      <w:r>
+        <w:rPr>
+          <w:b w:val="0"/>
+          <w:color w:val="4A4A49"/>
+          <w:sz w:val="22"/>
+        </w:rPr>
+        <w:t>, el mismo dia y en la misma solicitud. Los permisos no se acumulan: quien conserva los dos roles termina pudiendo hacer las dos mitades de un proceso que se separo a proposito. La solicitud la firma el jefe que la recibe y la nota el jefe que la entrega, para que ninguno de los dos asuma que el otro pidio la revocacion.</w:t>
+      </w:r>
+    </w:p>
+    <w:p>
+      <w:r>
+        <w:rPr>
+          <w:b/>
+          <w:color w:val="4A4A49"/>
+          <w:sz w:val="22"/>
+        </w:rPr>
+        <w:t>3. Baja.</w:t>
+      </w:r>
+      <w:r>
+        <w:rPr>
+          <w:b w:val="0"/>
+          <w:color w:val="4A4A49"/>
+          <w:sz w:val="22"/>
+        </w:rPr>
+        <w:t xml:space="preserve"> El mismo dia de la desvinculacion, y antes de que la persona salga del edificio: (a) </w:t>
+      </w:r>
+      <w:r>
+        <w:rPr>
+          <w:rFonts w:ascii="Consolas" w:hAnsi="Consolas"/>
+          <w:color w:val="111111"/>
+          <w:sz w:val="21"/>
+        </w:rPr>
+        <w:t>REVOKE</w:t>
+      </w:r>
+      <w:r>
+        <w:rPr>
+          <w:b w:val="0"/>
+          <w:color w:val="4A4A49"/>
+          <w:sz w:val="22"/>
+        </w:rPr>
+        <w:t xml:space="preserve"> de todos los roles del negocio; (b) </w:t>
+      </w:r>
+      <w:r>
+        <w:rPr>
+          <w:rFonts w:ascii="Consolas" w:hAnsi="Consolas"/>
+          <w:color w:val="111111"/>
+          <w:sz w:val="21"/>
+        </w:rPr>
+        <w:t>ALTER ROLE ana_gomez NOLOGIN</w:t>
+      </w:r>
+      <w:r>
+        <w:rPr>
+          <w:b w:val="0"/>
+          <w:color w:val="4A4A49"/>
+          <w:sz w:val="22"/>
+        </w:rPr>
+        <w:t xml:space="preserve"> para cerrar el acceso sin destruir nada; (c) los objetos que la persona era dueno se reasignan con </w:t>
+      </w:r>
+      <w:r>
+        <w:rPr>
+          <w:rFonts w:ascii="Consolas" w:hAnsi="Consolas"/>
+          <w:color w:val="111111"/>
+          <w:sz w:val="21"/>
+        </w:rPr>
+        <w:t>REASSIGN OWNED BY ana_gomez TO admin_bd</w:t>
+      </w:r>
+      <w:r>
+        <w:rPr>
+          <w:b w:val="0"/>
+          <w:color w:val="4A4A49"/>
+          <w:sz w:val="22"/>
+        </w:rPr>
+        <w:t xml:space="preserve">, porque PostgreSQL no permite </w:t>
+      </w:r>
+      <w:r>
+        <w:rPr>
+          <w:rFonts w:ascii="Consolas" w:hAnsi="Consolas"/>
+          <w:color w:val="111111"/>
+          <w:sz w:val="21"/>
+        </w:rPr>
+        <w:t>DROP ROLE</w:t>
+      </w:r>
+      <w:r>
+        <w:rPr>
+          <w:b w:val="0"/>
+          <w:color w:val="4A4A49"/>
+          <w:sz w:val="22"/>
+        </w:rPr>
+        <w:t xml:space="preserve"> de un rol que todavia posee objetos, y porque una vista o un procedimiento que desaparece con su autor rompe la aplicacion; (d) el rol se conserva deshabilitado, </w:t>
+      </w:r>
+      <w:r>
+        <w:rPr>
+          <w:b/>
+          <w:color w:val="4A4A49"/>
+          <w:sz w:val="22"/>
+        </w:rPr>
+        <w:t>no se borra</w:t>
+      </w:r>
+      <w:r>
+        <w:rPr>
+          <w:b w:val="0"/>
+          <w:color w:val="4A4A49"/>
+          <w:sz w:val="22"/>
+        </w:rPr>
+        <w:t>, durante los cinco anos de retencion de la traza clinica, para que los registros de auditoria sigan apuntando a un nombre y no a un identificador huerfano.</w:t>
+      </w:r>
+    </w:p>
+    <w:p>
+      <w:r>
+        <w:rPr>
+          <w:b/>
+          <w:color w:val="4A4A49"/>
+          <w:sz w:val="22"/>
+        </w:rPr>
+        <w:t>4. Revision periodica.</w:t>
+      </w:r>
+      <w:r>
+        <w:rPr>
+          <w:b w:val="0"/>
+          <w:color w:val="4A4A49"/>
+          <w:sz w:val="22"/>
+        </w:rPr>
+        <w:t xml:space="preserve"> Cada tres meses, el primer lunes del trimestre. La evidencia es la salida de </w:t>
+      </w:r>
+      <w:r>
+        <w:rPr>
+          <w:rFonts w:ascii="Consolas" w:hAnsi="Consolas"/>
+          <w:color w:val="111111"/>
+          <w:sz w:val="21"/>
+        </w:rPr>
+        <w:t>SELECT grantee, table_name, privilege_type FROM information_schema.role_table_grants WHERE grantee IN ('admin_bd','recepcion','veterinario_rol','auditor') ORDER BY 1,2,3</w:t>
+      </w:r>
+      <w:r>
+        <w:rPr>
+          <w:b w:val="0"/>
+          <w:color w:val="4A4A49"/>
+          <w:sz w:val="22"/>
+        </w:rPr>
+        <w:t xml:space="preserve">, mas </w:t>
+      </w:r>
+      <w:r>
+        <w:rPr>
+          <w:rFonts w:ascii="Consolas" w:hAnsi="Consolas"/>
+          <w:color w:val="111111"/>
+          <w:sz w:val="21"/>
+        </w:rPr>
+        <w:t>information_schema.column_privileges</w:t>
+      </w:r>
+      <w:r>
+        <w:rPr>
+          <w:b w:val="0"/>
+          <w:color w:val="4A4A49"/>
+          <w:sz w:val="22"/>
+        </w:rPr>
+        <w:t xml:space="preserve"> para los recortes por columna, y se compara contra la matriz aprobada. Firma la administradora de la clinica; el </w:t>
+      </w:r>
+      <w:r>
+        <w:rPr>
+          <w:rFonts w:ascii="Consolas" w:hAnsi="Consolas"/>
+          <w:color w:val="111111"/>
+          <w:sz w:val="21"/>
+        </w:rPr>
+        <w:t>admin_bd</w:t>
+      </w:r>
+      <w:r>
+        <w:rPr>
+          <w:b w:val="0"/>
+          <w:color w:val="4A4A49"/>
+          <w:sz w:val="22"/>
+        </w:rPr>
+        <w:t xml:space="preserve"> prepara la evidencia pero no se autoaprueba, porque eso rompe la separacion de funciones que la matriz defiende. Toda diferencia se corrige o se documenta como excepcion con fecha de vencimiento.</w:t>
+      </w:r>
+    </w:p>
+    <w:p>
+      <w:r>
+        <w:rPr>
+          <w:b/>
+          <w:color w:val="4A4A49"/>
+          <w:sz w:val="22"/>
+        </w:rPr>
+        <w:t>5. Limite del entorno de practica.</w:t>
+      </w:r>
+      <w:r>
+        <w:rPr>
+          <w:b w:val="0"/>
+          <w:color w:val="4A4A49"/>
+          <w:sz w:val="22"/>
+        </w:rPr>
+        <w:t xml:space="preserve"> En ExamLab la base es PostgreSQL corriendo en el navegador, con </w:t>
+      </w:r>
+      <w:r>
+        <w:rPr>
+          <w:b/>
+          <w:color w:val="4A4A49"/>
+          <w:sz w:val="22"/>
+        </w:rPr>
+        <w:t>una sola sesion y un solo usuario</w:t>
+      </w:r>
+      <w:r>
+        <w:rPr>
+          <w:b w:val="0"/>
+          <w:color w:val="4A4A49"/>
+          <w:sz w:val="22"/>
+        </w:rPr>
+        <w:t xml:space="preserve">. Eso alcanza para todo lo que es DDL de permisos — crear los cuatro roles, otorgar, revocar, crear la vista, recortar por columna — y para verificarlo con </w:t>
+      </w:r>
+      <w:r>
+        <w:rPr>
+          <w:rFonts w:ascii="Consolas" w:hAnsi="Consolas"/>
+          <w:color w:val="111111"/>
+          <w:sz w:val="21"/>
+        </w:rPr>
+        <w:t>information_schema</w:t>
+      </w:r>
+      <w:r>
+        <w:rPr>
+          <w:b w:val="0"/>
+          <w:color w:val="4A4A49"/>
+          <w:sz w:val="22"/>
+        </w:rPr>
+        <w:t xml:space="preserve">, porque esas consultas describen el estado del catalogo y no requieren cambiar de identidad. Lo que </w:t>
+      </w:r>
+      <w:r>
+        <w:rPr>
+          <w:b/>
+          <w:color w:val="4A4A49"/>
+          <w:sz w:val="22"/>
+        </w:rPr>
+        <w:t>no</w:t>
+      </w:r>
+      <w:r>
+        <w:rPr>
+          <w:b w:val="0"/>
+          <w:color w:val="4A4A49"/>
+          <w:sz w:val="22"/>
+        </w:rPr>
+        <w:t xml:space="preserve"> se puede hacer es la prueba negativa: conectarse como </w:t>
+      </w:r>
+      <w:r>
+        <w:rPr>
+          <w:rFonts w:ascii="Consolas" w:hAnsi="Consolas"/>
+          <w:color w:val="111111"/>
+          <w:sz w:val="21"/>
+        </w:rPr>
+        <w:t>recepcion</w:t>
+      </w:r>
+      <w:r>
+        <w:rPr>
+          <w:b w:val="0"/>
+          <w:color w:val="4A4A49"/>
+          <w:sz w:val="22"/>
+        </w:rPr>
+        <w:t xml:space="preserve"> e intentar un </w:t>
+      </w:r>
+      <w:r>
+        <w:rPr>
+          <w:rFonts w:ascii="Consolas" w:hAnsi="Consolas"/>
+          <w:color w:val="111111"/>
+          <w:sz w:val="21"/>
+        </w:rPr>
+        <w:t>DELETE FROM cita</w:t>
+      </w:r>
+      <w:r>
+        <w:rPr>
+          <w:b w:val="0"/>
+          <w:color w:val="4A4A49"/>
+          <w:sz w:val="22"/>
+        </w:rPr>
+        <w:t xml:space="preserve"> para ver el rechazo. En un servidor real se hace sin cambiar de conexion, con </w:t>
+      </w:r>
+      <w:r>
+        <w:rPr>
+          <w:rFonts w:ascii="Consolas" w:hAnsi="Consolas"/>
+          <w:color w:val="111111"/>
+          <w:sz w:val="21"/>
+        </w:rPr>
+        <w:t>SET ROLE recepcion;</w:t>
+      </w:r>
+      <w:r>
+        <w:rPr>
+          <w:b w:val="0"/>
+          <w:color w:val="4A4A49"/>
+          <w:sz w:val="22"/>
+        </w:rPr>
+        <w:t xml:space="preserve"> seguido de </w:t>
+      </w:r>
+      <w:r>
+        <w:rPr>
+          <w:rFonts w:ascii="Consolas" w:hAnsi="Consolas"/>
+          <w:color w:val="111111"/>
+          <w:sz w:val="21"/>
+        </w:rPr>
+        <w:t>DELETE FROM cita WHERE id_cita = 1;</w:t>
+      </w:r>
+      <w:r>
+        <w:rPr>
+          <w:b w:val="0"/>
+          <w:color w:val="4A4A49"/>
+          <w:sz w:val="22"/>
+        </w:rPr>
+        <w:t xml:space="preserve">, y el resultado esperado es el error </w:t>
+      </w:r>
+      <w:r>
+        <w:rPr>
+          <w:rFonts w:ascii="Consolas" w:hAnsi="Consolas"/>
+          <w:color w:val="111111"/>
+          <w:sz w:val="21"/>
+        </w:rPr>
+        <w:t>permission denied for table cita</w:t>
+      </w:r>
+      <w:r>
+        <w:rPr>
+          <w:b w:val="0"/>
+          <w:color w:val="4A4A49"/>
+          <w:sz w:val="22"/>
+        </w:rPr>
+        <w:t xml:space="preserve">; despues se vuelve con </w:t>
+      </w:r>
+      <w:r>
+        <w:rPr>
+          <w:rFonts w:ascii="Consolas" w:hAnsi="Consolas"/>
+          <w:color w:val="111111"/>
+          <w:sz w:val="21"/>
+        </w:rPr>
+        <w:t>RESET ROLE</w:t>
+      </w:r>
+      <w:r>
+        <w:rPr>
+          <w:b w:val="0"/>
+          <w:color w:val="4A4A49"/>
+          <w:sz w:val="22"/>
+        </w:rPr>
+        <w:t xml:space="preserve">. La ausencia de esa prueba es una brecha de verificacion concreta en esta entrega: se comprobo que el permiso </w:t>
+      </w:r>
+      <w:r>
+        <w:rPr>
+          <w:b/>
+          <w:color w:val="4A4A49"/>
+          <w:sz w:val="22"/>
+        </w:rPr>
+        <w:t>esta escrito</w:t>
+      </w:r>
+      <w:r>
+        <w:rPr>
+          <w:b w:val="0"/>
+          <w:color w:val="4A4A49"/>
+          <w:sz w:val="22"/>
+        </w:rPr>
+        <w:t xml:space="preserve"> como se decidio, no que el motor </w:t>
+      </w:r>
+      <w:r>
+        <w:rPr>
+          <w:b/>
+          <w:color w:val="4A4A49"/>
+          <w:sz w:val="22"/>
+        </w:rPr>
+        <w:t>lo hace cumplir</w:t>
+      </w:r>
+      <w:r>
+        <w:rPr>
+          <w:b w:val="0"/>
+          <w:color w:val="4A4A49"/>
+          <w:sz w:val="22"/>
+        </w:rPr>
+        <w:t>. Son dos afirmaciones distintas y solo una quedo demostrada.</w:t>
+      </w:r>
+    </w:p>
+    <w:p>
+      <w:pPr>
+        <w:spacing w:before="200" w:after="60"/>
+      </w:pPr>
+      <w:r>
+        <w:rPr>
+          <w:b/>
+          <w:color w:val="1A1C1D"/>
+          <w:sz w:val="32"/>
+        </w:rPr>
+        <w:t>Como calificar</w:t>
+      </w:r>
+    </w:p>
+    <w:p>
+      <w:pPr>
+        <w:pStyle w:val="ListBullet"/>
+      </w:pPr>
+      <w:r>
+        <w:rPr>
+          <w:b/>
+          <w:color w:val="4A4A49"/>
+          <w:sz w:val="22"/>
+        </w:rPr>
+        <w:t>8 pts — las cinco secciones, con responsable y plazo.</w:t>
+      </w:r>
+      <w:r>
+        <w:rPr>
+          <w:b w:val="0"/>
+          <w:color w:val="4A4A49"/>
+          <w:sz w:val="22"/>
+        </w:rPr>
+        <w:t xml:space="preserve"> 1,6 por seccion. Se descuenta la mitad de la seccion cuando dice que hay que hacer algo pero no dice quien ni cuando: una politica sin responsable no es ejecutable.</w:t>
+      </w:r>
+    </w:p>
+    <w:p>
+      <w:pPr>
+        <w:pStyle w:val="ListBullet"/>
+      </w:pPr>
+      <w:r>
+        <w:rPr>
+          <w:b/>
+          <w:color w:val="4A4A49"/>
+          <w:sz w:val="22"/>
+        </w:rPr>
+        <w:t>2 pts — el cambio de rol incluye la revocacion del anterior.</w:t>
+      </w:r>
+      <w:r>
+        <w:rPr>
+          <w:b w:val="0"/>
+          <w:color w:val="4A4A49"/>
+          <w:sz w:val="22"/>
+        </w:rPr>
+        <w:t xml:space="preserve"> Es el punto que separa una politica pensada de una lista de buenas intenciones. Si solo dice que se otorga el nuevo, no se dan.</w:t>
+      </w:r>
+    </w:p>
+    <w:p>
+      <w:pPr>
+        <w:pStyle w:val="ListBullet"/>
+      </w:pPr>
+      <w:r>
+        <w:rPr>
+          <w:b/>
+          <w:color w:val="4A4A49"/>
+          <w:sz w:val="22"/>
+        </w:rPr>
+        <w:t>2 pts — la baja resuelve el destino de los objetos</w:t>
+      </w:r>
+      <w:r>
+        <w:rPr>
+          <w:b w:val="0"/>
+          <w:color w:val="4A4A49"/>
+          <w:sz w:val="22"/>
+        </w:rPr>
+        <w:t xml:space="preserve"> (</w:t>
+      </w:r>
+      <w:r>
+        <w:rPr>
+          <w:rFonts w:ascii="Consolas" w:hAnsi="Consolas"/>
+          <w:color w:val="111111"/>
+          <w:sz w:val="21"/>
+        </w:rPr>
+        <w:t>REASSIGN OWNED</w:t>
+      </w:r>
+      <w:r>
+        <w:rPr>
+          <w:b w:val="0"/>
+          <w:color w:val="4A4A49"/>
+          <w:sz w:val="22"/>
+        </w:rPr>
+        <w:t xml:space="preserve"> o equivalente razonado) y dice cuanto se conserva la traza.</w:t>
+      </w:r>
+    </w:p>
+    <w:p>
+      <w:pPr>
+        <w:pStyle w:val="ListBullet"/>
+      </w:pPr>
+      <w:r>
+        <w:rPr>
+          <w:b/>
+          <w:color w:val="4A4A49"/>
+          <w:sz w:val="22"/>
+        </w:rPr>
+        <w:t>3 pts — la seccion 5.</w:t>
+      </w:r>
+      <w:r>
+        <w:rPr>
+          <w:b w:val="0"/>
+          <w:color w:val="4A4A49"/>
+          <w:sz w:val="22"/>
+        </w:rPr>
+        <w:t xml:space="preserve"> 1 pt por identificar bien la limitacion (una sola sesion, no «no se pueden crear roles»), 1 pt por proponer </w:t>
+      </w:r>
+      <w:r>
+        <w:rPr>
+          <w:rFonts w:ascii="Consolas" w:hAnsi="Consolas"/>
+          <w:color w:val="111111"/>
+          <w:sz w:val="21"/>
+        </w:rPr>
+        <w:t>SET ROLE</w:t>
+      </w:r>
+      <w:r>
+        <w:rPr>
+          <w:b w:val="0"/>
+          <w:color w:val="4A4A49"/>
+          <w:sz w:val="22"/>
+        </w:rPr>
+        <w:t xml:space="preserve"> u otra conexion como prueba negativa, y 1 pt por nombrar la consecuencia: que sin esa prueba lo verificado es la configuracion y no el cumplimiento.</w:t>
+      </w:r>
+    </w:p>
+    <w:p>
+      <w:pPr>
+        <w:pStyle w:val="ListBullet"/>
+      </w:pPr>
+      <w:r>
+        <w:rPr>
+          <w:b/>
+          <w:color w:val="4A4A49"/>
+          <w:sz w:val="22"/>
+        </w:rPr>
+        <w:t>Extension.</w:t>
+      </w:r>
+      <w:r>
+        <w:rPr>
+          <w:b w:val="0"/>
+          <w:color w:val="4A4A49"/>
+          <w:sz w:val="22"/>
+        </w:rPr>
+        <w:t xml:space="preserve"> Una pagina es el techo, no la meta. Tres parrafos que resuelven las cinco secciones valen mas que dos paginas de generalidades, y no se descuenta por brevedad si esta todo.</w:t>
+      </w:r>
+    </w:p>
+    <w:p>
+      <w:pPr>
+        <w:spacing w:before="200" w:after="60"/>
+      </w:pPr>
+      <w:r>
+        <w:rPr>
+          <w:b/>
+          <w:color w:val="1A1C1D"/>
+          <w:sz w:val="32"/>
+        </w:rPr>
+        <w:t>Errores frecuentes y que hacer</w:t>
+      </w:r>
+    </w:p>
+    <w:p>
+      <w:pPr>
+        <w:pStyle w:val="ListBullet"/>
+      </w:pPr>
+      <w:r>
+        <w:rPr>
+          <w:b/>
+          <w:color w:val="4A4A49"/>
+          <w:sz w:val="22"/>
+        </w:rPr>
+        <w:t>«El administrador revisa los permisos periodicamente».</w:t>
+      </w:r>
+      <w:r>
+        <w:rPr>
+          <w:b w:val="0"/>
+          <w:color w:val="4A4A49"/>
+          <w:sz w:val="22"/>
+        </w:rPr>
+        <w:t xml:space="preserve"> No tiene responsable con nombre de cargo, no tiene periodo y no tiene evidencia. Es la forma mas comun de entregar esta pregunta y no vale los puntos de la seccion 4.</w:t>
+      </w:r>
+    </w:p>
+    <w:p>
+      <w:pPr>
+        <w:pStyle w:val="ListBullet"/>
+      </w:pPr>
+      <w:r>
+        <w:rPr>
+          <w:b/>
+          <w:color w:val="4A4A49"/>
+          <w:sz w:val="22"/>
+        </w:rPr>
+        <w:t>Decir que en la baja se hace `DROP ROLE` y listo.</w:t>
+      </w:r>
+      <w:r>
+        <w:rPr>
+          <w:b w:val="0"/>
+          <w:color w:val="4A4A49"/>
+          <w:sz w:val="22"/>
+        </w:rPr>
+        <w:t xml:space="preserve"> Falla en el motor si el rol posee objetos, y destruye la trazabilidad de la auditoria. La respuesta correcta es deshabilitar, reasignar y conservar.</w:t>
+      </w:r>
+    </w:p>
+    <w:p>
+      <w:pPr>
+        <w:pStyle w:val="ListBullet"/>
+      </w:pPr>
+      <w:r>
+        <w:rPr>
+          <w:b/>
+          <w:color w:val="4A4A49"/>
+          <w:sz w:val="22"/>
+        </w:rPr>
+        <w:t>Escribir en la seccion 5 que «en ExamLab no se pueden crear roles ni otorgar privilegios».</w:t>
+      </w:r>
+      <w:r>
+        <w:rPr>
+          <w:b w:val="0"/>
+          <w:color w:val="4A4A49"/>
+          <w:sz w:val="22"/>
+        </w:rPr>
+        <w:t xml:space="preserve"> Es la limitacion equivocada, y ademas contradice las preguntas 1 y 3, que el propio estudiante acaba de ejecutar. Casi siempre viene de leer material de otro motor.</w:t>
+      </w:r>
+    </w:p>
+    <w:p>
+      <w:pPr>
+        <w:pStyle w:val="ListBullet"/>
+      </w:pPr>
+      <w:r>
+        <w:rPr>
+          <w:b/>
+          <w:color w:val="4A4A49"/>
+          <w:sz w:val="22"/>
+        </w:rPr>
+        <w:t>Proponer como prueba negativa «abrir otra pestana y entrar como recepcion».</w:t>
+      </w:r>
+      <w:r>
+        <w:rPr>
+          <w:b w:val="0"/>
+          <w:color w:val="4A4A49"/>
+          <w:sz w:val="22"/>
+        </w:rPr>
+        <w:t xml:space="preserve"> No sirve: no hay segundo usuario ni segunda sesion. Lo que se pide es el comando concreto de PostgreSQL, y es </w:t>
+      </w:r>
+      <w:r>
+        <w:rPr>
+          <w:rFonts w:ascii="Consolas" w:hAnsi="Consolas"/>
+          <w:color w:val="111111"/>
+          <w:sz w:val="21"/>
+        </w:rPr>
+        <w:t>SET ROLE</w:t>
+      </w:r>
+      <w:r>
+        <w:rPr>
+          <w:b w:val="0"/>
+          <w:color w:val="4A4A49"/>
+          <w:sz w:val="22"/>
+        </w:rPr>
+        <w:t>.</w:t>
+      </w:r>
+    </w:p>
+    <w:p>
+      <w:pPr>
+        <w:pStyle w:val="ListBullet"/>
+      </w:pPr>
+      <w:r>
+        <w:rPr>
+          <w:b/>
+          <w:color w:val="4A4A49"/>
+          <w:sz w:val="22"/>
+        </w:rPr>
+        <w:t>Permitir cuentas compartidas</w:t>
+      </w:r>
+      <w:r>
+        <w:rPr>
+          <w:b w:val="0"/>
+          <w:color w:val="4A4A49"/>
+          <w:sz w:val="22"/>
+        </w:rPr>
+        <w:t xml:space="preserve"> («la cuenta recepcion1 la usan las tres recepcionistas»). Rompe toda la auditoria de la Clase 4 antes de escribirla: el disparador registrara siempre el mismo nombre y ninguna investigacion posterior podra atribuir un cambio a una persona.</w:t>
+      </w:r>
+    </w:p>
+    <w:p>
+      <w:pPr>
+        <w:spacing w:before="200" w:after="60"/>
+      </w:pPr>
+      <w:r>
+        <w:rPr>
+          <w:b/>
+          <w:color w:val="1A1C1D"/>
+          <w:sz w:val="32"/>
+        </w:rPr>
+        <w:t>Lo que van a preguntar (respuestas listas)</w:t>
+      </w:r>
+    </w:p>
+    <w:p>
+      <w:r>
+        <w:rPr>
+          <w:b w:val="0"/>
+          <w:color w:val="4A4A49"/>
+          <w:sz w:val="22"/>
+        </w:rPr>
+        <w:t>Estas son las dudas que aparecen todos los semestres. Tenerlas resueltas por escrito es lo que evita responder la misma cosa quince veces durante el taller.</w:t>
+      </w:r>
+    </w:p>
+    <w:p>
+      <w:r>
+        <w:rPr>
+          <w:b/>
+          <w:color w:val="4A4A49"/>
+          <w:sz w:val="22"/>
+        </w:rPr>
+        <w:t>Ejecute el GRANT y no surtio efecto. ¿Por que?</w:t>
+      </w:r>
+    </w:p>
+    <w:p>
+      <w:r>
+        <w:rPr>
+          <w:b w:val="0"/>
+          <w:color w:val="4A4A49"/>
+          <w:sz w:val="22"/>
+        </w:rPr>
+        <w:t xml:space="preserve">Casi siempre es una de cuatro cosas, en este orden de frecuencia: (1) se otorgo el privilegio al rol pero no se otorgo el rol a la persona, y falta el </w:t>
+      </w:r>
+      <w:r>
+        <w:rPr>
+          <w:rFonts w:ascii="Consolas" w:hAnsi="Consolas"/>
+          <w:color w:val="111111"/>
+          <w:sz w:val="21"/>
+        </w:rPr>
+        <w:t>GRANT recepcion TO ana_gomez</w:t>
+      </w:r>
+      <w:r>
+        <w:rPr>
+          <w:b w:val="0"/>
+          <w:color w:val="4A4A49"/>
+          <w:sz w:val="22"/>
+        </w:rPr>
+        <w:t xml:space="preserve">; (2) se esta «comprobando» en la misma sesion del propietario, que pasa por encima de todos los permisos y por lo tanto nunca vera un error; (3) el rol no tiene </w:t>
+      </w:r>
+      <w:r>
+        <w:rPr>
+          <w:rFonts w:ascii="Consolas" w:hAnsi="Consolas"/>
+          <w:color w:val="111111"/>
+          <w:sz w:val="21"/>
+        </w:rPr>
+        <w:t>USAGE</w:t>
+      </w:r>
+      <w:r>
+        <w:rPr>
+          <w:b w:val="0"/>
+          <w:color w:val="4A4A49"/>
+          <w:sz w:val="22"/>
+        </w:rPr>
+        <w:t xml:space="preserve"> sobre el esquema — en </w:t>
+      </w:r>
+      <w:r>
+        <w:rPr>
+          <w:rFonts w:ascii="Consolas" w:hAnsi="Consolas"/>
+          <w:color w:val="111111"/>
+          <w:sz w:val="21"/>
+        </w:rPr>
+        <w:t>public</w:t>
+      </w:r>
+      <w:r>
+        <w:rPr>
+          <w:b w:val="0"/>
+          <w:color w:val="4A4A49"/>
+          <w:sz w:val="22"/>
+        </w:rPr>
+        <w:t xml:space="preserve"> viene por omision, asi que hoy no estorba, pero en un servidor real es la causa numero uno; (4) el nombre se escribio entre comillas dobles, y </w:t>
+      </w:r>
+      <w:r>
+        <w:rPr>
+          <w:rFonts w:ascii="Consolas" w:hAnsi="Consolas"/>
+          <w:color w:val="111111"/>
+          <w:sz w:val="21"/>
+        </w:rPr>
+        <w:t>"Recepcion"</w:t>
+      </w:r>
+      <w:r>
+        <w:rPr>
+          <w:b w:val="0"/>
+          <w:color w:val="4A4A49"/>
+          <w:sz w:val="22"/>
+        </w:rPr>
+        <w:t xml:space="preserve"> no es </w:t>
+      </w:r>
+      <w:r>
+        <w:rPr>
+          <w:rFonts w:ascii="Consolas" w:hAnsi="Consolas"/>
+          <w:color w:val="111111"/>
+          <w:sz w:val="21"/>
+        </w:rPr>
+        <w:t>recepcion</w:t>
+      </w:r>
+      <w:r>
+        <w:rPr>
+          <w:b w:val="0"/>
+          <w:color w:val="4A4A49"/>
+          <w:sz w:val="22"/>
+        </w:rPr>
+        <w:t>.</w:t>
+      </w:r>
+    </w:p>
+    <w:p>
+      <w:r>
+        <w:rPr>
+          <w:b/>
+          <w:color w:val="4A4A49"/>
+          <w:sz w:val="22"/>
+        </w:rPr>
+        <w:t>¿ExamLab me va a dejar hacer CREATE ROLE?</w:t>
+      </w:r>
+    </w:p>
+    <w:p>
+      <w:r>
+        <w:rPr>
+          <w:b w:val="0"/>
+          <w:color w:val="4A4A49"/>
+          <w:sz w:val="22"/>
+        </w:rPr>
+        <w:t xml:space="preserve">Si. Es PostgreSQL real en el navegador y el DDL de permisos funciona completo. Lo unico que no hay es una segunda sesion. Si un estudiante llega diciendo que no puede, revise el mensaje de error real antes de aceptar la premisa: normalmente es un rol que ya existia de un intento anterior, y se resuelve con </w:t>
+      </w:r>
+      <w:r>
+        <w:rPr>
+          <w:rFonts w:ascii="Consolas" w:hAnsi="Consolas"/>
+          <w:color w:val="111111"/>
+          <w:sz w:val="21"/>
+        </w:rPr>
+        <w:t>DROP ROLE</w:t>
+      </w:r>
+      <w:r>
+        <w:rPr>
+          <w:b w:val="0"/>
+          <w:color w:val="4A4A49"/>
+          <w:sz w:val="22"/>
+        </w:rPr>
+        <w:t xml:space="preserve"> o volviendo a cargar el ejercicio.</w:t>
+      </w:r>
+    </w:p>
+    <w:p>
+      <w:r>
+        <w:rPr>
+          <w:b/>
+          <w:color w:val="4A4A49"/>
+          <w:sz w:val="22"/>
+        </w:rPr>
+        <w:t>Si le doy SELECT solo a la vista, ¿no necesita tambien SELECT sobre dueno?</w:t>
+      </w:r>
+    </w:p>
+    <w:p>
+      <w:r>
+        <w:rPr>
+          <w:b w:val="0"/>
+          <w:color w:val="4A4A49"/>
+          <w:sz w:val="22"/>
+        </w:rPr>
+        <w:t xml:space="preserve">No, y es el concepto central de la clase: la consulta de la vista se ejecuta con los privilegios de su </w:t>
+      </w:r>
+      <w:r>
+        <w:rPr>
+          <w:b/>
+          <w:color w:val="4A4A49"/>
+          <w:sz w:val="22"/>
+        </w:rPr>
+        <w:t>propietario</w:t>
+      </w:r>
+      <w:r>
+        <w:rPr>
+          <w:b w:val="0"/>
+          <w:color w:val="4A4A49"/>
+          <w:sz w:val="22"/>
+        </w:rPr>
+        <w:t>, no con los de quien la consulta. Por eso se puede dar la vista y revocar la tabla en el mismo script, y el rol sigue viendo el telefono pero ya no el correo.</w:t>
+      </w:r>
+    </w:p>
+    <w:p>
+      <w:r>
+        <w:rPr>
+          <w:b/>
+          <w:color w:val="4A4A49"/>
+          <w:sz w:val="22"/>
+        </w:rPr>
+        <w:t>¿Puedo demostrar que a recepcion le rebota el DELETE?</w:t>
+      </w:r>
+    </w:p>
+    <w:p>
+      <w:r>
+        <w:rPr>
+          <w:b w:val="0"/>
+          <w:color w:val="4A4A49"/>
+          <w:sz w:val="22"/>
+        </w:rPr>
+        <w:t xml:space="preserve">No en ExamLab, porque hay una sola sesion. En un servidor real, sin abrir otra conexion: </w:t>
+      </w:r>
+      <w:r>
+        <w:rPr>
+          <w:rFonts w:ascii="Consolas" w:hAnsi="Consolas"/>
+          <w:color w:val="111111"/>
+          <w:sz w:val="21"/>
+        </w:rPr>
+        <w:t>SET ROLE recepcion;</w:t>
+      </w:r>
+      <w:r>
+        <w:rPr>
+          <w:b w:val="0"/>
+          <w:color w:val="4A4A49"/>
+          <w:sz w:val="22"/>
+        </w:rPr>
+        <w:t xml:space="preserve"> y luego </w:t>
+      </w:r>
+      <w:r>
+        <w:rPr>
+          <w:rFonts w:ascii="Consolas" w:hAnsi="Consolas"/>
+          <w:color w:val="111111"/>
+          <w:sz w:val="21"/>
+        </w:rPr>
+        <w:t>DELETE FROM cita WHERE id_cita = 1;</w:t>
+      </w:r>
+      <w:r>
+        <w:rPr>
+          <w:b w:val="0"/>
+          <w:color w:val="4A4A49"/>
+          <w:sz w:val="22"/>
+        </w:rPr>
+        <w:t xml:space="preserve">, que debe responder </w:t>
+      </w:r>
+      <w:r>
+        <w:rPr>
+          <w:rFonts w:ascii="Consolas" w:hAnsi="Consolas"/>
+          <w:color w:val="111111"/>
+          <w:sz w:val="21"/>
+        </w:rPr>
+        <w:t>permission denied for table cita</w:t>
+      </w:r>
+      <w:r>
+        <w:rPr>
+          <w:b w:val="0"/>
+          <w:color w:val="4A4A49"/>
+          <w:sz w:val="22"/>
+        </w:rPr>
+        <w:t xml:space="preserve">; se vuelve con </w:t>
+      </w:r>
+      <w:r>
+        <w:rPr>
+          <w:rFonts w:ascii="Consolas" w:hAnsi="Consolas"/>
+          <w:color w:val="111111"/>
+          <w:sz w:val="21"/>
+        </w:rPr>
+        <w:t>RESET ROLE</w:t>
+      </w:r>
+      <w:r>
+        <w:rPr>
+          <w:b w:val="0"/>
+          <w:color w:val="4A4A49"/>
+          <w:sz w:val="22"/>
+        </w:rPr>
+        <w:t>. Esa es la respuesta que vale puntos en la pregunta 5.</w:t>
+      </w:r>
+    </w:p>
+    <w:p>
+      <w:r>
+        <w:rPr>
+          <w:b/>
+          <w:color w:val="4A4A49"/>
+          <w:sz w:val="22"/>
+        </w:rPr>
+        <w:t>¿Rol y usuario son lo mismo?</w:t>
+      </w:r>
+    </w:p>
+    <w:p>
+      <w:r>
+        <w:rPr>
+          <w:b w:val="0"/>
+          <w:color w:val="4A4A49"/>
+          <w:sz w:val="22"/>
+        </w:rPr>
+        <w:t xml:space="preserve">En PostgreSQL si: un usuario es un rol con el atributo </w:t>
+      </w:r>
+      <w:r>
+        <w:rPr>
+          <w:rFonts w:ascii="Consolas" w:hAnsi="Consolas"/>
+          <w:color w:val="111111"/>
+          <w:sz w:val="21"/>
+        </w:rPr>
+        <w:t>LOGIN</w:t>
+      </w:r>
+      <w:r>
+        <w:rPr>
+          <w:b w:val="0"/>
+          <w:color w:val="4A4A49"/>
+          <w:sz w:val="22"/>
+        </w:rPr>
+        <w:t xml:space="preserve">, y </w:t>
+      </w:r>
+      <w:r>
+        <w:rPr>
+          <w:rFonts w:ascii="Consolas" w:hAnsi="Consolas"/>
+          <w:color w:val="111111"/>
+          <w:sz w:val="21"/>
+        </w:rPr>
+        <w:t>CREATE USER</w:t>
+      </w:r>
+      <w:r>
+        <w:rPr>
+          <w:b w:val="0"/>
+          <w:color w:val="4A4A49"/>
+          <w:sz w:val="22"/>
+        </w:rPr>
+        <w:t xml:space="preserve"> es literalmente un alias de </w:t>
+      </w:r>
+      <w:r>
+        <w:rPr>
+          <w:rFonts w:ascii="Consolas" w:hAnsi="Consolas"/>
+          <w:color w:val="111111"/>
+          <w:sz w:val="21"/>
+        </w:rPr>
+        <w:t>CREATE ROLE ... LOGIN</w:t>
+      </w:r>
+      <w:r>
+        <w:rPr>
+          <w:b w:val="0"/>
+          <w:color w:val="4A4A49"/>
+          <w:sz w:val="22"/>
+        </w:rPr>
+        <w:t xml:space="preserve">. Por eso los cuatro roles del taller se crean con </w:t>
+      </w:r>
+      <w:r>
+        <w:rPr>
+          <w:rFonts w:ascii="Consolas" w:hAnsi="Consolas"/>
+          <w:color w:val="111111"/>
+          <w:sz w:val="21"/>
+        </w:rPr>
+        <w:t>NOLOGIN</w:t>
+      </w:r>
+      <w:r>
+        <w:rPr>
+          <w:b w:val="0"/>
+          <w:color w:val="4A4A49"/>
+          <w:sz w:val="22"/>
+        </w:rPr>
+        <w:t>: son paquetes de permisos, no identidades con las que alguien se conecte.</w:t>
+      </w:r>
+    </w:p>
+    <w:p>
+      <w:r>
+        <w:rPr>
+          <w:b/>
+          <w:color w:val="4A4A49"/>
+          <w:sz w:val="22"/>
+        </w:rPr>
+        <w:t>¿Por que el rol se llama veterinario_rol y no veterinario?</w:t>
+      </w:r>
+    </w:p>
+    <w:p>
+      <w:r>
+        <w:rPr>
+          <w:b w:val="0"/>
+          <w:color w:val="4A4A49"/>
+          <w:sz w:val="22"/>
+        </w:rPr>
+        <w:t xml:space="preserve">Por legibilidad, no por obligacion del motor. En PostgreSQL los roles son globales al cluster y las tablas viven en un esquema, asi que un rol </w:t>
+      </w:r>
+      <w:r>
+        <w:rPr>
+          <w:rFonts w:ascii="Consolas" w:hAnsi="Consolas"/>
+          <w:color w:val="111111"/>
+          <w:sz w:val="21"/>
+        </w:rPr>
+        <w:t>veterinario</w:t>
+      </w:r>
+      <w:r>
+        <w:rPr>
+          <w:b w:val="0"/>
+          <w:color w:val="4A4A49"/>
+          <w:sz w:val="22"/>
+        </w:rPr>
+        <w:t xml:space="preserve"> y una tabla </w:t>
+      </w:r>
+      <w:r>
+        <w:rPr>
+          <w:rFonts w:ascii="Consolas" w:hAnsi="Consolas"/>
+          <w:color w:val="111111"/>
+          <w:sz w:val="21"/>
+        </w:rPr>
+        <w:t>veterinario</w:t>
+      </w:r>
+      <w:r>
+        <w:rPr>
+          <w:b w:val="0"/>
+          <w:color w:val="4A4A49"/>
+          <w:sz w:val="22"/>
+        </w:rPr>
+        <w:t xml:space="preserve"> pueden coexistir sin problema. Pero en la linea </w:t>
+      </w:r>
+      <w:r>
+        <w:rPr>
+          <w:rFonts w:ascii="Consolas" w:hAnsi="Consolas"/>
+          <w:color w:val="111111"/>
+          <w:sz w:val="21"/>
+        </w:rPr>
+        <w:t>GRANT SELECT ON cita TO veterinario</w:t>
+      </w:r>
+      <w:r>
+        <w:rPr>
+          <w:b w:val="0"/>
+          <w:color w:val="4A4A49"/>
+          <w:sz w:val="22"/>
+        </w:rPr>
+        <w:t xml:space="preserve"> nadie puede saber a simple vista si eso es un rol o un error, y el sufijo lo resuelve. Conviene dar esta respuesta completa: un estudiante despierto va a preguntar y merece la razon verdadera.</w:t>
+      </w:r>
+    </w:p>
+    <w:p>
+      <w:r>
+        <w:rPr>
+          <w:b/>
+          <w:color w:val="4A4A49"/>
+          <w:sz w:val="22"/>
+        </w:rPr>
+        <w:t>¿El REVOKE de DELETE no es inutil si nunca se otorgo?</w:t>
+      </w:r>
+    </w:p>
+    <w:p>
+      <w:r>
+        <w:rPr>
+          <w:b w:val="0"/>
+          <w:color w:val="4A4A49"/>
+          <w:sz w:val="22"/>
+        </w:rPr>
+        <w:t>Tecnicamente si es redundante, y decirlo esta bien. Se escribe porque es la evidencia documental de la decision: quien lea el script en seis meses tiene que poder distinguir «aqui se decidio que recepcion no borra» de «aqui se olvidaron de darle DELETE». Vale los 3 puntos igual.</w:t>
+      </w:r>
+    </w:p>
+    <w:p>
+      <w:r>
+        <w:rPr>
+          <w:b/>
+          <w:color w:val="4A4A49"/>
+          <w:sz w:val="22"/>
+        </w:rPr>
+        <w:t>¿La matriz va en el mismo ExamLab o en un documento aparte?</w:t>
+      </w:r>
+    </w:p>
+    <w:p>
+      <w:r>
+        <w:rPr>
+          <w:b w:val="0"/>
+          <w:color w:val="4A4A49"/>
+          <w:sz w:val="22"/>
+        </w:rPr>
+        <w:t xml:space="preserve">En ExamLab, en la respuesta de la pregunta 4, como tabla markdown. El documento </w:t>
+      </w:r>
+      <w:r>
+        <w:rPr>
+          <w:rFonts w:ascii="Consolas" w:hAnsi="Consolas"/>
+          <w:color w:val="111111"/>
+          <w:sz w:val="21"/>
+        </w:rPr>
+        <w:t>Roles_VetCare</w:t>
+      </w:r>
+      <w:r>
+        <w:rPr>
+          <w:b w:val="0"/>
+          <w:color w:val="4A4A49"/>
+          <w:sz w:val="22"/>
+        </w:rPr>
+        <w:t xml:space="preserve"> de la carpeta del PI es la misma matriz mas la politica, y sirve para que el estudiante conserve su trabajo; lo que se califica es lo que esta en la plataforma.</w:t>
+      </w:r>
+    </w:p>
+    <w:p>
+      <w:pPr>
+        <w:spacing w:before="200" w:after="60"/>
+      </w:pPr>
+      <w:r>
+        <w:rPr>
+          <w:b/>
+          <w:color w:val="1A1C1D"/>
+          <w:sz w:val="32"/>
+        </w:rPr>
+        <w:t>Cierre de la clase</w:t>
+      </w:r>
+    </w:p>
+    <w:p>
+      <w:pPr>
+        <w:pStyle w:val="ListBullet"/>
+      </w:pPr>
+      <w:r>
+        <w:rPr>
+          <w:b w:val="0"/>
+          <w:color w:val="4A4A49"/>
+          <w:sz w:val="22"/>
+        </w:rPr>
+        <w:t xml:space="preserve">Al terminar, cada estudiante debe tener: el script de los 4 roles corriendo con su consulta de verificacion, la vista </w:t>
+      </w:r>
+      <w:r>
+        <w:rPr>
+          <w:rFonts w:ascii="Consolas" w:hAnsi="Consolas"/>
+          <w:color w:val="111111"/>
+          <w:sz w:val="21"/>
+        </w:rPr>
+        <w:t>v_agenda_recepcion</w:t>
+      </w:r>
+      <w:r>
+        <w:rPr>
+          <w:b w:val="0"/>
+          <w:color w:val="4A4A49"/>
+          <w:sz w:val="22"/>
+        </w:rPr>
+        <w:t xml:space="preserve"> con el </w:t>
+      </w:r>
+      <w:r>
+        <w:rPr>
+          <w:rFonts w:ascii="Consolas" w:hAnsi="Consolas"/>
+          <w:color w:val="111111"/>
+          <w:sz w:val="21"/>
+        </w:rPr>
+        <w:t>REVOKE</w:t>
+      </w:r>
+      <w:r>
+        <w:rPr>
+          <w:b w:val="0"/>
+          <w:color w:val="4A4A49"/>
+          <w:sz w:val="22"/>
+        </w:rPr>
+        <w:t xml:space="preserve"> que la hace necesaria, el privilegio por columna evidenciado en </w:t>
+      </w:r>
+      <w:r>
+        <w:rPr>
+          <w:rFonts w:ascii="Consolas" w:hAnsi="Consolas"/>
+          <w:color w:val="111111"/>
+          <w:sz w:val="21"/>
+        </w:rPr>
+        <w:t>column_privileges</w:t>
+      </w:r>
+      <w:r>
+        <w:rPr>
+          <w:b w:val="0"/>
+          <w:color w:val="4A4A49"/>
+          <w:sz w:val="22"/>
+        </w:rPr>
+        <w:t>, la matriz de 10 objetos x 4 roles consistente con su propio script, y la politica de una pagina.</w:t>
+      </w:r>
+    </w:p>
+    <w:p>
+      <w:pPr>
+        <w:pStyle w:val="ListBullet"/>
+      </w:pPr>
+      <w:r>
+        <w:rPr>
+          <w:b w:val="0"/>
+          <w:color w:val="4A4A49"/>
+          <w:sz w:val="22"/>
+        </w:rPr>
+        <w:t xml:space="preserve">Lo que hay que verificar antes de cerrar la sesion es la </w:t>
+      </w:r>
+      <w:r>
+        <w:rPr>
+          <w:b/>
+          <w:color w:val="4A4A49"/>
+          <w:sz w:val="22"/>
+        </w:rPr>
+        <w:t>consistencia entre la pregunta 1 y la pregunta 4</w:t>
+      </w:r>
+      <w:r>
+        <w:rPr>
+          <w:b w:val="0"/>
+          <w:color w:val="4A4A49"/>
+          <w:sz w:val="22"/>
+        </w:rPr>
+        <w:t>: son la misma decision escrita dos veces, en SQL y en tabla, y la mitad de las entregas flojas se detecta comparandolas. Proyecte una entrega voluntaria y haga esa comparacion en vivo.</w:t>
+      </w:r>
+    </w:p>
+    <w:p>
+      <w:pPr>
+        <w:pStyle w:val="ListBullet"/>
+      </w:pPr>
+      <w:r>
+        <w:rPr>
+          <w:b w:val="0"/>
+          <w:color w:val="4A4A49"/>
+          <w:sz w:val="22"/>
+        </w:rPr>
+        <w:t xml:space="preserve">Dejar dicho en voz alta lo que sigue: en la Clase 3 el rol </w:t>
+      </w:r>
+      <w:r>
+        <w:rPr>
+          <w:rFonts w:ascii="Consolas" w:hAnsi="Consolas"/>
+          <w:color w:val="111111"/>
+          <w:sz w:val="21"/>
+        </w:rPr>
+        <w:t>recepcion</w:t>
+      </w:r>
+      <w:r>
+        <w:rPr>
+          <w:b w:val="0"/>
+          <w:color w:val="4A4A49"/>
+          <w:sz w:val="22"/>
+        </w:rPr>
+        <w:t xml:space="preserve"> va a perder el </w:t>
+      </w:r>
+      <w:r>
+        <w:rPr>
+          <w:rFonts w:ascii="Consolas" w:hAnsi="Consolas"/>
+          <w:color w:val="111111"/>
+          <w:sz w:val="21"/>
+        </w:rPr>
+        <w:t>INSERT</w:t>
+      </w:r>
+      <w:r>
+        <w:rPr>
+          <w:b w:val="0"/>
+          <w:color w:val="4A4A49"/>
+          <w:sz w:val="22"/>
+        </w:rPr>
+        <w:t xml:space="preserve"> directo sobre </w:t>
+      </w:r>
+      <w:r>
+        <w:rPr>
+          <w:rFonts w:ascii="Consolas" w:hAnsi="Consolas"/>
+          <w:color w:val="111111"/>
+          <w:sz w:val="21"/>
+        </w:rPr>
+        <w:t>cita</w:t>
+      </w:r>
+      <w:r>
+        <w:rPr>
+          <w:b w:val="0"/>
+          <w:color w:val="4A4A49"/>
+          <w:sz w:val="22"/>
+        </w:rPr>
+        <w:t xml:space="preserve"> y va a recibir </w:t>
+      </w:r>
+      <w:r>
+        <w:rPr>
+          <w:rFonts w:ascii="Consolas" w:hAnsi="Consolas"/>
+          <w:color w:val="111111"/>
+          <w:sz w:val="21"/>
+        </w:rPr>
+        <w:t>EXECUTE</w:t>
+      </w:r>
+      <w:r>
+        <w:rPr>
+          <w:b w:val="0"/>
+          <w:color w:val="4A4A49"/>
+          <w:sz w:val="22"/>
+        </w:rPr>
+        <w:t xml:space="preserve"> sobre </w:t>
+      </w:r>
+      <w:r>
+        <w:rPr>
+          <w:rFonts w:ascii="Consolas" w:hAnsi="Consolas"/>
+          <w:color w:val="111111"/>
+          <w:sz w:val="21"/>
+        </w:rPr>
+        <w:t>sp_agendar_cita</w:t>
+      </w:r>
+      <w:r>
+        <w:rPr>
+          <w:b w:val="0"/>
+          <w:color w:val="4A4A49"/>
+          <w:sz w:val="22"/>
+        </w:rPr>
+        <w:t>. La matriz de hoy no es definitiva, es la primera version de un documento que el PI va a revisar dos veces mas.</w:t>
+      </w:r>
+    </w:p>
+    <w:p>
+      <w:pPr>
+        <w:spacing w:before="200" w:after="60"/>
+      </w:pPr>
+      <w:r>
+        <w:rPr>
+          <w:b/>
+          <w:color w:val="1A1C1D"/>
+          <w:sz w:val="32"/>
+        </w:rPr>
+        <w:t>Politica de entrega</w:t>
+      </w:r>
+    </w:p>
+    <w:p>
+      <w:r>
+        <w:rPr>
+          <w:b w:val="0"/>
+          <w:color w:val="4A4A49"/>
+          <w:sz w:val="22"/>
+        </w:rPr>
+        <w:t>La entrega que se califica es la respuesta dentro de ExamLab (https://uniaj.examlab.workers.dev/). El documento en Word o Google Docs es opcional y solo sirve para que el estudiante conserve sus respuestas. El motor de la plataforma es PostgreSQL (PGlite en el navegador), no Oracle.</w:t>
       </w:r>
     </w:p>
     <w:sectPr>
@@ -730,6 +8377,10 @@
     <w:name w:val="Normal"/>
     <w:qFormat/>
     <w:rsid w:val="00FC693F"/>
+    <w:rPr>
+      <w:rFonts w:ascii="Calibri" w:hAnsi="Calibri"/>
+      <w:sz w:val="22"/>
+    </w:rPr>
   </w:style>
   <w:style w:type="paragraph" w:styleId="Header">
     <w:name w:val="header"/>

--- a/Bases de Datos II/Kit docente/Clase 2/Solucion Taller Clase 2 - VetCare.docx
+++ b/Bases de Datos II/Kit docente/Clase 2/Solucion Taller Clase 2 - VetCare.docx
@@ -726,7 +726,7 @@
                 <w:color w:val="4A4A49"/>
                 <w:sz w:val="20"/>
               </w:rPr>
-              <w:t>Politica de altas y bajas de usuarios (y limites del entorno)</w:t>
+              <w:t>Politica de altas y bajas de usuarios (y la prueba negativa)</w:t>
             </w:r>
           </w:p>
         </w:tc>
@@ -6466,7 +6466,7 @@
           <w:color w:val="1A1C1D"/>
           <w:sz w:val="32"/>
         </w:rPr>
-        <w:t>Pregunta 5 · Politica de altas y bajas de usuarios (y limites del entorno) · 15 pts</w:t>
+        <w:t>Pregunta 5 · Politica de altas y bajas de usuarios (y la prueba negativa) · 15 pts</w:t>
       </w:r>
     </w:p>
     <w:p>
@@ -6827,7 +6827,7 @@
           <w:color w:val="4A4A49"/>
           <w:sz w:val="22"/>
         </w:rPr>
-        <w:t>5. Limite del entorno de practica.</w:t>
+        <w:t>5. Prueba negativa y limite del entorno.</w:t>
       </w:r>
       <w:r>
         <w:rPr>
@@ -6835,7 +6835,7 @@
           <w:color w:val="4A4A49"/>
           <w:sz w:val="22"/>
         </w:rPr>
-        <w:t xml:space="preserve"> En ExamLab la base es PostgreSQL corriendo en el navegador, con </w:t>
+        <w:t xml:space="preserve"> En ExamLab la base es PostgreSQL corriendo en el navegador (PGlite), con </w:t>
       </w:r>
       <w:r>
         <w:rPr>
@@ -6843,7 +6843,7 @@
           <w:color w:val="4A4A49"/>
           <w:sz w:val="22"/>
         </w:rPr>
-        <w:t>una sola sesion y un solo usuario</w:t>
+        <w:t>una sola sesion y un solo usuario de conexion</w:t>
       </w:r>
       <w:r>
         <w:rPr>
@@ -6851,7 +6851,7 @@
           <w:color w:val="4A4A49"/>
           <w:sz w:val="22"/>
         </w:rPr>
-        <w:t xml:space="preserve">. Eso alcanza para todo lo que es DDL de permisos — crear los cuatro roles, otorgar, revocar, crear la vista, recortar por columna — y para verificarlo con </w:t>
+        <w:t xml:space="preserve">. Eso no impide la prueba negativa, y aqui esta corrida: </w:t>
       </w:r>
       <w:r>
         <w:rPr>
@@ -6859,7 +6859,7 @@
           <w:color w:val="111111"/>
           <w:sz w:val="21"/>
         </w:rPr>
-        <w:t>information_schema</w:t>
+        <w:t>SET ROLE recepcion;</w:t>
       </w:r>
       <w:r>
         <w:rPr>
@@ -6867,7 +6867,87 @@
           <w:color w:val="4A4A49"/>
           <w:sz w:val="22"/>
         </w:rPr>
-        <w:t xml:space="preserve">, porque esas consultas describen el estado del catalogo y no requieren cambiar de identidad. Lo que </w:t>
+        <w:t xml:space="preserve"> cambia el rol efectivo de la sesion, y desde esa linea el motor evalua los permisos como </w:t>
+      </w:r>
+      <w:r>
+        <w:rPr>
+          <w:rFonts w:ascii="Consolas" w:hAnsi="Consolas"/>
+          <w:color w:val="111111"/>
+          <w:sz w:val="21"/>
+        </w:rPr>
+        <w:t>recepcion</w:t>
+      </w:r>
+      <w:r>
+        <w:rPr>
+          <w:b w:val="0"/>
+          <w:color w:val="4A4A49"/>
+          <w:sz w:val="22"/>
+        </w:rPr>
+        <w:t xml:space="preserve">. Entonces </w:t>
+      </w:r>
+      <w:r>
+        <w:rPr>
+          <w:rFonts w:ascii="Consolas" w:hAnsi="Consolas"/>
+          <w:color w:val="111111"/>
+          <w:sz w:val="21"/>
+        </w:rPr>
+        <w:t>DELETE FROM cita WHERE id_cita = 1;</w:t>
+      </w:r>
+      <w:r>
+        <w:rPr>
+          <w:b w:val="0"/>
+          <w:color w:val="4A4A49"/>
+          <w:sz w:val="22"/>
+        </w:rPr>
+        <w:t xml:space="preserve"> responde </w:t>
+      </w:r>
+      <w:r>
+        <w:rPr>
+          <w:rFonts w:ascii="Consolas" w:hAnsi="Consolas"/>
+          <w:color w:val="111111"/>
+          <w:sz w:val="21"/>
+        </w:rPr>
+        <w:t>ERROR: permission denied for table cita</w:t>
+      </w:r>
+      <w:r>
+        <w:rPr>
+          <w:b w:val="0"/>
+          <w:color w:val="4A4A49"/>
+          <w:sz w:val="22"/>
+        </w:rPr>
+        <w:t xml:space="preserve">, y </w:t>
+      </w:r>
+      <w:r>
+        <w:rPr>
+          <w:rFonts w:ascii="Consolas" w:hAnsi="Consolas"/>
+          <w:color w:val="111111"/>
+          <w:sz w:val="21"/>
+        </w:rPr>
+        <w:t>RESET ROLE;</w:t>
+      </w:r>
+      <w:r>
+        <w:rPr>
+          <w:b w:val="0"/>
+          <w:color w:val="4A4A49"/>
+          <w:sz w:val="22"/>
+        </w:rPr>
+        <w:t xml:space="preserve"> devuelve la sesion al rol propietario. El limite real es otro, y conviene decirlo con precision: </w:t>
+      </w:r>
+      <w:r>
+        <w:rPr>
+          <w:rFonts w:ascii="Consolas" w:hAnsi="Consolas"/>
+          <w:color w:val="111111"/>
+          <w:sz w:val="21"/>
+        </w:rPr>
+        <w:t>SET ROLE</w:t>
+      </w:r>
+      <w:r>
+        <w:rPr>
+          <w:b w:val="0"/>
+          <w:color w:val="4A4A49"/>
+          <w:sz w:val="22"/>
+        </w:rPr>
+        <w:t xml:space="preserve"> cambia el rol </w:t>
       </w:r>
       <w:r>
         <w:rPr>
@@ -6875,7 +6955,7 @@
           <w:color w:val="4A4A49"/>
           <w:sz w:val="22"/>
         </w:rPr>
-        <w:t>no</w:t>
+        <w:t>dentro</w:t>
       </w:r>
       <w:r>
         <w:rPr>
@@ -6883,7 +6963,7 @@
           <w:color w:val="4A4A49"/>
           <w:sz w:val="22"/>
         </w:rPr>
-        <w:t xml:space="preserve"> se puede hacer es la prueba negativa: conectarse como </w:t>
+        <w:t xml:space="preserve"> de la sesion ya abierta, no abre una sesion nueva; los cuatro roles se crearon </w:t>
       </w:r>
       <w:r>
         <w:rPr>
@@ -6891,7 +6971,7 @@
           <w:color w:val="111111"/>
           <w:sz w:val="21"/>
         </w:rPr>
-        <w:t>recepcion</w:t>
+        <w:t>NOLOGIN</w:t>
       </w:r>
       <w:r>
         <w:rPr>
@@ -6899,7 +6979,23 @@
           <w:color w:val="4A4A49"/>
           <w:sz w:val="22"/>
         </w:rPr>
-        <w:t xml:space="preserve"> e intentar un </w:t>
+        <w:t xml:space="preserve"> justamente porque son paquetes de permisos y no identidades de conexion, asi que lo que ExamLab no permite probar es el </w:t>
+      </w:r>
+      <w:r>
+        <w:rPr>
+          <w:b/>
+          <w:color w:val="4A4A49"/>
+          <w:sz w:val="22"/>
+        </w:rPr>
+        <w:t>login</w:t>
+      </w:r>
+      <w:r>
+        <w:rPr>
+          <w:b w:val="0"/>
+          <w:color w:val="4A4A49"/>
+          <w:sz w:val="22"/>
+        </w:rPr>
+        <w:t xml:space="preserve"> de </w:t>
       </w:r>
       <w:r>
         <w:rPr>
@@ -6907,7 +7003,7 @@
           <w:color w:val="111111"/>
           <w:sz w:val="21"/>
         </w:rPr>
-        <w:t>DELETE FROM cita</w:t>
+        <w:t>recepcion</w:t>
       </w:r>
       <w:r>
         <w:rPr>
@@ -6915,7 +7011,23 @@
           <w:color w:val="4A4A49"/>
           <w:sz w:val="22"/>
         </w:rPr>
-        <w:t xml:space="preserve"> para ver el rechazo. En un servidor real se hace sin cambiar de conexion, con </w:t>
+        <w:t xml:space="preserve"> ni la concurrencia entre dos personas. Lo que si quedo demostrado es lo que importa de la pregunta 1: que el motor </w:t>
+      </w:r>
+      <w:r>
+        <w:rPr>
+          <w:b/>
+          <w:color w:val="4A4A49"/>
+          <w:sz w:val="22"/>
+        </w:rPr>
+        <w:t>hace cumplir</w:t>
+      </w:r>
+      <w:r>
+        <w:rPr>
+          <w:b w:val="0"/>
+          <w:color w:val="4A4A49"/>
+          <w:sz w:val="22"/>
+        </w:rPr>
+        <w:t xml:space="preserve"> la matriz, no solo que esta escrita. Y si en la maquina de alguien el </w:t>
       </w:r>
       <w:r>
         <w:rPr>
@@ -6923,7 +7035,7 @@
           <w:color w:val="111111"/>
           <w:sz w:val="21"/>
         </w:rPr>
-        <w:t>SET ROLE recepcion;</w:t>
+        <w:t>SET ROLE</w:t>
       </w:r>
       <w:r>
         <w:rPr>
@@ -6931,87 +7043,7 @@
           <w:color w:val="4A4A49"/>
           <w:sz w:val="22"/>
         </w:rPr>
-        <w:t xml:space="preserve"> seguido de </w:t>
-      </w:r>
-      <w:r>
-        <w:rPr>
-          <w:rFonts w:ascii="Consolas" w:hAnsi="Consolas"/>
-          <w:color w:val="111111"/>
-          <w:sz w:val="21"/>
-        </w:rPr>
-        <w:t>DELETE FROM cita WHERE id_cita = 1;</w:t>
-      </w:r>
-      <w:r>
-        <w:rPr>
-          <w:b w:val="0"/>
-          <w:color w:val="4A4A49"/>
-          <w:sz w:val="22"/>
-        </w:rPr>
-        <w:t xml:space="preserve">, y el resultado esperado es el error </w:t>
-      </w:r>
-      <w:r>
-        <w:rPr>
-          <w:rFonts w:ascii="Consolas" w:hAnsi="Consolas"/>
-          <w:color w:val="111111"/>
-          <w:sz w:val="21"/>
-        </w:rPr>
-        <w:t>permission denied for table cita</w:t>
-      </w:r>
-      <w:r>
-        <w:rPr>
-          <w:b w:val="0"/>
-          <w:color w:val="4A4A49"/>
-          <w:sz w:val="22"/>
-        </w:rPr>
-        <w:t xml:space="preserve">; despues se vuelve con </w:t>
-      </w:r>
-      <w:r>
-        <w:rPr>
-          <w:rFonts w:ascii="Consolas" w:hAnsi="Consolas"/>
-          <w:color w:val="111111"/>
-          <w:sz w:val="21"/>
-        </w:rPr>
-        <w:t>RESET ROLE</w:t>
-      </w:r>
-      <w:r>
-        <w:rPr>
-          <w:b w:val="0"/>
-          <w:color w:val="4A4A49"/>
-          <w:sz w:val="22"/>
-        </w:rPr>
-        <w:t xml:space="preserve">. La ausencia de esa prueba es una brecha de verificacion concreta en esta entrega: se comprobo que el permiso </w:t>
-      </w:r>
-      <w:r>
-        <w:rPr>
-          <w:b/>
-          <w:color w:val="4A4A49"/>
-          <w:sz w:val="22"/>
-        </w:rPr>
-        <w:t>esta escrito</w:t>
-      </w:r>
-      <w:r>
-        <w:rPr>
-          <w:b w:val="0"/>
-          <w:color w:val="4A4A49"/>
-          <w:sz w:val="22"/>
-        </w:rPr>
-        <w:t xml:space="preserve"> como se decidio, no que el motor </w:t>
-      </w:r>
-      <w:r>
-        <w:rPr>
-          <w:b/>
-          <w:color w:val="4A4A49"/>
-          <w:sz w:val="22"/>
-        </w:rPr>
-        <w:t>lo hace cumplir</w:t>
-      </w:r>
-      <w:r>
-        <w:rPr>
-          <w:b w:val="0"/>
-          <w:color w:val="4A4A49"/>
-          <w:sz w:val="22"/>
-        </w:rPr>
-        <w:t>. Son dos afirmaciones distintas y solo una quedo demostrada.</w:t>
+        <w:t xml:space="preserve"> fallara, ese mensaje se pega tal cual y ahi si aparece la brecha de verificacion: se habria comprobado la configuracion y no el cumplimiento.</w:t>
       </w:r>
     </w:p>
     <w:p>
@@ -7124,7 +7156,7 @@
           <w:color w:val="4A4A49"/>
           <w:sz w:val="22"/>
         </w:rPr>
-        <w:t xml:space="preserve"> 1 pt por identificar bien la limitacion (una sola sesion, no «no se pueden crear roles»), 1 pt por proponer </w:t>
+        <w:t xml:space="preserve"> 1 pt por la prueba negativa corrida (</w:t>
       </w:r>
       <w:r>
         <w:rPr>
@@ -7140,7 +7172,87 @@
           <w:color w:val="4A4A49"/>
           <w:sz w:val="22"/>
         </w:rPr>
-        <w:t xml:space="preserve"> u otra conexion como prueba negativa, y 1 pt por nombrar la consecuencia: que sin esa prueba lo verificado es la configuracion y no el cumplimiento.</w:t>
+        <w:t xml:space="preserve">, la sentencia que fallo, </w:t>
+      </w:r>
+      <w:r>
+        <w:rPr>
+          <w:rFonts w:ascii="Consolas" w:hAnsi="Consolas"/>
+          <w:color w:val="111111"/>
+          <w:sz w:val="21"/>
+        </w:rPr>
+        <w:t>RESET ROLE</w:t>
+      </w:r>
+      <w:r>
+        <w:rPr>
+          <w:b w:val="0"/>
+          <w:color w:val="4A4A49"/>
+          <w:sz w:val="22"/>
+        </w:rPr>
+        <w:t xml:space="preserve">), 1 pt por el mensaje del motor pegado literal — </w:t>
+      </w:r>
+      <w:r>
+        <w:rPr>
+          <w:rFonts w:ascii="Consolas" w:hAnsi="Consolas"/>
+          <w:color w:val="111111"/>
+          <w:sz w:val="21"/>
+        </w:rPr>
+        <w:t>permission denied for table cita</w:t>
+      </w:r>
+      <w:r>
+        <w:rPr>
+          <w:b w:val="0"/>
+          <w:color w:val="4A4A49"/>
+          <w:sz w:val="22"/>
+        </w:rPr>
+        <w:t xml:space="preserve"> — y no parafraseado, y 1 pt por distinguir </w:t>
+      </w:r>
+      <w:r>
+        <w:rPr>
+          <w:rFonts w:ascii="Consolas" w:hAnsi="Consolas"/>
+          <w:color w:val="111111"/>
+          <w:sz w:val="21"/>
+        </w:rPr>
+        <w:t>SET ROLE</w:t>
+      </w:r>
+      <w:r>
+        <w:rPr>
+          <w:b w:val="0"/>
+          <w:color w:val="4A4A49"/>
+          <w:sz w:val="22"/>
+        </w:rPr>
+        <w:t xml:space="preserve"> de conectarse como otro usuario y nombrar el limite verdadero del entorno: un solo usuario de conexion, sin login de </w:t>
+      </w:r>
+      <w:r>
+        <w:rPr>
+          <w:rFonts w:ascii="Consolas" w:hAnsi="Consolas"/>
+          <w:color w:val="111111"/>
+          <w:sz w:val="21"/>
+        </w:rPr>
+        <w:t>recepcion</w:t>
+      </w:r>
+      <w:r>
+        <w:rPr>
+          <w:b w:val="0"/>
+          <w:color w:val="4A4A49"/>
+          <w:sz w:val="22"/>
+        </w:rPr>
+        <w:t xml:space="preserve"> ni concurrencia. Si el </w:t>
+      </w:r>
+      <w:r>
+        <w:rPr>
+          <w:rFonts w:ascii="Consolas" w:hAnsi="Consolas"/>
+          <w:color w:val="111111"/>
+          <w:sz w:val="21"/>
+        </w:rPr>
+        <w:t>SET ROLE</w:t>
+      </w:r>
+      <w:r>
+        <w:rPr>
+          <w:b w:val="0"/>
+          <w:color w:val="4A4A49"/>
+          <w:sz w:val="22"/>
+        </w:rPr>
+        <w:t xml:space="preserve"> le fallo y pego el mensaje mas la brecha de verificacion, se dan los 3 igual: lo que se califica es que haya intentado comprobar y haya reportado lo que vio.</w:t>
       </w:r>
     </w:p>
     <w:p>
@@ -7287,6 +7399,112 @@
           <w:color w:val="4A4A49"/>
           <w:sz w:val="22"/>
         </w:rPr>
+        <w:t>Afirmar que «en ExamLab no se puede hacer la prueba negativa» sin haberla intentado.</w:t>
+      </w:r>
+      <w:r>
+        <w:rPr>
+          <w:b w:val="0"/>
+          <w:color w:val="4A4A49"/>
+          <w:sz w:val="22"/>
+        </w:rPr>
+        <w:t xml:space="preserve"> Es falso, y hay que saberlo antes de calificar: PGlite conecta como el superusuario </w:t>
+      </w:r>
+      <w:r>
+        <w:rPr>
+          <w:rFonts w:ascii="Consolas" w:hAnsi="Consolas"/>
+          <w:color w:val="111111"/>
+          <w:sz w:val="21"/>
+        </w:rPr>
+        <w:t>postgres</w:t>
+      </w:r>
+      <w:r>
+        <w:rPr>
+          <w:b w:val="0"/>
+          <w:color w:val="4A4A49"/>
+          <w:sz w:val="22"/>
+        </w:rPr>
+        <w:t xml:space="preserve">, asi que </w:t>
+      </w:r>
+      <w:r>
+        <w:rPr>
+          <w:rFonts w:ascii="Consolas" w:hAnsi="Consolas"/>
+          <w:color w:val="111111"/>
+          <w:sz w:val="21"/>
+        </w:rPr>
+        <w:t>SET ROLE recepcion;</w:t>
+      </w:r>
+      <w:r>
+        <w:rPr>
+          <w:b w:val="0"/>
+          <w:color w:val="4A4A49"/>
+          <w:sz w:val="22"/>
+        </w:rPr>
+        <w:t xml:space="preserve"> funciona y el </w:t>
+      </w:r>
+      <w:r>
+        <w:rPr>
+          <w:rFonts w:ascii="Consolas" w:hAnsi="Consolas"/>
+          <w:color w:val="111111"/>
+          <w:sz w:val="21"/>
+        </w:rPr>
+        <w:t>DELETE</w:t>
+      </w:r>
+      <w:r>
+        <w:rPr>
+          <w:b w:val="0"/>
+          <w:color w:val="4A4A49"/>
+          <w:sz w:val="22"/>
+        </w:rPr>
+        <w:t xml:space="preserve"> rebota de verdad. Si la entrega lo afirma, se le pide la corrida; sin evidencia no hay seccion 5.</w:t>
+      </w:r>
+    </w:p>
+    <w:p>
+      <w:pPr>
+        <w:pStyle w:val="ListBullet"/>
+      </w:pPr>
+      <w:r>
+        <w:rPr>
+          <w:b/>
+          <w:color w:val="4A4A49"/>
+          <w:sz w:val="22"/>
+        </w:rPr>
+        <w:t>Correr el `SET ROLE` y olvidar el `RESET ROLE;`.</w:t>
+      </w:r>
+      <w:r>
+        <w:rPr>
+          <w:b w:val="0"/>
+          <w:color w:val="4A4A49"/>
+          <w:sz w:val="22"/>
+        </w:rPr>
+        <w:t xml:space="preserve"> Todo lo que el estudiante escriba despues se sigue ejecutando como </w:t>
+      </w:r>
+      <w:r>
+        <w:rPr>
+          <w:rFonts w:ascii="Consolas" w:hAnsi="Consolas"/>
+          <w:color w:val="111111"/>
+          <w:sz w:val="21"/>
+        </w:rPr>
+        <w:t>recepcion</w:t>
+      </w:r>
+      <w:r>
+        <w:rPr>
+          <w:b w:val="0"/>
+          <w:color w:val="4A4A49"/>
+          <w:sz w:val="22"/>
+        </w:rPr>
+        <w:t xml:space="preserve"> y falla por una razon que no es la del ejercicio. Cuando alguien reporta que «se le rompio el resto del taller», es esto casi siempre.</w:t>
+      </w:r>
+    </w:p>
+    <w:p>
+      <w:pPr>
+        <w:pStyle w:val="ListBullet"/>
+      </w:pPr>
+      <w:r>
+        <w:rPr>
+          <w:b/>
+          <w:color w:val="4A4A49"/>
+          <w:sz w:val="22"/>
+        </w:rPr>
         <w:t>Permitir cuentas compartidas</w:t>
       </w:r>
       <w:r>
@@ -7510,7 +7728,7 @@
           <w:color w:val="4A4A49"/>
           <w:sz w:val="22"/>
         </w:rPr>
-        <w:t xml:space="preserve">No en ExamLab, porque hay una sola sesion. En un servidor real, sin abrir otra conexion: </w:t>
+        <w:t xml:space="preserve">Si, y sin abrir otra conexion: </w:t>
       </w:r>
       <w:r>
         <w:rPr>
@@ -7566,7 +7784,55 @@
           <w:color w:val="111111"/>
           <w:sz w:val="21"/>
         </w:rPr>
-        <w:t>RESET ROLE</w:t>
+        <w:t>RESET ROLE;</w:t>
+      </w:r>
+      <w:r>
+        <w:rPr>
+          <w:b w:val="0"/>
+          <w:color w:val="4A4A49"/>
+          <w:sz w:val="22"/>
+        </w:rPr>
+        <w:t xml:space="preserve">. Funciona en ExamLab porque PGlite conecta como superusuario y </w:t>
+      </w:r>
+      <w:r>
+        <w:rPr>
+          <w:rFonts w:ascii="Consolas" w:hAnsi="Consolas"/>
+          <w:color w:val="111111"/>
+          <w:sz w:val="21"/>
+        </w:rPr>
+        <w:t>SET ROLE</w:t>
+      </w:r>
+      <w:r>
+        <w:rPr>
+          <w:b w:val="0"/>
+          <w:color w:val="4A4A49"/>
+          <w:sz w:val="22"/>
+        </w:rPr>
+        <w:t xml:space="preserve"> cambia el rol efectivo de la sesion, no la conexion. Lo que no se puede es conectarse *como* </w:t>
+      </w:r>
+      <w:r>
+        <w:rPr>
+          <w:rFonts w:ascii="Consolas" w:hAnsi="Consolas"/>
+          <w:color w:val="111111"/>
+          <w:sz w:val="21"/>
+        </w:rPr>
+        <w:t>recepcion</w:t>
+      </w:r>
+      <w:r>
+        <w:rPr>
+          <w:b w:val="0"/>
+          <w:color w:val="4A4A49"/>
+          <w:sz w:val="22"/>
+        </w:rPr>
+        <w:t xml:space="preserve">: hay un solo usuario de conexion y, de hecho, los cuatro roles se crearon </w:t>
+      </w:r>
+      <w:r>
+        <w:rPr>
+          <w:rFonts w:ascii="Consolas" w:hAnsi="Consolas"/>
+          <w:color w:val="111111"/>
+          <w:sz w:val="21"/>
+        </w:rPr>
+        <w:t>NOLOGIN</w:t>
       </w:r>
       <w:r>
         <w:rPr>

--- a/Bases de Datos II/Kit docente/Clase 2/Solucion Taller Clase 2 - VetCare.docx
+++ b/Bases de Datos II/Kit docente/Clase 2/Solucion Taller Clase 2 - VetCare.docx
@@ -38,6 +38,7 @@
       <w:r>
         <w:rPr>
           <w:rFonts w:ascii="Consolas" w:hAnsi="Consolas"/>
+          <w:b w:val="0"/>
           <w:i/>
           <w:color w:val="111111"/>
           <w:sz w:val="20"/>
@@ -98,6 +99,7 @@
       <w:r>
         <w:rPr>
           <w:rFonts w:ascii="Consolas" w:hAnsi="Consolas"/>
+          <w:b w:val="0"/>
           <w:i/>
           <w:color w:val="111111"/>
           <w:sz w:val="20"/>
@@ -116,6 +118,7 @@
       <w:r>
         <w:rPr>
           <w:rFonts w:ascii="Consolas" w:hAnsi="Consolas"/>
+          <w:b w:val="0"/>
           <w:i/>
           <w:color w:val="111111"/>
           <w:sz w:val="20"/>
@@ -134,6 +137,7 @@
       <w:r>
         <w:rPr>
           <w:rFonts w:ascii="Consolas" w:hAnsi="Consolas"/>
+          <w:b w:val="0"/>
           <w:i/>
           <w:color w:val="111111"/>
           <w:sz w:val="20"/>
@@ -152,6 +156,7 @@
       <w:r>
         <w:rPr>
           <w:rFonts w:ascii="Consolas" w:hAnsi="Consolas"/>
+          <w:b w:val="0"/>
           <w:i/>
           <w:color w:val="111111"/>
           <w:sz w:val="20"/>
@@ -170,6 +175,7 @@
       <w:r>
         <w:rPr>
           <w:rFonts w:ascii="Consolas" w:hAnsi="Consolas"/>
+          <w:b w:val="0"/>
           <w:i/>
           <w:color w:val="111111"/>
           <w:sz w:val="20"/>
@@ -188,6 +194,7 @@
       <w:r>
         <w:rPr>
           <w:rFonts w:ascii="Consolas" w:hAnsi="Consolas"/>
+          <w:b w:val="0"/>
           <w:i/>
           <w:color w:val="111111"/>
           <w:sz w:val="20"/>
@@ -232,6 +239,7 @@
       <w:r>
         <w:rPr>
           <w:rFonts w:ascii="Consolas" w:hAnsi="Consolas"/>
+          <w:b w:val="0"/>
           <w:color w:val="111111"/>
           <w:sz w:val="21"/>
         </w:rPr>
@@ -253,6 +261,7 @@
       <w:r>
         <w:rPr>
           <w:rFonts w:ascii="Consolas" w:hAnsi="Consolas"/>
+          <w:b w:val="0"/>
           <w:color w:val="111111"/>
           <w:sz w:val="21"/>
         </w:rPr>
@@ -274,6 +283,7 @@
       <w:r>
         <w:rPr>
           <w:rFonts w:ascii="Consolas" w:hAnsi="Consolas"/>
+          <w:b w:val="0"/>
           <w:color w:val="111111"/>
           <w:sz w:val="21"/>
         </w:rPr>
@@ -467,6 +477,7 @@
             <w:r>
               <w:rPr>
                 <w:rFonts w:ascii="Consolas" w:hAnsi="Consolas"/>
+                <w:b w:val="0"/>
                 <w:color w:val="111111"/>
                 <w:sz w:val="19"/>
               </w:rPr>
@@ -536,6 +547,7 @@
             <w:r>
               <w:rPr>
                 <w:rFonts w:ascii="Consolas" w:hAnsi="Consolas"/>
+                <w:b w:val="0"/>
                 <w:color w:val="111111"/>
                 <w:sz w:val="19"/>
               </w:rPr>
@@ -603,6 +615,7 @@
             <w:r>
               <w:rPr>
                 <w:rFonts w:ascii="Consolas" w:hAnsi="Consolas"/>
+                <w:b w:val="0"/>
                 <w:color w:val="111111"/>
                 <w:sz w:val="19"/>
               </w:rPr>
@@ -672,6 +685,7 @@
             <w:r>
               <w:rPr>
                 <w:rFonts w:ascii="Consolas" w:hAnsi="Consolas"/>
+                <w:b w:val="0"/>
                 <w:color w:val="111111"/>
                 <w:sz w:val="19"/>
               </w:rPr>
@@ -739,6 +753,7 @@
             <w:r>
               <w:rPr>
                 <w:rFonts w:ascii="Consolas" w:hAnsi="Consolas"/>
+                <w:b w:val="0"/>
                 <w:color w:val="111111"/>
                 <w:sz w:val="19"/>
               </w:rPr>
@@ -1749,6 +1764,7 @@
       <w:r>
         <w:rPr>
           <w:rFonts w:ascii="Consolas" w:hAnsi="Consolas"/>
+          <w:b w:val="0"/>
           <w:color w:val="111111"/>
           <w:sz w:val="21"/>
         </w:rPr>
@@ -1765,6 +1781,7 @@
       <w:r>
         <w:rPr>
           <w:rFonts w:ascii="Consolas" w:hAnsi="Consolas"/>
+          <w:b w:val="0"/>
           <w:color w:val="111111"/>
           <w:sz w:val="21"/>
         </w:rPr>
@@ -1781,6 +1798,7 @@
       <w:r>
         <w:rPr>
           <w:rFonts w:ascii="Consolas" w:hAnsi="Consolas"/>
+          <w:b w:val="0"/>
           <w:color w:val="111111"/>
           <w:sz w:val="21"/>
         </w:rPr>
@@ -1797,6 +1815,7 @@
       <w:r>
         <w:rPr>
           <w:rFonts w:ascii="Consolas" w:hAnsi="Consolas"/>
+          <w:b w:val="0"/>
           <w:color w:val="111111"/>
           <w:sz w:val="21"/>
         </w:rPr>
@@ -1834,6 +1853,7 @@
       <w:r>
         <w:rPr>
           <w:rFonts w:ascii="Consolas" w:hAnsi="Consolas"/>
+          <w:b w:val="0"/>
           <w:color w:val="111111"/>
           <w:sz w:val="21"/>
         </w:rPr>
@@ -1850,6 +1870,7 @@
       <w:r>
         <w:rPr>
           <w:rFonts w:ascii="Consolas" w:hAnsi="Consolas"/>
+          <w:b w:val="0"/>
           <w:color w:val="111111"/>
           <w:sz w:val="21"/>
         </w:rPr>
@@ -1866,6 +1887,7 @@
       <w:r>
         <w:rPr>
           <w:rFonts w:ascii="Consolas" w:hAnsi="Consolas"/>
+          <w:b w:val="0"/>
           <w:color w:val="111111"/>
           <w:sz w:val="21"/>
         </w:rPr>
@@ -1882,6 +1904,7 @@
       <w:r>
         <w:rPr>
           <w:rFonts w:ascii="Consolas" w:hAnsi="Consolas"/>
+          <w:b w:val="0"/>
           <w:color w:val="111111"/>
           <w:sz w:val="21"/>
         </w:rPr>
@@ -1898,6 +1921,7 @@
       <w:r>
         <w:rPr>
           <w:rFonts w:ascii="Consolas" w:hAnsi="Consolas"/>
+          <w:b w:val="0"/>
           <w:color w:val="111111"/>
           <w:sz w:val="21"/>
         </w:rPr>
@@ -1914,6 +1938,7 @@
       <w:r>
         <w:rPr>
           <w:rFonts w:ascii="Consolas" w:hAnsi="Consolas"/>
+          <w:b w:val="0"/>
           <w:color w:val="111111"/>
           <w:sz w:val="21"/>
         </w:rPr>
@@ -1951,6 +1976,7 @@
       <w:r>
         <w:rPr>
           <w:rFonts w:ascii="Consolas" w:hAnsi="Consolas"/>
+          <w:b w:val="0"/>
           <w:color w:val="111111"/>
           <w:sz w:val="21"/>
         </w:rPr>
@@ -1988,6 +2014,7 @@
       <w:r>
         <w:rPr>
           <w:rFonts w:ascii="Consolas" w:hAnsi="Consolas"/>
+          <w:b w:val="0"/>
           <w:color w:val="111111"/>
           <w:sz w:val="21"/>
         </w:rPr>
@@ -2004,6 +2031,7 @@
       <w:r>
         <w:rPr>
           <w:rFonts w:ascii="Consolas" w:hAnsi="Consolas"/>
+          <w:b w:val="0"/>
           <w:color w:val="111111"/>
           <w:sz w:val="21"/>
         </w:rPr>
@@ -2041,6 +2069,7 @@
       <w:r>
         <w:rPr>
           <w:rFonts w:ascii="Consolas" w:hAnsi="Consolas"/>
+          <w:b w:val="0"/>
           <w:color w:val="111111"/>
           <w:sz w:val="21"/>
         </w:rPr>
@@ -2074,11 +2103,20 @@
       </w:pPr>
       <w:r>
         <w:rPr>
+          <w:rFonts w:ascii="Consolas" w:hAnsi="Consolas"/>
           <w:b/>
-          <w:color w:val="4A4A49"/>
-          <w:sz w:val="22"/>
-        </w:rPr>
-        <w:t>`GRANT CREATE SESSION TO recepcion`.</w:t>
+          <w:color w:val="111111"/>
+          <w:sz w:val="21"/>
+        </w:rPr>
+        <w:t>GRANT CREATE SESSION TO recepcion</w:t>
+      </w:r>
+      <w:r>
+        <w:rPr>
+          <w:b/>
+          <w:color w:val="4A4A49"/>
+          <w:sz w:val="22"/>
+        </w:rPr>
+        <w:t>.</w:t>
       </w:r>
       <w:r>
         <w:rPr>
@@ -2091,6 +2129,7 @@
       <w:r>
         <w:rPr>
           <w:rFonts w:ascii="Consolas" w:hAnsi="Consolas"/>
+          <w:b w:val="0"/>
           <w:color w:val="111111"/>
           <w:sz w:val="21"/>
         </w:rPr>
@@ -2107,6 +2146,7 @@
       <w:r>
         <w:rPr>
           <w:rFonts w:ascii="Consolas" w:hAnsi="Consolas"/>
+          <w:b w:val="0"/>
           <w:color w:val="111111"/>
           <w:sz w:val="21"/>
         </w:rPr>
@@ -2127,11 +2167,20 @@
       </w:pPr>
       <w:r>
         <w:rPr>
+          <w:rFonts w:ascii="Consolas" w:hAnsi="Consolas"/>
           <w:b/>
-          <w:color w:val="4A4A49"/>
-          <w:sz w:val="22"/>
-        </w:rPr>
-        <w:t>`CREATE USER recepcion IDENTIFIED BY '...'`.</w:t>
+          <w:color w:val="111111"/>
+          <w:sz w:val="21"/>
+        </w:rPr>
+        <w:t>CREATE USER recepcion IDENTIFIED BY '...'</w:t>
+      </w:r>
+      <w:r>
+        <w:rPr>
+          <w:b/>
+          <w:color w:val="4A4A49"/>
+          <w:sz w:val="22"/>
+        </w:rPr>
+        <w:t>.</w:t>
       </w:r>
       <w:r>
         <w:rPr>
@@ -2144,6 +2193,7 @@
       <w:r>
         <w:rPr>
           <w:rFonts w:ascii="Consolas" w:hAnsi="Consolas"/>
+          <w:b w:val="0"/>
           <w:color w:val="111111"/>
           <w:sz w:val="21"/>
         </w:rPr>
@@ -2168,7 +2218,41 @@
           <w:color w:val="4A4A49"/>
           <w:sz w:val="22"/>
         </w:rPr>
-        <w:t>Otorgar `DELETE` a `recepcion` «para que pueda cancelar».</w:t>
+        <w:t xml:space="preserve">Otorgar </w:t>
+      </w:r>
+      <w:r>
+        <w:rPr>
+          <w:rFonts w:ascii="Consolas" w:hAnsi="Consolas"/>
+          <w:b/>
+          <w:color w:val="111111"/>
+          <w:sz w:val="21"/>
+        </w:rPr>
+        <w:t>DELETE</w:t>
+      </w:r>
+      <w:r>
+        <w:rPr>
+          <w:b/>
+          <w:color w:val="4A4A49"/>
+          <w:sz w:val="22"/>
+        </w:rPr>
+        <w:t xml:space="preserve"> a </w:t>
+      </w:r>
+      <w:r>
+        <w:rPr>
+          <w:rFonts w:ascii="Consolas" w:hAnsi="Consolas"/>
+          <w:b/>
+          <w:color w:val="111111"/>
+          <w:sz w:val="21"/>
+        </w:rPr>
+        <w:t>recepcion</w:t>
+      </w:r>
+      <w:r>
+        <w:rPr>
+          <w:b/>
+          <w:color w:val="4A4A49"/>
+          <w:sz w:val="22"/>
+        </w:rPr>
+        <w:t xml:space="preserve"> «para que pueda cancelar».</w:t>
       </w:r>
       <w:r>
         <w:rPr>
@@ -2181,6 +2265,7 @@
       <w:r>
         <w:rPr>
           <w:rFonts w:ascii="Consolas" w:hAnsi="Consolas"/>
+          <w:b w:val="0"/>
           <w:color w:val="111111"/>
           <w:sz w:val="21"/>
         </w:rPr>
@@ -2197,6 +2282,7 @@
       <w:r>
         <w:rPr>
           <w:rFonts w:ascii="Consolas" w:hAnsi="Consolas"/>
+          <w:b w:val="0"/>
           <w:color w:val="111111"/>
           <w:sz w:val="21"/>
         </w:rPr>
@@ -2221,7 +2307,41 @@
           <w:color w:val="4A4A49"/>
           <w:sz w:val="22"/>
         </w:rPr>
-        <w:t>Darle `ALL PRIVILEGES` a `admin_bd` sobre 5 tablas y no 8.</w:t>
+        <w:t xml:space="preserve">Darle </w:t>
+      </w:r>
+      <w:r>
+        <w:rPr>
+          <w:rFonts w:ascii="Consolas" w:hAnsi="Consolas"/>
+          <w:b/>
+          <w:color w:val="111111"/>
+          <w:sz w:val="21"/>
+        </w:rPr>
+        <w:t>ALL PRIVILEGES</w:t>
+      </w:r>
+      <w:r>
+        <w:rPr>
+          <w:b/>
+          <w:color w:val="4A4A49"/>
+          <w:sz w:val="22"/>
+        </w:rPr>
+        <w:t xml:space="preserve"> a </w:t>
+      </w:r>
+      <w:r>
+        <w:rPr>
+          <w:rFonts w:ascii="Consolas" w:hAnsi="Consolas"/>
+          <w:b/>
+          <w:color w:val="111111"/>
+          <w:sz w:val="21"/>
+        </w:rPr>
+        <w:t>admin_bd</w:t>
+      </w:r>
+      <w:r>
+        <w:rPr>
+          <w:b/>
+          <w:color w:val="4A4A49"/>
+          <w:sz w:val="22"/>
+        </w:rPr>
+        <w:t xml:space="preserve"> sobre 5 tablas y no 8.</w:t>
       </w:r>
       <w:r>
         <w:rPr>
@@ -2234,6 +2354,7 @@
       <w:r>
         <w:rPr>
           <w:rFonts w:ascii="Consolas" w:hAnsi="Consolas"/>
+          <w:b w:val="0"/>
           <w:color w:val="111111"/>
           <w:sz w:val="21"/>
         </w:rPr>
@@ -2250,6 +2371,7 @@
       <w:r>
         <w:rPr>
           <w:rFonts w:ascii="Consolas" w:hAnsi="Consolas"/>
+          <w:b w:val="0"/>
           <w:color w:val="111111"/>
           <w:sz w:val="21"/>
         </w:rPr>
@@ -2266,6 +2388,7 @@
       <w:r>
         <w:rPr>
           <w:rFonts w:ascii="Consolas" w:hAnsi="Consolas"/>
+          <w:b w:val="0"/>
           <w:color w:val="111111"/>
           <w:sz w:val="21"/>
         </w:rPr>
@@ -2303,6 +2426,7 @@
       <w:r>
         <w:rPr>
           <w:rFonts w:ascii="Consolas" w:hAnsi="Consolas"/>
+          <w:b w:val="0"/>
           <w:color w:val="111111"/>
           <w:sz w:val="21"/>
         </w:rPr>
@@ -2319,6 +2443,7 @@
       <w:r>
         <w:rPr>
           <w:rFonts w:ascii="Consolas" w:hAnsi="Consolas"/>
+          <w:b w:val="0"/>
           <w:color w:val="111111"/>
           <w:sz w:val="21"/>
         </w:rPr>
@@ -2335,6 +2460,7 @@
       <w:r>
         <w:rPr>
           <w:rFonts w:ascii="Consolas" w:hAnsi="Consolas"/>
+          <w:b w:val="0"/>
           <w:color w:val="111111"/>
           <w:sz w:val="21"/>
         </w:rPr>
@@ -2532,6 +2658,7 @@
             <w:r>
               <w:rPr>
                 <w:rFonts w:ascii="Consolas" w:hAnsi="Consolas"/>
+                <w:b w:val="0"/>
                 <w:color w:val="111111"/>
                 <w:sz w:val="19"/>
               </w:rPr>
@@ -2548,6 +2675,7 @@
             <w:r>
               <w:rPr>
                 <w:rFonts w:ascii="Consolas" w:hAnsi="Consolas"/>
+                <w:b w:val="0"/>
                 <w:color w:val="111111"/>
                 <w:sz w:val="19"/>
               </w:rPr>
@@ -2564,6 +2692,7 @@
             <w:r>
               <w:rPr>
                 <w:rFonts w:ascii="Consolas" w:hAnsi="Consolas"/>
+                <w:b w:val="0"/>
                 <w:color w:val="111111"/>
                 <w:sz w:val="19"/>
               </w:rPr>
@@ -2641,6 +2770,7 @@
             <w:r>
               <w:rPr>
                 <w:rFonts w:ascii="Consolas" w:hAnsi="Consolas"/>
+                <w:b w:val="0"/>
                 <w:color w:val="111111"/>
                 <w:sz w:val="19"/>
               </w:rPr>
@@ -2657,6 +2787,7 @@
             <w:r>
               <w:rPr>
                 <w:rFonts w:ascii="Consolas" w:hAnsi="Consolas"/>
+                <w:b w:val="0"/>
                 <w:color w:val="111111"/>
                 <w:sz w:val="19"/>
               </w:rPr>
@@ -2731,6 +2862,7 @@
             <w:r>
               <w:rPr>
                 <w:rFonts w:ascii="Consolas" w:hAnsi="Consolas"/>
+                <w:b w:val="0"/>
                 <w:color w:val="111111"/>
                 <w:sz w:val="19"/>
               </w:rPr>
@@ -2747,6 +2879,7 @@
             <w:r>
               <w:rPr>
                 <w:rFonts w:ascii="Consolas" w:hAnsi="Consolas"/>
+                <w:b w:val="0"/>
                 <w:color w:val="111111"/>
                 <w:sz w:val="19"/>
               </w:rPr>
@@ -2763,6 +2896,7 @@
             <w:r>
               <w:rPr>
                 <w:rFonts w:ascii="Consolas" w:hAnsi="Consolas"/>
+                <w:b w:val="0"/>
                 <w:color w:val="111111"/>
                 <w:sz w:val="19"/>
               </w:rPr>
@@ -2779,6 +2913,7 @@
             <w:r>
               <w:rPr>
                 <w:rFonts w:ascii="Consolas" w:hAnsi="Consolas"/>
+                <w:b w:val="0"/>
                 <w:color w:val="111111"/>
                 <w:sz w:val="19"/>
               </w:rPr>
@@ -2856,6 +2991,7 @@
             <w:r>
               <w:rPr>
                 <w:rFonts w:ascii="Consolas" w:hAnsi="Consolas"/>
+                <w:b w:val="0"/>
                 <w:color w:val="111111"/>
                 <w:sz w:val="19"/>
               </w:rPr>
@@ -2872,6 +3008,7 @@
             <w:r>
               <w:rPr>
                 <w:rFonts w:ascii="Consolas" w:hAnsi="Consolas"/>
+                <w:b w:val="0"/>
                 <w:color w:val="111111"/>
                 <w:sz w:val="19"/>
               </w:rPr>
@@ -2946,6 +3083,7 @@
             <w:r>
               <w:rPr>
                 <w:rFonts w:ascii="Consolas" w:hAnsi="Consolas"/>
+                <w:b w:val="0"/>
                 <w:color w:val="111111"/>
                 <w:sz w:val="19"/>
               </w:rPr>
@@ -3023,6 +3161,7 @@
             <w:r>
               <w:rPr>
                 <w:rFonts w:ascii="Consolas" w:hAnsi="Consolas"/>
+                <w:b w:val="0"/>
                 <w:color w:val="111111"/>
                 <w:sz w:val="19"/>
               </w:rPr>
@@ -3171,6 +3310,7 @@
       <w:r>
         <w:rPr>
           <w:rFonts w:ascii="Consolas" w:hAnsi="Consolas"/>
+          <w:b w:val="0"/>
           <w:color w:val="111111"/>
           <w:sz w:val="21"/>
         </w:rPr>
@@ -3187,6 +3327,7 @@
       <w:r>
         <w:rPr>
           <w:rFonts w:ascii="Consolas" w:hAnsi="Consolas"/>
+          <w:b w:val="0"/>
           <w:color w:val="111111"/>
           <w:sz w:val="21"/>
         </w:rPr>
@@ -3203,6 +3344,7 @@
       <w:r>
         <w:rPr>
           <w:rFonts w:ascii="Consolas" w:hAnsi="Consolas"/>
+          <w:b w:val="0"/>
           <w:color w:val="111111"/>
           <w:sz w:val="21"/>
         </w:rPr>
@@ -4059,6 +4201,7 @@
       <w:r>
         <w:rPr>
           <w:rFonts w:ascii="Consolas" w:hAnsi="Consolas"/>
+          <w:b w:val="0"/>
           <w:color w:val="111111"/>
           <w:sz w:val="21"/>
         </w:rPr>
@@ -4075,6 +4218,7 @@
       <w:r>
         <w:rPr>
           <w:rFonts w:ascii="Consolas" w:hAnsi="Consolas"/>
+          <w:b w:val="0"/>
           <w:color w:val="111111"/>
           <w:sz w:val="21"/>
         </w:rPr>
@@ -4091,6 +4235,7 @@
       <w:r>
         <w:rPr>
           <w:rFonts w:ascii="Consolas" w:hAnsi="Consolas"/>
+          <w:b w:val="0"/>
           <w:color w:val="111111"/>
           <w:sz w:val="21"/>
         </w:rPr>
@@ -4107,6 +4252,7 @@
       <w:r>
         <w:rPr>
           <w:rFonts w:ascii="Consolas" w:hAnsi="Consolas"/>
+          <w:b w:val="0"/>
           <w:color w:val="111111"/>
           <w:sz w:val="21"/>
         </w:rPr>
@@ -4123,6 +4269,7 @@
       <w:r>
         <w:rPr>
           <w:rFonts w:ascii="Consolas" w:hAnsi="Consolas"/>
+          <w:b w:val="0"/>
           <w:color w:val="111111"/>
           <w:sz w:val="21"/>
         </w:rPr>
@@ -4139,6 +4286,7 @@
       <w:r>
         <w:rPr>
           <w:rFonts w:ascii="Consolas" w:hAnsi="Consolas"/>
+          <w:b w:val="0"/>
           <w:color w:val="111111"/>
           <w:sz w:val="21"/>
         </w:rPr>
@@ -4176,6 +4324,7 @@
       <w:r>
         <w:rPr>
           <w:rFonts w:ascii="Consolas" w:hAnsi="Consolas"/>
+          <w:b w:val="0"/>
           <w:color w:val="111111"/>
           <w:sz w:val="21"/>
         </w:rPr>
@@ -4192,6 +4341,7 @@
       <w:r>
         <w:rPr>
           <w:rFonts w:ascii="Consolas" w:hAnsi="Consolas"/>
+          <w:b w:val="0"/>
           <w:color w:val="111111"/>
           <w:sz w:val="21"/>
         </w:rPr>
@@ -4229,6 +4379,7 @@
       <w:r>
         <w:rPr>
           <w:rFonts w:ascii="Consolas" w:hAnsi="Consolas"/>
+          <w:b w:val="0"/>
           <w:color w:val="111111"/>
           <w:sz w:val="21"/>
         </w:rPr>
@@ -4287,6 +4438,7 @@
       <w:r>
         <w:rPr>
           <w:rFonts w:ascii="Consolas" w:hAnsi="Consolas"/>
+          <w:b w:val="0"/>
           <w:color w:val="111111"/>
           <w:sz w:val="21"/>
         </w:rPr>
@@ -4320,11 +4472,20 @@
       </w:pPr>
       <w:r>
         <w:rPr>
+          <w:rFonts w:ascii="Consolas" w:hAnsi="Consolas"/>
           <w:b/>
-          <w:color w:val="4A4A49"/>
-          <w:sz w:val="22"/>
-        </w:rPr>
-        <w:t>`WHERE c.estado != 'cancelada'` en minusculas.</w:t>
+          <w:color w:val="111111"/>
+          <w:sz w:val="21"/>
+        </w:rPr>
+        <w:t>WHERE c.estado != 'cancelada'</w:t>
+      </w:r>
+      <w:r>
+        <w:rPr>
+          <w:b/>
+          <w:color w:val="4A4A49"/>
+          <w:sz w:val="22"/>
+        </w:rPr>
+        <w:t xml:space="preserve"> en minusculas.</w:t>
       </w:r>
       <w:r>
         <w:rPr>
@@ -4337,6 +4498,7 @@
       <w:r>
         <w:rPr>
           <w:rFonts w:ascii="Consolas" w:hAnsi="Consolas"/>
+          <w:b w:val="0"/>
           <w:color w:val="111111"/>
           <w:sz w:val="21"/>
         </w:rPr>
@@ -4353,6 +4515,7 @@
       <w:r>
         <w:rPr>
           <w:rFonts w:ascii="Consolas" w:hAnsi="Consolas"/>
+          <w:b w:val="0"/>
           <w:color w:val="111111"/>
           <w:sz w:val="21"/>
         </w:rPr>
@@ -4373,11 +4536,20 @@
       </w:pPr>
       <w:r>
         <w:rPr>
+          <w:rFonts w:ascii="Consolas" w:hAnsi="Consolas"/>
           <w:b/>
-          <w:color w:val="4A4A49"/>
-          <w:sz w:val="22"/>
-        </w:rPr>
-        <w:t>`SELECT *` dentro de la vista.</w:t>
+          <w:color w:val="111111"/>
+          <w:sz w:val="21"/>
+        </w:rPr>
+        <w:t>SELECT *</w:t>
+      </w:r>
+      <w:r>
+        <w:rPr>
+          <w:b/>
+          <w:color w:val="4A4A49"/>
+          <w:sz w:val="22"/>
+        </w:rPr>
+        <w:t xml:space="preserve"> dentro de la vista.</w:t>
       </w:r>
       <w:r>
         <w:rPr>
@@ -4390,6 +4562,7 @@
       <w:r>
         <w:rPr>
           <w:rFonts w:ascii="Consolas" w:hAnsi="Consolas"/>
+          <w:b w:val="0"/>
           <w:color w:val="111111"/>
           <w:sz w:val="21"/>
         </w:rPr>
@@ -4414,7 +4587,24 @@
           <w:color w:val="4A4A49"/>
           <w:sz w:val="22"/>
         </w:rPr>
-        <w:t>Dar la vista y olvidar el `REVOKE`.</w:t>
+        <w:t xml:space="preserve">Dar la vista y olvidar el </w:t>
+      </w:r>
+      <w:r>
+        <w:rPr>
+          <w:rFonts w:ascii="Consolas" w:hAnsi="Consolas"/>
+          <w:b/>
+          <w:color w:val="111111"/>
+          <w:sz w:val="21"/>
+        </w:rPr>
+        <w:t>REVOKE</w:t>
+      </w:r>
+      <w:r>
+        <w:rPr>
+          <w:b/>
+          <w:color w:val="4A4A49"/>
+          <w:sz w:val="22"/>
+        </w:rPr>
+        <w:t>.</w:t>
       </w:r>
       <w:r>
         <w:rPr>
@@ -4431,11 +4621,20 @@
       </w:pPr>
       <w:r>
         <w:rPr>
+          <w:rFonts w:ascii="Consolas" w:hAnsi="Consolas"/>
           <w:b/>
-          <w:color w:val="4A4A49"/>
-          <w:sz w:val="22"/>
-        </w:rPr>
-        <w:t>`GRANT SELECT ON dueno(id_dueno, nombre) TO veterinario_rol`.</w:t>
+          <w:color w:val="111111"/>
+          <w:sz w:val="21"/>
+        </w:rPr>
+        <w:t>GRANT SELECT ON dueno(id_dueno, nombre) TO veterinario_rol</w:t>
+      </w:r>
+      <w:r>
+        <w:rPr>
+          <w:b/>
+          <w:color w:val="4A4A49"/>
+          <w:sz w:val="22"/>
+        </w:rPr>
+        <w:t>.</w:t>
       </w:r>
       <w:r>
         <w:rPr>
@@ -4448,6 +4647,7 @@
       <w:r>
         <w:rPr>
           <w:rFonts w:ascii="Consolas" w:hAnsi="Consolas"/>
+          <w:b w:val="0"/>
           <w:color w:val="111111"/>
           <w:sz w:val="21"/>
         </w:rPr>
@@ -4472,7 +4672,41 @@
           <w:color w:val="4A4A49"/>
           <w:sz w:val="22"/>
         </w:rPr>
-        <w:t>Esperar que `veterinario_rol` pueda hacer `SELECT * FROM dueno`.</w:t>
+        <w:t xml:space="preserve">Esperar que </w:t>
+      </w:r>
+      <w:r>
+        <w:rPr>
+          <w:rFonts w:ascii="Consolas" w:hAnsi="Consolas"/>
+          <w:b/>
+          <w:color w:val="111111"/>
+          <w:sz w:val="21"/>
+        </w:rPr>
+        <w:t>veterinario_rol</w:t>
+      </w:r>
+      <w:r>
+        <w:rPr>
+          <w:b/>
+          <w:color w:val="4A4A49"/>
+          <w:sz w:val="22"/>
+        </w:rPr>
+        <w:t xml:space="preserve"> pueda hacer </w:t>
+      </w:r>
+      <w:r>
+        <w:rPr>
+          <w:rFonts w:ascii="Consolas" w:hAnsi="Consolas"/>
+          <w:b/>
+          <w:color w:val="111111"/>
+          <w:sz w:val="21"/>
+        </w:rPr>
+        <w:t>SELECT * FROM dueno</w:t>
+      </w:r>
+      <w:r>
+        <w:rPr>
+          <w:b/>
+          <w:color w:val="4A4A49"/>
+          <w:sz w:val="22"/>
+        </w:rPr>
+        <w:t>.</w:t>
       </w:r>
       <w:r>
         <w:rPr>
@@ -4493,7 +4727,24 @@
           <w:color w:val="4A4A49"/>
           <w:sz w:val="22"/>
         </w:rPr>
-        <w:t>Crear la vista sin `veterinario` en el JOIN</w:t>
+        <w:t xml:space="preserve">Crear la vista sin </w:t>
+      </w:r>
+      <w:r>
+        <w:rPr>
+          <w:rFonts w:ascii="Consolas" w:hAnsi="Consolas"/>
+          <w:b/>
+          <w:color w:val="111111"/>
+          <w:sz w:val="21"/>
+        </w:rPr>
+        <w:t>veterinario</w:t>
+      </w:r>
+      <w:r>
+        <w:rPr>
+          <w:b/>
+          <w:color w:val="4A4A49"/>
+          <w:sz w:val="22"/>
+        </w:rPr>
+        <w:t xml:space="preserve"> en el JOIN</w:t>
       </w:r>
       <w:r>
         <w:rPr>
@@ -4506,6 +4757,7 @@
       <w:r>
         <w:rPr>
           <w:rFonts w:ascii="Consolas" w:hAnsi="Consolas"/>
+          <w:b w:val="0"/>
           <w:color w:val="111111"/>
           <w:sz w:val="21"/>
         </w:rPr>
@@ -4676,6 +4928,7 @@
             <w:r>
               <w:rPr>
                 <w:rFonts w:ascii="Consolas" w:hAnsi="Consolas"/>
+                <w:b w:val="0"/>
                 <w:color w:val="111111"/>
                 <w:sz w:val="19"/>
               </w:rPr>
@@ -4759,6 +5012,7 @@
             <w:r>
               <w:rPr>
                 <w:rFonts w:ascii="Consolas" w:hAnsi="Consolas"/>
+                <w:b w:val="0"/>
                 <w:color w:val="111111"/>
                 <w:sz w:val="19"/>
               </w:rPr>
@@ -4845,6 +5099,7 @@
             <w:r>
               <w:rPr>
                 <w:rFonts w:ascii="Consolas" w:hAnsi="Consolas"/>
+                <w:b w:val="0"/>
                 <w:color w:val="111111"/>
                 <w:sz w:val="19"/>
               </w:rPr>
@@ -4928,6 +5183,7 @@
             <w:r>
               <w:rPr>
                 <w:rFonts w:ascii="Consolas" w:hAnsi="Consolas"/>
+                <w:b w:val="0"/>
                 <w:color w:val="111111"/>
                 <w:sz w:val="19"/>
               </w:rPr>
@@ -5014,6 +5270,7 @@
             <w:r>
               <w:rPr>
                 <w:rFonts w:ascii="Consolas" w:hAnsi="Consolas"/>
+                <w:b w:val="0"/>
                 <w:color w:val="111111"/>
                 <w:sz w:val="19"/>
               </w:rPr>
@@ -5097,6 +5354,7 @@
             <w:r>
               <w:rPr>
                 <w:rFonts w:ascii="Consolas" w:hAnsi="Consolas"/>
+                <w:b w:val="0"/>
                 <w:color w:val="111111"/>
                 <w:sz w:val="19"/>
               </w:rPr>
@@ -5183,6 +5441,7 @@
             <w:r>
               <w:rPr>
                 <w:rFonts w:ascii="Consolas" w:hAnsi="Consolas"/>
+                <w:b w:val="0"/>
                 <w:color w:val="111111"/>
                 <w:sz w:val="19"/>
               </w:rPr>
@@ -5266,6 +5525,7 @@
             <w:r>
               <w:rPr>
                 <w:rFonts w:ascii="Consolas" w:hAnsi="Consolas"/>
+                <w:b w:val="0"/>
                 <w:color w:val="111111"/>
                 <w:sz w:val="19"/>
               </w:rPr>
@@ -5352,6 +5612,7 @@
             <w:r>
               <w:rPr>
                 <w:rFonts w:ascii="Consolas" w:hAnsi="Consolas"/>
+                <w:b w:val="0"/>
                 <w:color w:val="111111"/>
                 <w:sz w:val="19"/>
               </w:rPr>
@@ -5435,6 +5696,7 @@
             <w:r>
               <w:rPr>
                 <w:rFonts w:ascii="Consolas" w:hAnsi="Consolas"/>
+                <w:b w:val="0"/>
                 <w:color w:val="111111"/>
                 <w:sz w:val="19"/>
               </w:rPr>
@@ -5525,6 +5787,7 @@
       <w:r>
         <w:rPr>
           <w:rFonts w:ascii="Consolas" w:hAnsi="Consolas"/>
+          <w:b w:val="0"/>
           <w:color w:val="111111"/>
           <w:sz w:val="21"/>
         </w:rPr>
@@ -5541,6 +5804,7 @@
       <w:r>
         <w:rPr>
           <w:rFonts w:ascii="Consolas" w:hAnsi="Consolas"/>
+          <w:b w:val="0"/>
           <w:color w:val="111111"/>
           <w:sz w:val="21"/>
         </w:rPr>
@@ -5560,7 +5824,41 @@
           <w:color w:val="4A4A49"/>
           <w:sz w:val="22"/>
         </w:rPr>
-        <w:t>no es `-` a secas ni `S` a secas</w:t>
+        <w:t xml:space="preserve">no es </w:t>
+      </w:r>
+      <w:r>
+        <w:rPr>
+          <w:rFonts w:ascii="Consolas" w:hAnsi="Consolas"/>
+          <w:b/>
+          <w:color w:val="111111"/>
+          <w:sz w:val="21"/>
+        </w:rPr>
+        <w:t>-</w:t>
+      </w:r>
+      <w:r>
+        <w:rPr>
+          <w:b/>
+          <w:color w:val="4A4A49"/>
+          <w:sz w:val="22"/>
+        </w:rPr>
+        <w:t xml:space="preserve"> a secas ni </w:t>
+      </w:r>
+      <w:r>
+        <w:rPr>
+          <w:rFonts w:ascii="Consolas" w:hAnsi="Consolas"/>
+          <w:b/>
+          <w:color w:val="111111"/>
+          <w:sz w:val="21"/>
+        </w:rPr>
+        <w:t>S</w:t>
+      </w:r>
+      <w:r>
+        <w:rPr>
+          <w:b/>
+          <w:color w:val="4A4A49"/>
+          <w:sz w:val="22"/>
+        </w:rPr>
+        <w:t xml:space="preserve"> a secas</w:t>
       </w:r>
       <w:r>
         <w:rPr>
@@ -5573,6 +5871,7 @@
       <w:r>
         <w:rPr>
           <w:rFonts w:ascii="Consolas" w:hAnsi="Consolas"/>
+          <w:b w:val="0"/>
           <w:color w:val="111111"/>
           <w:sz w:val="21"/>
         </w:rPr>
@@ -5589,6 +5888,7 @@
       <w:r>
         <w:rPr>
           <w:rFonts w:ascii="Consolas" w:hAnsi="Consolas"/>
+          <w:b w:val="0"/>
           <w:color w:val="111111"/>
           <w:sz w:val="21"/>
         </w:rPr>
@@ -5605,6 +5905,7 @@
       <w:r>
         <w:rPr>
           <w:rFonts w:ascii="Consolas" w:hAnsi="Consolas"/>
+          <w:b w:val="0"/>
           <w:color w:val="111111"/>
           <w:sz w:val="21"/>
         </w:rPr>
@@ -5621,6 +5922,7 @@
       <w:r>
         <w:rPr>
           <w:rFonts w:ascii="Consolas" w:hAnsi="Consolas"/>
+          <w:b w:val="0"/>
           <w:color w:val="111111"/>
           <w:sz w:val="21"/>
         </w:rPr>
@@ -5637,6 +5939,7 @@
       <w:r>
         <w:rPr>
           <w:rFonts w:ascii="Consolas" w:hAnsi="Consolas"/>
+          <w:b w:val="0"/>
           <w:color w:val="111111"/>
           <w:sz w:val="21"/>
         </w:rPr>
@@ -5653,6 +5956,7 @@
       <w:r>
         <w:rPr>
           <w:rFonts w:ascii="Consolas" w:hAnsi="Consolas"/>
+          <w:b w:val="0"/>
           <w:color w:val="111111"/>
           <w:sz w:val="21"/>
         </w:rPr>
@@ -5669,6 +5973,7 @@
       <w:r>
         <w:rPr>
           <w:rFonts w:ascii="Consolas" w:hAnsi="Consolas"/>
+          <w:b w:val="0"/>
           <w:color w:val="111111"/>
           <w:sz w:val="21"/>
         </w:rPr>
@@ -5685,6 +5990,7 @@
       <w:r>
         <w:rPr>
           <w:rFonts w:ascii="Consolas" w:hAnsi="Consolas"/>
+          <w:b w:val="0"/>
           <w:color w:val="111111"/>
           <w:sz w:val="21"/>
         </w:rPr>
@@ -5701,6 +6007,7 @@
       <w:r>
         <w:rPr>
           <w:rFonts w:ascii="Consolas" w:hAnsi="Consolas"/>
+          <w:b w:val="0"/>
           <w:color w:val="111111"/>
           <w:sz w:val="21"/>
         </w:rPr>
@@ -5735,7 +6042,24 @@
           <w:color w:val="4A4A49"/>
           <w:sz w:val="22"/>
         </w:rPr>
-        <w:t>Ningun rol operativo tiene `D`.</w:t>
+        <w:t xml:space="preserve">Ningun rol operativo tiene </w:t>
+      </w:r>
+      <w:r>
+        <w:rPr>
+          <w:rFonts w:ascii="Consolas" w:hAnsi="Consolas"/>
+          <w:b/>
+          <w:color w:val="111111"/>
+          <w:sz w:val="21"/>
+        </w:rPr>
+        <w:t>D</w:t>
+      </w:r>
+      <w:r>
+        <w:rPr>
+          <w:b/>
+          <w:color w:val="4A4A49"/>
+          <w:sz w:val="22"/>
+        </w:rPr>
+        <w:t>.</w:t>
       </w:r>
       <w:r>
         <w:rPr>
@@ -5748,6 +6072,7 @@
       <w:r>
         <w:rPr>
           <w:rFonts w:ascii="Consolas" w:hAnsi="Consolas"/>
+          <w:b w:val="0"/>
           <w:color w:val="111111"/>
           <w:sz w:val="21"/>
         </w:rPr>
@@ -5764,6 +6089,7 @@
       <w:r>
         <w:rPr>
           <w:rFonts w:ascii="Consolas" w:hAnsi="Consolas"/>
+          <w:b w:val="0"/>
           <w:color w:val="111111"/>
           <w:sz w:val="21"/>
         </w:rPr>
@@ -5780,6 +6106,7 @@
       <w:r>
         <w:rPr>
           <w:rFonts w:ascii="Consolas" w:hAnsi="Consolas"/>
+          <w:b w:val="0"/>
           <w:color w:val="111111"/>
           <w:sz w:val="21"/>
         </w:rPr>
@@ -5796,6 +6123,7 @@
       <w:r>
         <w:rPr>
           <w:rFonts w:ascii="Consolas" w:hAnsi="Consolas"/>
+          <w:b w:val="0"/>
           <w:color w:val="111111"/>
           <w:sz w:val="21"/>
         </w:rPr>
@@ -5816,11 +6144,20 @@
       </w:pPr>
       <w:r>
         <w:rPr>
+          <w:rFonts w:ascii="Consolas" w:hAnsi="Consolas"/>
           <w:b/>
-          <w:color w:val="4A4A49"/>
-          <w:sz w:val="22"/>
-        </w:rPr>
-        <w:t>`auditor` es de solo lectura, incluida la tabla de auditoria</w:t>
+          <w:color w:val="111111"/>
+          <w:sz w:val="21"/>
+        </w:rPr>
+        <w:t>auditor</w:t>
+      </w:r>
+      <w:r>
+        <w:rPr>
+          <w:b/>
+          <w:color w:val="4A4A49"/>
+          <w:sz w:val="22"/>
+        </w:rPr>
+        <w:t xml:space="preserve"> es de solo lectura, incluida la tabla de auditoria</w:t>
       </w:r>
       <w:r>
         <w:rPr>
@@ -5841,7 +6178,41 @@
           <w:color w:val="4A4A49"/>
           <w:sz w:val="22"/>
         </w:rPr>
-        <w:t>La aplicacion llegara por `E` y no por `I`.</w:t>
+        <w:t xml:space="preserve">La aplicacion llegara por </w:t>
+      </w:r>
+      <w:r>
+        <w:rPr>
+          <w:rFonts w:ascii="Consolas" w:hAnsi="Consolas"/>
+          <w:b/>
+          <w:color w:val="111111"/>
+          <w:sz w:val="21"/>
+        </w:rPr>
+        <w:t>E</w:t>
+      </w:r>
+      <w:r>
+        <w:rPr>
+          <w:b/>
+          <w:color w:val="4A4A49"/>
+          <w:sz w:val="22"/>
+        </w:rPr>
+        <w:t xml:space="preserve"> y no por </w:t>
+      </w:r>
+      <w:r>
+        <w:rPr>
+          <w:rFonts w:ascii="Consolas" w:hAnsi="Consolas"/>
+          <w:b/>
+          <w:color w:val="111111"/>
+          <w:sz w:val="21"/>
+        </w:rPr>
+        <w:t>I</w:t>
+      </w:r>
+      <w:r>
+        <w:rPr>
+          <w:b/>
+          <w:color w:val="4A4A49"/>
+          <w:sz w:val="22"/>
+        </w:rPr>
+        <w:t>.</w:t>
       </w:r>
       <w:r>
         <w:rPr>
@@ -5854,6 +6225,7 @@
       <w:r>
         <w:rPr>
           <w:rFonts w:ascii="Consolas" w:hAnsi="Consolas"/>
+          <w:b w:val="0"/>
           <w:color w:val="111111"/>
           <w:sz w:val="21"/>
         </w:rPr>
@@ -5870,6 +6242,7 @@
       <w:r>
         <w:rPr>
           <w:rFonts w:ascii="Consolas" w:hAnsi="Consolas"/>
+          <w:b w:val="0"/>
           <w:color w:val="111111"/>
           <w:sz w:val="21"/>
         </w:rPr>
@@ -5886,6 +6259,7 @@
       <w:r>
         <w:rPr>
           <w:rFonts w:ascii="Consolas" w:hAnsi="Consolas"/>
+          <w:b w:val="0"/>
           <w:color w:val="111111"/>
           <w:sz w:val="21"/>
         </w:rPr>
@@ -5902,6 +6276,7 @@
       <w:r>
         <w:rPr>
           <w:rFonts w:ascii="Consolas" w:hAnsi="Consolas"/>
+          <w:b w:val="0"/>
           <w:color w:val="111111"/>
           <w:sz w:val="21"/>
         </w:rPr>
@@ -5918,6 +6293,7 @@
       <w:r>
         <w:rPr>
           <w:rFonts w:ascii="Consolas" w:hAnsi="Consolas"/>
+          <w:b w:val="0"/>
           <w:color w:val="111111"/>
           <w:sz w:val="21"/>
         </w:rPr>
@@ -5968,6 +6344,7 @@
       <w:r>
         <w:rPr>
           <w:rFonts w:ascii="Consolas" w:hAnsi="Consolas"/>
+          <w:b w:val="0"/>
           <w:color w:val="111111"/>
           <w:sz w:val="21"/>
         </w:rPr>
@@ -6005,6 +6382,7 @@
       <w:r>
         <w:rPr>
           <w:rFonts w:ascii="Consolas" w:hAnsi="Consolas"/>
+          <w:b w:val="0"/>
           <w:color w:val="111111"/>
           <w:sz w:val="21"/>
         </w:rPr>
@@ -6021,6 +6399,7 @@
       <w:r>
         <w:rPr>
           <w:rFonts w:ascii="Consolas" w:hAnsi="Consolas"/>
+          <w:b w:val="0"/>
           <w:color w:val="111111"/>
           <w:sz w:val="21"/>
         </w:rPr>
@@ -6037,6 +6416,7 @@
       <w:r>
         <w:rPr>
           <w:rFonts w:ascii="Consolas" w:hAnsi="Consolas"/>
+          <w:b w:val="0"/>
           <w:color w:val="111111"/>
           <w:sz w:val="21"/>
         </w:rPr>
@@ -6053,6 +6433,7 @@
       <w:r>
         <w:rPr>
           <w:rFonts w:ascii="Consolas" w:hAnsi="Consolas"/>
+          <w:b w:val="0"/>
           <w:color w:val="111111"/>
           <w:sz w:val="21"/>
         </w:rPr>
@@ -6077,7 +6458,24 @@
           <w:color w:val="4A4A49"/>
           <w:sz w:val="22"/>
         </w:rPr>
-        <w:t>3 pts — los procedimientos con `E`.</w:t>
+        <w:t xml:space="preserve">3 pts — los procedimientos con </w:t>
+      </w:r>
+      <w:r>
+        <w:rPr>
+          <w:rFonts w:ascii="Consolas" w:hAnsi="Consolas"/>
+          <w:b/>
+          <w:color w:val="111111"/>
+          <w:sz w:val="21"/>
+        </w:rPr>
+        <w:t>E</w:t>
+      </w:r>
+      <w:r>
+        <w:rPr>
+          <w:b/>
+          <w:color w:val="4A4A49"/>
+          <w:sz w:val="22"/>
+        </w:rPr>
+        <w:t>.</w:t>
       </w:r>
       <w:r>
         <w:rPr>
@@ -6090,6 +6488,7 @@
       <w:r>
         <w:rPr>
           <w:rFonts w:ascii="Consolas" w:hAnsi="Consolas"/>
+          <w:b w:val="0"/>
           <w:color w:val="111111"/>
           <w:sz w:val="21"/>
         </w:rPr>
@@ -6106,6 +6505,7 @@
       <w:r>
         <w:rPr>
           <w:rFonts w:ascii="Consolas" w:hAnsi="Consolas"/>
+          <w:b w:val="0"/>
           <w:color w:val="111111"/>
           <w:sz w:val="21"/>
         </w:rPr>
@@ -6122,6 +6522,7 @@
       <w:r>
         <w:rPr>
           <w:rFonts w:ascii="Consolas" w:hAnsi="Consolas"/>
+          <w:b w:val="0"/>
           <w:color w:val="111111"/>
           <w:sz w:val="21"/>
         </w:rPr>
@@ -6138,6 +6539,7 @@
       <w:r>
         <w:rPr>
           <w:rFonts w:ascii="Consolas" w:hAnsi="Consolas"/>
+          <w:b w:val="0"/>
           <w:color w:val="111111"/>
           <w:sz w:val="21"/>
         </w:rPr>
@@ -6154,6 +6556,7 @@
       <w:r>
         <w:rPr>
           <w:rFonts w:ascii="Consolas" w:hAnsi="Consolas"/>
+          <w:b w:val="0"/>
           <w:color w:val="111111"/>
           <w:sz w:val="21"/>
         </w:rPr>
@@ -6170,6 +6573,7 @@
       <w:r>
         <w:rPr>
           <w:rFonts w:ascii="Consolas" w:hAnsi="Consolas"/>
+          <w:b w:val="0"/>
           <w:color w:val="111111"/>
           <w:sz w:val="21"/>
         </w:rPr>
@@ -6186,6 +6590,7 @@
       <w:r>
         <w:rPr>
           <w:rFonts w:ascii="Consolas" w:hAnsi="Consolas"/>
+          <w:b w:val="0"/>
           <w:color w:val="111111"/>
           <w:sz w:val="21"/>
         </w:rPr>
@@ -6244,6 +6649,7 @@
       <w:r>
         <w:rPr>
           <w:rFonts w:ascii="Consolas" w:hAnsi="Consolas"/>
+          <w:b w:val="0"/>
           <w:color w:val="111111"/>
           <w:sz w:val="21"/>
         </w:rPr>
@@ -6260,6 +6666,7 @@
       <w:r>
         <w:rPr>
           <w:rFonts w:ascii="Consolas" w:hAnsi="Consolas"/>
+          <w:b w:val="0"/>
           <w:color w:val="111111"/>
           <w:sz w:val="21"/>
         </w:rPr>
@@ -6293,11 +6700,71 @@
       </w:pPr>
       <w:r>
         <w:rPr>
+          <w:rFonts w:ascii="Consolas" w:hAnsi="Consolas"/>
           <w:b/>
-          <w:color w:val="4A4A49"/>
-          <w:sz w:val="22"/>
-        </w:rPr>
-        <w:t>`admin_bd` con guiones en `dueno`, `mascota` y `veterinario`.</w:t>
+          <w:color w:val="111111"/>
+          <w:sz w:val="21"/>
+        </w:rPr>
+        <w:t>admin_bd</w:t>
+      </w:r>
+      <w:r>
+        <w:rPr>
+          <w:b/>
+          <w:color w:val="4A4A49"/>
+          <w:sz w:val="22"/>
+        </w:rPr>
+        <w:t xml:space="preserve"> con guiones en </w:t>
+      </w:r>
+      <w:r>
+        <w:rPr>
+          <w:rFonts w:ascii="Consolas" w:hAnsi="Consolas"/>
+          <w:b/>
+          <w:color w:val="111111"/>
+          <w:sz w:val="21"/>
+        </w:rPr>
+        <w:t>dueno</w:t>
+      </w:r>
+      <w:r>
+        <w:rPr>
+          <w:b/>
+          <w:color w:val="4A4A49"/>
+          <w:sz w:val="22"/>
+        </w:rPr>
+        <w:t xml:space="preserve">, </w:t>
+      </w:r>
+      <w:r>
+        <w:rPr>
+          <w:rFonts w:ascii="Consolas" w:hAnsi="Consolas"/>
+          <w:b/>
+          <w:color w:val="111111"/>
+          <w:sz w:val="21"/>
+        </w:rPr>
+        <w:t>mascota</w:t>
+      </w:r>
+      <w:r>
+        <w:rPr>
+          <w:b/>
+          <w:color w:val="4A4A49"/>
+          <w:sz w:val="22"/>
+        </w:rPr>
+        <w:t xml:space="preserve"> y </w:t>
+      </w:r>
+      <w:r>
+        <w:rPr>
+          <w:rFonts w:ascii="Consolas" w:hAnsi="Consolas"/>
+          <w:b/>
+          <w:color w:val="111111"/>
+          <w:sz w:val="21"/>
+        </w:rPr>
+        <w:t>veterinario</w:t>
+      </w:r>
+      <w:r>
+        <w:rPr>
+          <w:b/>
+          <w:color w:val="4A4A49"/>
+          <w:sz w:val="22"/>
+        </w:rPr>
+        <w:t>.</w:t>
       </w:r>
       <w:r>
         <w:rPr>
@@ -6318,7 +6785,58 @@
           <w:color w:val="4A4A49"/>
           <w:sz w:val="22"/>
         </w:rPr>
-        <w:t>Poner `S` en `dueno` x `recepcion`.</w:t>
+        <w:t xml:space="preserve">Poner </w:t>
+      </w:r>
+      <w:r>
+        <w:rPr>
+          <w:rFonts w:ascii="Consolas" w:hAnsi="Consolas"/>
+          <w:b/>
+          <w:color w:val="111111"/>
+          <w:sz w:val="21"/>
+        </w:rPr>
+        <w:t>S</w:t>
+      </w:r>
+      <w:r>
+        <w:rPr>
+          <w:b/>
+          <w:color w:val="4A4A49"/>
+          <w:sz w:val="22"/>
+        </w:rPr>
+        <w:t xml:space="preserve"> en </w:t>
+      </w:r>
+      <w:r>
+        <w:rPr>
+          <w:rFonts w:ascii="Consolas" w:hAnsi="Consolas"/>
+          <w:b/>
+          <w:color w:val="111111"/>
+          <w:sz w:val="21"/>
+        </w:rPr>
+        <w:t>dueno</w:t>
+      </w:r>
+      <w:r>
+        <w:rPr>
+          <w:b/>
+          <w:color w:val="4A4A49"/>
+          <w:sz w:val="22"/>
+        </w:rPr>
+        <w:t xml:space="preserve"> x </w:t>
+      </w:r>
+      <w:r>
+        <w:rPr>
+          <w:rFonts w:ascii="Consolas" w:hAnsi="Consolas"/>
+          <w:b/>
+          <w:color w:val="111111"/>
+          <w:sz w:val="21"/>
+        </w:rPr>
+        <w:t>recepcion</w:t>
+      </w:r>
+      <w:r>
+        <w:rPr>
+          <w:b/>
+          <w:color w:val="4A4A49"/>
+          <w:sz w:val="22"/>
+        </w:rPr>
+        <w:t>.</w:t>
       </w:r>
       <w:r>
         <w:rPr>
@@ -6331,6 +6849,7 @@
       <w:r>
         <w:rPr>
           <w:rFonts w:ascii="Consolas" w:hAnsi="Consolas"/>
+          <w:b w:val="0"/>
           <w:color w:val="111111"/>
           <w:sz w:val="21"/>
         </w:rPr>
@@ -6351,11 +6870,37 @@
       </w:pPr>
       <w:r>
         <w:rPr>
+          <w:rFonts w:ascii="Consolas" w:hAnsi="Consolas"/>
           <w:b/>
-          <w:color w:val="4A4A49"/>
-          <w:sz w:val="22"/>
-        </w:rPr>
-        <w:t>`sp_agendar_cita` con `I` «porque inserta una cita».</w:t>
+          <w:color w:val="111111"/>
+          <w:sz w:val="21"/>
+        </w:rPr>
+        <w:t>sp_agendar_cita</w:t>
+      </w:r>
+      <w:r>
+        <w:rPr>
+          <w:b/>
+          <w:color w:val="4A4A49"/>
+          <w:sz w:val="22"/>
+        </w:rPr>
+        <w:t xml:space="preserve"> con </w:t>
+      </w:r>
+      <w:r>
+        <w:rPr>
+          <w:rFonts w:ascii="Consolas" w:hAnsi="Consolas"/>
+          <w:b/>
+          <w:color w:val="111111"/>
+          <w:sz w:val="21"/>
+        </w:rPr>
+        <w:t>I</w:t>
+      </w:r>
+      <w:r>
+        <w:rPr>
+          <w:b/>
+          <w:color w:val="4A4A49"/>
+          <w:sz w:val="22"/>
+        </w:rPr>
+        <w:t xml:space="preserve"> «porque inserta una cita».</w:t>
       </w:r>
       <w:r>
         <w:rPr>
@@ -6368,6 +6913,7 @@
       <w:r>
         <w:rPr>
           <w:rFonts w:ascii="Consolas" w:hAnsi="Consolas"/>
+          <w:b w:val="0"/>
           <w:color w:val="111111"/>
           <w:sz w:val="21"/>
         </w:rPr>
@@ -6384,6 +6930,7 @@
       <w:r>
         <w:rPr>
           <w:rFonts w:ascii="Consolas" w:hAnsi="Consolas"/>
+          <w:b w:val="0"/>
           <w:color w:val="111111"/>
           <w:sz w:val="21"/>
         </w:rPr>
@@ -6408,7 +6955,75 @@
           <w:color w:val="4A4A49"/>
           <w:sz w:val="22"/>
         </w:rPr>
-        <w:t>Dar `S` sobre `insumo` y `detalle_factura` a `auditor` «porque audita todo».</w:t>
+        <w:t xml:space="preserve">Dar </w:t>
+      </w:r>
+      <w:r>
+        <w:rPr>
+          <w:rFonts w:ascii="Consolas" w:hAnsi="Consolas"/>
+          <w:b/>
+          <w:color w:val="111111"/>
+          <w:sz w:val="21"/>
+        </w:rPr>
+        <w:t>S</w:t>
+      </w:r>
+      <w:r>
+        <w:rPr>
+          <w:b/>
+          <w:color w:val="4A4A49"/>
+          <w:sz w:val="22"/>
+        </w:rPr>
+        <w:t xml:space="preserve"> sobre </w:t>
+      </w:r>
+      <w:r>
+        <w:rPr>
+          <w:rFonts w:ascii="Consolas" w:hAnsi="Consolas"/>
+          <w:b/>
+          <w:color w:val="111111"/>
+          <w:sz w:val="21"/>
+        </w:rPr>
+        <w:t>insumo</w:t>
+      </w:r>
+      <w:r>
+        <w:rPr>
+          <w:b/>
+          <w:color w:val="4A4A49"/>
+          <w:sz w:val="22"/>
+        </w:rPr>
+        <w:t xml:space="preserve"> y </w:t>
+      </w:r>
+      <w:r>
+        <w:rPr>
+          <w:rFonts w:ascii="Consolas" w:hAnsi="Consolas"/>
+          <w:b/>
+          <w:color w:val="111111"/>
+          <w:sz w:val="21"/>
+        </w:rPr>
+        <w:t>detalle_factura</w:t>
+      </w:r>
+      <w:r>
+        <w:rPr>
+          <w:b/>
+          <w:color w:val="4A4A49"/>
+          <w:sz w:val="22"/>
+        </w:rPr>
+        <w:t xml:space="preserve"> a </w:t>
+      </w:r>
+      <w:r>
+        <w:rPr>
+          <w:rFonts w:ascii="Consolas" w:hAnsi="Consolas"/>
+          <w:b/>
+          <w:color w:val="111111"/>
+          <w:sz w:val="21"/>
+        </w:rPr>
+        <w:t>auditor</w:t>
+      </w:r>
+      <w:r>
+        <w:rPr>
+          <w:b/>
+          <w:color w:val="4A4A49"/>
+          <w:sz w:val="22"/>
+        </w:rPr>
+        <w:t xml:space="preserve"> «porque audita todo».</w:t>
       </w:r>
       <w:r>
         <w:rPr>
@@ -6421,6 +7036,7 @@
       <w:r>
         <w:rPr>
           <w:rFonts w:ascii="Consolas" w:hAnsi="Consolas"/>
+          <w:b w:val="0"/>
           <w:color w:val="111111"/>
           <w:sz w:val="21"/>
         </w:rPr>
@@ -6528,6 +7144,7 @@
       <w:r>
         <w:rPr>
           <w:rFonts w:ascii="Consolas" w:hAnsi="Consolas"/>
+          <w:b w:val="0"/>
           <w:color w:val="111111"/>
           <w:sz w:val="21"/>
         </w:rPr>
@@ -6544,6 +7161,7 @@
       <w:r>
         <w:rPr>
           <w:rFonts w:ascii="Consolas" w:hAnsi="Consolas"/>
+          <w:b w:val="0"/>
           <w:color w:val="111111"/>
           <w:sz w:val="21"/>
         </w:rPr>
@@ -6576,6 +7194,7 @@
       <w:r>
         <w:rPr>
           <w:rFonts w:ascii="Consolas" w:hAnsi="Consolas"/>
+          <w:b w:val="0"/>
           <w:color w:val="111111"/>
           <w:sz w:val="21"/>
         </w:rPr>
@@ -6610,6 +7229,7 @@
       <w:r>
         <w:rPr>
           <w:rFonts w:ascii="Consolas" w:hAnsi="Consolas"/>
+          <w:b w:val="0"/>
           <w:color w:val="111111"/>
           <w:sz w:val="21"/>
         </w:rPr>
@@ -6642,6 +7262,7 @@
       <w:r>
         <w:rPr>
           <w:rFonts w:ascii="Consolas" w:hAnsi="Consolas"/>
+          <w:b w:val="0"/>
           <w:color w:val="111111"/>
           <w:sz w:val="21"/>
         </w:rPr>
@@ -6676,6 +7297,7 @@
       <w:r>
         <w:rPr>
           <w:rFonts w:ascii="Consolas" w:hAnsi="Consolas"/>
+          <w:b w:val="0"/>
           <w:color w:val="111111"/>
           <w:sz w:val="21"/>
         </w:rPr>
@@ -6692,6 +7314,7 @@
       <w:r>
         <w:rPr>
           <w:rFonts w:ascii="Consolas" w:hAnsi="Consolas"/>
+          <w:b w:val="0"/>
           <w:color w:val="111111"/>
           <w:sz w:val="21"/>
         </w:rPr>
@@ -6708,6 +7331,7 @@
       <w:r>
         <w:rPr>
           <w:rFonts w:ascii="Consolas" w:hAnsi="Consolas"/>
+          <w:b w:val="0"/>
           <w:color w:val="111111"/>
           <w:sz w:val="21"/>
         </w:rPr>
@@ -6724,6 +7348,7 @@
       <w:r>
         <w:rPr>
           <w:rFonts w:ascii="Consolas" w:hAnsi="Consolas"/>
+          <w:b w:val="0"/>
           <w:color w:val="111111"/>
           <w:sz w:val="21"/>
         </w:rPr>
@@ -6774,6 +7399,7 @@
       <w:r>
         <w:rPr>
           <w:rFonts w:ascii="Consolas" w:hAnsi="Consolas"/>
+          <w:b w:val="0"/>
           <w:color w:val="111111"/>
           <w:sz w:val="21"/>
         </w:rPr>
@@ -6790,6 +7416,7 @@
       <w:r>
         <w:rPr>
           <w:rFonts w:ascii="Consolas" w:hAnsi="Consolas"/>
+          <w:b w:val="0"/>
           <w:color w:val="111111"/>
           <w:sz w:val="21"/>
         </w:rPr>
@@ -6806,6 +7433,7 @@
       <w:r>
         <w:rPr>
           <w:rFonts w:ascii="Consolas" w:hAnsi="Consolas"/>
+          <w:b w:val="0"/>
           <w:color w:val="111111"/>
           <w:sz w:val="21"/>
         </w:rPr>
@@ -6856,6 +7484,7 @@
       <w:r>
         <w:rPr>
           <w:rFonts w:ascii="Consolas" w:hAnsi="Consolas"/>
+          <w:b w:val="0"/>
           <w:color w:val="111111"/>
           <w:sz w:val="21"/>
         </w:rPr>
@@ -6872,6 +7501,7 @@
       <w:r>
         <w:rPr>
           <w:rFonts w:ascii="Consolas" w:hAnsi="Consolas"/>
+          <w:b w:val="0"/>
           <w:color w:val="111111"/>
           <w:sz w:val="21"/>
         </w:rPr>
@@ -6888,6 +7518,7 @@
       <w:r>
         <w:rPr>
           <w:rFonts w:ascii="Consolas" w:hAnsi="Consolas"/>
+          <w:b w:val="0"/>
           <w:color w:val="111111"/>
           <w:sz w:val="21"/>
         </w:rPr>
@@ -6904,6 +7535,7 @@
       <w:r>
         <w:rPr>
           <w:rFonts w:ascii="Consolas" w:hAnsi="Consolas"/>
+          <w:b w:val="0"/>
           <w:color w:val="111111"/>
           <w:sz w:val="21"/>
         </w:rPr>
@@ -6920,6 +7552,7 @@
       <w:r>
         <w:rPr>
           <w:rFonts w:ascii="Consolas" w:hAnsi="Consolas"/>
+          <w:b w:val="0"/>
           <w:color w:val="111111"/>
           <w:sz w:val="21"/>
         </w:rPr>
@@ -6936,6 +7569,7 @@
       <w:r>
         <w:rPr>
           <w:rFonts w:ascii="Consolas" w:hAnsi="Consolas"/>
+          <w:b w:val="0"/>
           <w:color w:val="111111"/>
           <w:sz w:val="21"/>
         </w:rPr>
@@ -6968,6 +7602,7 @@
       <w:r>
         <w:rPr>
           <w:rFonts w:ascii="Consolas" w:hAnsi="Consolas"/>
+          <w:b w:val="0"/>
           <w:color w:val="111111"/>
           <w:sz w:val="21"/>
         </w:rPr>
@@ -7000,6 +7635,7 @@
       <w:r>
         <w:rPr>
           <w:rFonts w:ascii="Consolas" w:hAnsi="Consolas"/>
+          <w:b w:val="0"/>
           <w:color w:val="111111"/>
           <w:sz w:val="21"/>
         </w:rPr>
@@ -7032,6 +7668,7 @@
       <w:r>
         <w:rPr>
           <w:rFonts w:ascii="Consolas" w:hAnsi="Consolas"/>
+          <w:b w:val="0"/>
           <w:color w:val="111111"/>
           <w:sz w:val="21"/>
         </w:rPr>
@@ -7124,6 +7761,7 @@
       <w:r>
         <w:rPr>
           <w:rFonts w:ascii="Consolas" w:hAnsi="Consolas"/>
+          <w:b w:val="0"/>
           <w:color w:val="111111"/>
           <w:sz w:val="21"/>
         </w:rPr>
@@ -7161,6 +7799,7 @@
       <w:r>
         <w:rPr>
           <w:rFonts w:ascii="Consolas" w:hAnsi="Consolas"/>
+          <w:b w:val="0"/>
           <w:color w:val="111111"/>
           <w:sz w:val="21"/>
         </w:rPr>
@@ -7177,6 +7816,7 @@
       <w:r>
         <w:rPr>
           <w:rFonts w:ascii="Consolas" w:hAnsi="Consolas"/>
+          <w:b w:val="0"/>
           <w:color w:val="111111"/>
           <w:sz w:val="21"/>
         </w:rPr>
@@ -7193,6 +7833,7 @@
       <w:r>
         <w:rPr>
           <w:rFonts w:ascii="Consolas" w:hAnsi="Consolas"/>
+          <w:b w:val="0"/>
           <w:color w:val="111111"/>
           <w:sz w:val="21"/>
         </w:rPr>
@@ -7209,6 +7850,7 @@
       <w:r>
         <w:rPr>
           <w:rFonts w:ascii="Consolas" w:hAnsi="Consolas"/>
+          <w:b w:val="0"/>
           <w:color w:val="111111"/>
           <w:sz w:val="21"/>
         </w:rPr>
@@ -7225,6 +7867,7 @@
       <w:r>
         <w:rPr>
           <w:rFonts w:ascii="Consolas" w:hAnsi="Consolas"/>
+          <w:b w:val="0"/>
           <w:color w:val="111111"/>
           <w:sz w:val="21"/>
         </w:rPr>
@@ -7241,6 +7884,7 @@
       <w:r>
         <w:rPr>
           <w:rFonts w:ascii="Consolas" w:hAnsi="Consolas"/>
+          <w:b w:val="0"/>
           <w:color w:val="111111"/>
           <w:sz w:val="21"/>
         </w:rPr>
@@ -7320,7 +7964,24 @@
           <w:color w:val="4A4A49"/>
           <w:sz w:val="22"/>
         </w:rPr>
-        <w:t>Decir que en la baja se hace `DROP ROLE` y listo.</w:t>
+        <w:t xml:space="preserve">Decir que en la baja se hace </w:t>
+      </w:r>
+      <w:r>
+        <w:rPr>
+          <w:rFonts w:ascii="Consolas" w:hAnsi="Consolas"/>
+          <w:b/>
+          <w:color w:val="111111"/>
+          <w:sz w:val="21"/>
+        </w:rPr>
+        <w:t>DROP ROLE</w:t>
+      </w:r>
+      <w:r>
+        <w:rPr>
+          <w:b/>
+          <w:color w:val="4A4A49"/>
+          <w:sz w:val="22"/>
+        </w:rPr>
+        <w:t xml:space="preserve"> y listo.</w:t>
       </w:r>
       <w:r>
         <w:rPr>
@@ -7375,6 +8036,7 @@
       <w:r>
         <w:rPr>
           <w:rFonts w:ascii="Consolas" w:hAnsi="Consolas"/>
+          <w:b w:val="0"/>
           <w:color w:val="111111"/>
           <w:sz w:val="21"/>
         </w:rPr>
@@ -7412,6 +8074,7 @@
       <w:r>
         <w:rPr>
           <w:rFonts w:ascii="Consolas" w:hAnsi="Consolas"/>
+          <w:b w:val="0"/>
           <w:color w:val="111111"/>
           <w:sz w:val="21"/>
         </w:rPr>
@@ -7428,6 +8091,7 @@
       <w:r>
         <w:rPr>
           <w:rFonts w:ascii="Consolas" w:hAnsi="Consolas"/>
+          <w:b w:val="0"/>
           <w:color w:val="111111"/>
           <w:sz w:val="21"/>
         </w:rPr>
@@ -7444,6 +8108,7 @@
       <w:r>
         <w:rPr>
           <w:rFonts w:ascii="Consolas" w:hAnsi="Consolas"/>
+          <w:b w:val="0"/>
           <w:color w:val="111111"/>
           <w:sz w:val="21"/>
         </w:rPr>
@@ -7468,7 +8133,41 @@
           <w:color w:val="4A4A49"/>
           <w:sz w:val="22"/>
         </w:rPr>
-        <w:t>Correr el `SET ROLE` y olvidar el `RESET ROLE;`.</w:t>
+        <w:t xml:space="preserve">Correr el </w:t>
+      </w:r>
+      <w:r>
+        <w:rPr>
+          <w:rFonts w:ascii="Consolas" w:hAnsi="Consolas"/>
+          <w:b/>
+          <w:color w:val="111111"/>
+          <w:sz w:val="21"/>
+        </w:rPr>
+        <w:t>SET ROLE</w:t>
+      </w:r>
+      <w:r>
+        <w:rPr>
+          <w:b/>
+          <w:color w:val="4A4A49"/>
+          <w:sz w:val="22"/>
+        </w:rPr>
+        <w:t xml:space="preserve"> y olvidar el </w:t>
+      </w:r>
+      <w:r>
+        <w:rPr>
+          <w:rFonts w:ascii="Consolas" w:hAnsi="Consolas"/>
+          <w:b/>
+          <w:color w:val="111111"/>
+          <w:sz w:val="21"/>
+        </w:rPr>
+        <w:t>RESET ROLE;</w:t>
+      </w:r>
+      <w:r>
+        <w:rPr>
+          <w:b/>
+          <w:color w:val="4A4A49"/>
+          <w:sz w:val="22"/>
+        </w:rPr>
+        <w:t>.</w:t>
       </w:r>
       <w:r>
         <w:rPr>
@@ -7481,6 +8180,7 @@
       <w:r>
         <w:rPr>
           <w:rFonts w:ascii="Consolas" w:hAnsi="Consolas"/>
+          <w:b w:val="0"/>
           <w:color w:val="111111"/>
           <w:sz w:val="21"/>
         </w:rPr>
@@ -7561,6 +8261,7 @@
       <w:r>
         <w:rPr>
           <w:rFonts w:ascii="Consolas" w:hAnsi="Consolas"/>
+          <w:b w:val="0"/>
           <w:color w:val="111111"/>
           <w:sz w:val="21"/>
         </w:rPr>
@@ -7577,6 +8278,7 @@
       <w:r>
         <w:rPr>
           <w:rFonts w:ascii="Consolas" w:hAnsi="Consolas"/>
+          <w:b w:val="0"/>
           <w:color w:val="111111"/>
           <w:sz w:val="21"/>
         </w:rPr>
@@ -7593,6 +8295,7 @@
       <w:r>
         <w:rPr>
           <w:rFonts w:ascii="Consolas" w:hAnsi="Consolas"/>
+          <w:b w:val="0"/>
           <w:color w:val="111111"/>
           <w:sz w:val="21"/>
         </w:rPr>
@@ -7609,6 +8312,7 @@
       <w:r>
         <w:rPr>
           <w:rFonts w:ascii="Consolas" w:hAnsi="Consolas"/>
+          <w:b w:val="0"/>
           <w:color w:val="111111"/>
           <w:sz w:val="21"/>
         </w:rPr>
@@ -7625,6 +8329,7 @@
       <w:r>
         <w:rPr>
           <w:rFonts w:ascii="Consolas" w:hAnsi="Consolas"/>
+          <w:b w:val="0"/>
           <w:color w:val="111111"/>
           <w:sz w:val="21"/>
         </w:rPr>
@@ -7661,6 +8366,7 @@
       <w:r>
         <w:rPr>
           <w:rFonts w:ascii="Consolas" w:hAnsi="Consolas"/>
+          <w:b w:val="0"/>
           <w:color w:val="111111"/>
           <w:sz w:val="21"/>
         </w:rPr>
@@ -7733,6 +8439,7 @@
       <w:r>
         <w:rPr>
           <w:rFonts w:ascii="Consolas" w:hAnsi="Consolas"/>
+          <w:b w:val="0"/>
           <w:color w:val="111111"/>
           <w:sz w:val="21"/>
         </w:rPr>
@@ -7749,6 +8456,7 @@
       <w:r>
         <w:rPr>
           <w:rFonts w:ascii="Consolas" w:hAnsi="Consolas"/>
+          <w:b w:val="0"/>
           <w:color w:val="111111"/>
           <w:sz w:val="21"/>
         </w:rPr>
@@ -7765,6 +8473,7 @@
       <w:r>
         <w:rPr>
           <w:rFonts w:ascii="Consolas" w:hAnsi="Consolas"/>
+          <w:b w:val="0"/>
           <w:color w:val="111111"/>
           <w:sz w:val="21"/>
         </w:rPr>
@@ -7781,6 +8490,7 @@
       <w:r>
         <w:rPr>
           <w:rFonts w:ascii="Consolas" w:hAnsi="Consolas"/>
+          <w:b w:val="0"/>
           <w:color w:val="111111"/>
           <w:sz w:val="21"/>
         </w:rPr>
@@ -7797,6 +8507,7 @@
       <w:r>
         <w:rPr>
           <w:rFonts w:ascii="Consolas" w:hAnsi="Consolas"/>
+          <w:b w:val="0"/>
           <w:color w:val="111111"/>
           <w:sz w:val="21"/>
         </w:rPr>
@@ -7813,6 +8524,7 @@
       <w:r>
         <w:rPr>
           <w:rFonts w:ascii="Consolas" w:hAnsi="Consolas"/>
+          <w:b w:val="0"/>
           <w:color w:val="111111"/>
           <w:sz w:val="21"/>
         </w:rPr>
@@ -7829,6 +8541,7 @@
       <w:r>
         <w:rPr>
           <w:rFonts w:ascii="Consolas" w:hAnsi="Consolas"/>
+          <w:b w:val="0"/>
           <w:color w:val="111111"/>
           <w:sz w:val="21"/>
         </w:rPr>
@@ -7865,6 +8578,7 @@
       <w:r>
         <w:rPr>
           <w:rFonts w:ascii="Consolas" w:hAnsi="Consolas"/>
+          <w:b w:val="0"/>
           <w:color w:val="111111"/>
           <w:sz w:val="21"/>
         </w:rPr>
@@ -7881,6 +8595,7 @@
       <w:r>
         <w:rPr>
           <w:rFonts w:ascii="Consolas" w:hAnsi="Consolas"/>
+          <w:b w:val="0"/>
           <w:color w:val="111111"/>
           <w:sz w:val="21"/>
         </w:rPr>
@@ -7897,6 +8612,7 @@
       <w:r>
         <w:rPr>
           <w:rFonts w:ascii="Consolas" w:hAnsi="Consolas"/>
+          <w:b w:val="0"/>
           <w:color w:val="111111"/>
           <w:sz w:val="21"/>
         </w:rPr>
@@ -7913,6 +8629,7 @@
       <w:r>
         <w:rPr>
           <w:rFonts w:ascii="Consolas" w:hAnsi="Consolas"/>
+          <w:b w:val="0"/>
           <w:color w:val="111111"/>
           <w:sz w:val="21"/>
         </w:rPr>
@@ -7949,6 +8666,7 @@
       <w:r>
         <w:rPr>
           <w:rFonts w:ascii="Consolas" w:hAnsi="Consolas"/>
+          <w:b w:val="0"/>
           <w:color w:val="111111"/>
           <w:sz w:val="21"/>
         </w:rPr>
@@ -7965,6 +8683,7 @@
       <w:r>
         <w:rPr>
           <w:rFonts w:ascii="Consolas" w:hAnsi="Consolas"/>
+          <w:b w:val="0"/>
           <w:color w:val="111111"/>
           <w:sz w:val="21"/>
         </w:rPr>
@@ -7981,6 +8700,7 @@
       <w:r>
         <w:rPr>
           <w:rFonts w:ascii="Consolas" w:hAnsi="Consolas"/>
+          <w:b w:val="0"/>
           <w:color w:val="111111"/>
           <w:sz w:val="21"/>
         </w:rPr>
@@ -8037,6 +8757,7 @@
       <w:r>
         <w:rPr>
           <w:rFonts w:ascii="Consolas" w:hAnsi="Consolas"/>
+          <w:b w:val="0"/>
           <w:color w:val="111111"/>
           <w:sz w:val="21"/>
         </w:rPr>
@@ -8079,6 +8800,7 @@
       <w:r>
         <w:rPr>
           <w:rFonts w:ascii="Consolas" w:hAnsi="Consolas"/>
+          <w:b w:val="0"/>
           <w:color w:val="111111"/>
           <w:sz w:val="21"/>
         </w:rPr>
@@ -8095,6 +8817,7 @@
       <w:r>
         <w:rPr>
           <w:rFonts w:ascii="Consolas" w:hAnsi="Consolas"/>
+          <w:b w:val="0"/>
           <w:color w:val="111111"/>
           <w:sz w:val="21"/>
         </w:rPr>
@@ -8111,6 +8834,7 @@
       <w:r>
         <w:rPr>
           <w:rFonts w:ascii="Consolas" w:hAnsi="Consolas"/>
+          <w:b w:val="0"/>
           <w:color w:val="111111"/>
           <w:sz w:val="21"/>
         </w:rPr>
@@ -8169,6 +8893,7 @@
       <w:r>
         <w:rPr>
           <w:rFonts w:ascii="Consolas" w:hAnsi="Consolas"/>
+          <w:b w:val="0"/>
           <w:color w:val="111111"/>
           <w:sz w:val="21"/>
         </w:rPr>
@@ -8185,6 +8910,7 @@
       <w:r>
         <w:rPr>
           <w:rFonts w:ascii="Consolas" w:hAnsi="Consolas"/>
+          <w:b w:val="0"/>
           <w:color w:val="111111"/>
           <w:sz w:val="21"/>
         </w:rPr>
@@ -8201,6 +8927,7 @@
       <w:r>
         <w:rPr>
           <w:rFonts w:ascii="Consolas" w:hAnsi="Consolas"/>
+          <w:b w:val="0"/>
           <w:color w:val="111111"/>
           <w:sz w:val="21"/>
         </w:rPr>
@@ -8217,6 +8944,7 @@
       <w:r>
         <w:rPr>
           <w:rFonts w:ascii="Consolas" w:hAnsi="Consolas"/>
+          <w:b w:val="0"/>
           <w:color w:val="111111"/>
           <w:sz w:val="21"/>
         </w:rPr>
@@ -8233,6 +8961,7 @@
       <w:r>
         <w:rPr>
           <w:rFonts w:ascii="Consolas" w:hAnsi="Consolas"/>
+          <w:b w:val="0"/>
           <w:color w:val="111111"/>
           <w:sz w:val="21"/>
         </w:rPr>
